--- a/dist/downloads/chuong_3_phuong_phap.docx
+++ b/dist/downloads/chuong_3_phuong_phap.docx
@@ -3498,17 +3498,62 @@
         <w:pStyle w:val="Compact"/>
       </w:pPr>
       <w:r>
-        <w:rPr>
-          <w:bCs/>
-          <w:b/>
-        </w:rPr>
-        <w:t xml:space="preserve">CDDXK_c²_it</w:t>
-      </w:r>
-      <w:r>
-        <w:t xml:space="preserve"> </w:t>
-      </w:r>
-      <w:r>
-        <w:t xml:space="preserve">= FSTS_c²_it: bình phương cường độ xuất khẩu điều chỉnh</w:t>
+        <w:t xml:space="preserve">**C</w:t>
+      </w:r>
+      <m:oMath>
+        <m:sSubSup>
+          <m:e>
+            <m:r>
+              <m:rPr>
+                <m:nor/>
+                <m:sty m:val="p"/>
+              </m:rPr>
+              <m:t>DDXK</m:t>
+            </m:r>
+          </m:e>
+          <m:sub>
+            <m:r>
+              <m:t>c</m:t>
+            </m:r>
+          </m:sub>
+          <m:sup>
+            <m:r>
+              <m:t>2</m:t>
+            </m:r>
+          </m:sup>
+        </m:sSubSup>
+      </m:oMath>
+      <w:r>
+        <w:t xml:space="preserve">_it** =</w:t>
+      </w:r>
+      <w:r>
+        <w:t xml:space="preserve"> </w:t>
+      </w:r>
+      <m:oMath>
+        <m:sSubSup>
+          <m:e>
+            <m:r>
+              <m:rPr>
+                <m:nor/>
+                <m:sty m:val="p"/>
+              </m:rPr>
+              <m:t>FSTS</m:t>
+            </m:r>
+          </m:e>
+          <m:sub>
+            <m:r>
+              <m:t>c</m:t>
+            </m:r>
+          </m:sub>
+          <m:sup>
+            <m:r>
+              <m:t>2</m:t>
+            </m:r>
+          </m:sup>
+        </m:sSubSup>
+      </m:oMath>
+      <w:r>
+        <w:t xml:space="preserve">_it: bình phương cường độ xuất khẩu điều chỉnh</w:t>
       </w:r>
     </w:p>
     <w:p>
@@ -6961,8 +7006,31 @@
               <w:jc w:val="left"/>
             </w:pPr>
             <w:r>
-              <w:t xml:space="preserve">CDDXK_c²</w:t>
-            </w:r>
+              <w:t xml:space="preserve">C</w:t>
+            </w:r>
+            <m:oMath>
+              <m:sSubSup>
+                <m:e>
+                  <m:r>
+                    <m:rPr>
+                      <m:nor/>
+                      <m:sty m:val="p"/>
+                    </m:rPr>
+                    <m:t>DDXK</m:t>
+                  </m:r>
+                </m:e>
+                <m:sub>
+                  <m:r>
+                    <m:t>c</m:t>
+                  </m:r>
+                </m:sub>
+                <m:sup>
+                  <m:r>
+                    <m:t>2</m:t>
+                  </m:r>
+                </m:sup>
+              </m:sSubSup>
+            </m:oMath>
           </w:p>
         </w:tc>
         <w:tc>
@@ -7434,7 +7502,36 @@
         <w:t xml:space="preserve"> </w:t>
       </w:r>
       <w:r>
-        <w:t xml:space="preserve">= FSTS_c_i: CDDXK trung bình mẫu; CDDXK_c² là bình phương</w:t>
+        <w:t xml:space="preserve">= FSTS_c_i: CDDXK trung bình mẫu; C</w:t>
+      </w:r>
+      <m:oMath>
+        <m:sSubSup>
+          <m:e>
+            <m:r>
+              <m:rPr>
+                <m:nor/>
+                <m:sty m:val="p"/>
+              </m:rPr>
+              <m:t>DDXK</m:t>
+            </m:r>
+          </m:e>
+          <m:sub>
+            <m:r>
+              <m:t>c</m:t>
+            </m:r>
+          </m:sub>
+          <m:sup>
+            <m:r>
+              <m:t>2</m:t>
+            </m:r>
+          </m:sup>
+        </m:sSubSup>
+      </m:oMath>
+      <w:r>
+        <w:t xml:space="preserve"> </w:t>
+      </w:r>
+      <w:r>
+        <w:t xml:space="preserve">là bình phương</w:t>
       </w:r>
     </w:p>
     <w:p>
@@ -7617,7 +7714,30 @@
         <w:t xml:space="preserve"> </w:t>
       </w:r>
       <w:r>
-        <w:t xml:space="preserve">lnNSLD_i = α + β₁ CDDXK_c_i + γ·X_i + δ_s + ε_i</w:t>
+        <w:t xml:space="preserve">lnNSLD_i = α +</w:t>
+      </w:r>
+      <w:r>
+        <w:t xml:space="preserve"> </w:t>
+      </w:r>
+      <m:oMath>
+        <m:sSub>
+          <m:e>
+            <m:r>
+              <m:t>β</m:t>
+            </m:r>
+          </m:e>
+          <m:sub>
+            <m:r>
+              <m:t>1</m:t>
+            </m:r>
+          </m:sub>
+        </m:sSub>
+      </m:oMath>
+      <w:r>
+        <w:t xml:space="preserve"> </w:t>
+      </w:r>
+      <w:r>
+        <w:t xml:space="preserve">CDDXK_c_i + γ·X_i + δ_s + ε_i</w:t>
       </w:r>
     </w:p>
     <w:p>
@@ -7631,13 +7751,165 @@
         <w:t xml:space="preserve"> </w:t>
       </w:r>
       <w:r>
-        <w:t xml:space="preserve">lnNSLD_i = α + β₁ CDDXK_c_i + β₂ CDDXK_c²_i + γ·X_i + δ_s + ε_i</w:t>
-      </w:r>
-      <w:r>
-        <w:t xml:space="preserve"> </w:t>
-      </w:r>
-      <w:r>
-        <w:t xml:space="preserve">H1: β₁ &gt; 0, β₂ &lt; 0; TP* = −β₁/(2β₂)</w:t>
+        <w:t xml:space="preserve">lnNSLD_i = α +</w:t>
+      </w:r>
+      <w:r>
+        <w:t xml:space="preserve"> </w:t>
+      </w:r>
+      <m:oMath>
+        <m:sSub>
+          <m:e>
+            <m:r>
+              <m:t>β</m:t>
+            </m:r>
+          </m:e>
+          <m:sub>
+            <m:r>
+              <m:t>1</m:t>
+            </m:r>
+          </m:sub>
+        </m:sSub>
+      </m:oMath>
+      <w:r>
+        <w:t xml:space="preserve"> </w:t>
+      </w:r>
+      <w:r>
+        <w:t xml:space="preserve">CDDXK_c_i +</w:t>
+      </w:r>
+      <w:r>
+        <w:t xml:space="preserve"> </w:t>
+      </w:r>
+      <m:oMath>
+        <m:sSub>
+          <m:e>
+            <m:r>
+              <m:t>β</m:t>
+            </m:r>
+          </m:e>
+          <m:sub>
+            <m:r>
+              <m:t>2</m:t>
+            </m:r>
+          </m:sub>
+        </m:sSub>
+      </m:oMath>
+      <w:r>
+        <w:t xml:space="preserve"> </w:t>
+      </w:r>
+      <w:r>
+        <w:t xml:space="preserve">C</w:t>
+      </w:r>
+      <m:oMath>
+        <m:sSubSup>
+          <m:e>
+            <m:r>
+              <m:rPr>
+                <m:nor/>
+                <m:sty m:val="p"/>
+              </m:rPr>
+              <m:t>DDXK</m:t>
+            </m:r>
+          </m:e>
+          <m:sub>
+            <m:r>
+              <m:t>c</m:t>
+            </m:r>
+          </m:sub>
+          <m:sup>
+            <m:r>
+              <m:t>2</m:t>
+            </m:r>
+          </m:sup>
+        </m:sSubSup>
+      </m:oMath>
+      <w:r>
+        <w:t xml:space="preserve">_i + γ·X_i + δ_s + ε_i</w:t>
+      </w:r>
+      <w:r>
+        <w:t xml:space="preserve"> </w:t>
+      </w:r>
+      <w:r>
+        <w:t xml:space="preserve">H1:</w:t>
+      </w:r>
+      <w:r>
+        <w:t xml:space="preserve"> </w:t>
+      </w:r>
+      <m:oMath>
+        <m:sSub>
+          <m:e>
+            <m:r>
+              <m:t>β</m:t>
+            </m:r>
+          </m:e>
+          <m:sub>
+            <m:r>
+              <m:t>1</m:t>
+            </m:r>
+          </m:sub>
+        </m:sSub>
+      </m:oMath>
+      <w:r>
+        <w:t xml:space="preserve"> </w:t>
+      </w:r>
+      <w:r>
+        <w:t xml:space="preserve">&gt; 0,</w:t>
+      </w:r>
+      <w:r>
+        <w:t xml:space="preserve"> </w:t>
+      </w:r>
+      <m:oMath>
+        <m:sSub>
+          <m:e>
+            <m:r>
+              <m:t>β</m:t>
+            </m:r>
+          </m:e>
+          <m:sub>
+            <m:r>
+              <m:t>2</m:t>
+            </m:r>
+          </m:sub>
+        </m:sSub>
+      </m:oMath>
+      <w:r>
+        <w:t xml:space="preserve"> </w:t>
+      </w:r>
+      <w:r>
+        <w:t xml:space="preserve">&lt; 0; TP* = −</w:t>
+      </w:r>
+      <m:oMath>
+        <m:sSub>
+          <m:e>
+            <m:r>
+              <m:t>β</m:t>
+            </m:r>
+          </m:e>
+          <m:sub>
+            <m:r>
+              <m:t>1</m:t>
+            </m:r>
+          </m:sub>
+        </m:sSub>
+      </m:oMath>
+      <w:r>
+        <w:t xml:space="preserve">/(2</w:t>
+      </w:r>
+      <m:oMath>
+        <m:sSub>
+          <m:e>
+            <m:r>
+              <m:t>β</m:t>
+            </m:r>
+          </m:e>
+          <m:sub>
+            <m:r>
+              <m:t>2</m:t>
+            </m:r>
+          </m:sub>
+        </m:sSub>
+      </m:oMath>
+      <w:r>
+        <w:t xml:space="preserve">)</w:t>
       </w:r>
       <w:r>
         <w:t xml:space="preserve"> </w:t>
@@ -7674,7 +7946,105 @@
         <w:t xml:space="preserve"> </w:t>
       </w:r>
       <w:r>
-        <w:t xml:space="preserve">lnNSLD_i = α + β₁ CDDXK_c + β₂ CDDXK_c² + β₃ NLCN_z + γ·X + δ_s + ε</w:t>
+        <w:t xml:space="preserve">lnNSLD_i = α +</w:t>
+      </w:r>
+      <w:r>
+        <w:t xml:space="preserve"> </w:t>
+      </w:r>
+      <m:oMath>
+        <m:sSub>
+          <m:e>
+            <m:r>
+              <m:t>β</m:t>
+            </m:r>
+          </m:e>
+          <m:sub>
+            <m:r>
+              <m:t>1</m:t>
+            </m:r>
+          </m:sub>
+        </m:sSub>
+      </m:oMath>
+      <w:r>
+        <w:t xml:space="preserve"> </w:t>
+      </w:r>
+      <w:r>
+        <w:t xml:space="preserve">CDDXK_c +</w:t>
+      </w:r>
+      <w:r>
+        <w:t xml:space="preserve"> </w:t>
+      </w:r>
+      <m:oMath>
+        <m:sSub>
+          <m:e>
+            <m:r>
+              <m:t>β</m:t>
+            </m:r>
+          </m:e>
+          <m:sub>
+            <m:r>
+              <m:t>2</m:t>
+            </m:r>
+          </m:sub>
+        </m:sSub>
+      </m:oMath>
+      <w:r>
+        <w:t xml:space="preserve"> </w:t>
+      </w:r>
+      <w:r>
+        <w:t xml:space="preserve">C</w:t>
+      </w:r>
+      <m:oMath>
+        <m:sSubSup>
+          <m:e>
+            <m:r>
+              <m:rPr>
+                <m:nor/>
+                <m:sty m:val="p"/>
+              </m:rPr>
+              <m:t>DDXK</m:t>
+            </m:r>
+          </m:e>
+          <m:sub>
+            <m:r>
+              <m:t>c</m:t>
+            </m:r>
+          </m:sub>
+          <m:sup>
+            <m:r>
+              <m:t>2</m:t>
+            </m:r>
+          </m:sup>
+        </m:sSubSup>
+      </m:oMath>
+      <w:r>
+        <w:t xml:space="preserve"> </w:t>
+      </w:r>
+      <w:r>
+        <w:t xml:space="preserve">+</w:t>
+      </w:r>
+      <w:r>
+        <w:t xml:space="preserve"> </w:t>
+      </w:r>
+      <m:oMath>
+        <m:sSub>
+          <m:e>
+            <m:r>
+              <m:t>β</m:t>
+            </m:r>
+          </m:e>
+          <m:sub>
+            <m:r>
+              <m:t>3</m:t>
+            </m:r>
+          </m:sub>
+        </m:sSub>
+      </m:oMath>
+      <w:r>
+        <w:t xml:space="preserve"> </w:t>
+      </w:r>
+      <w:r>
+        <w:t xml:space="preserve">NLCN_z + γ·X + δ_s + ε</w:t>
       </w:r>
     </w:p>
     <w:p>
@@ -7688,7 +8058,128 @@
         <w:t xml:space="preserve"> </w:t>
       </w:r>
       <w:r>
-        <w:t xml:space="preserve">lnNSLD_i = α + β₁ CDDXK_c + β₂ CDDXK_c² + β₃ NLCN_z + β₄ CSS_z + γ·X + δ_s + ε</w:t>
+        <w:t xml:space="preserve">lnNSLD_i = α +</w:t>
+      </w:r>
+      <w:r>
+        <w:t xml:space="preserve"> </w:t>
+      </w:r>
+      <m:oMath>
+        <m:sSub>
+          <m:e>
+            <m:r>
+              <m:t>β</m:t>
+            </m:r>
+          </m:e>
+          <m:sub>
+            <m:r>
+              <m:t>1</m:t>
+            </m:r>
+          </m:sub>
+        </m:sSub>
+      </m:oMath>
+      <w:r>
+        <w:t xml:space="preserve"> </w:t>
+      </w:r>
+      <w:r>
+        <w:t xml:space="preserve">CDDXK_c +</w:t>
+      </w:r>
+      <w:r>
+        <w:t xml:space="preserve"> </w:t>
+      </w:r>
+      <m:oMath>
+        <m:sSub>
+          <m:e>
+            <m:r>
+              <m:t>β</m:t>
+            </m:r>
+          </m:e>
+          <m:sub>
+            <m:r>
+              <m:t>2</m:t>
+            </m:r>
+          </m:sub>
+        </m:sSub>
+      </m:oMath>
+      <w:r>
+        <w:t xml:space="preserve"> </w:t>
+      </w:r>
+      <w:r>
+        <w:t xml:space="preserve">C</w:t>
+      </w:r>
+      <m:oMath>
+        <m:sSubSup>
+          <m:e>
+            <m:r>
+              <m:rPr>
+                <m:nor/>
+                <m:sty m:val="p"/>
+              </m:rPr>
+              <m:t>DDXK</m:t>
+            </m:r>
+          </m:e>
+          <m:sub>
+            <m:r>
+              <m:t>c</m:t>
+            </m:r>
+          </m:sub>
+          <m:sup>
+            <m:r>
+              <m:t>2</m:t>
+            </m:r>
+          </m:sup>
+        </m:sSubSup>
+      </m:oMath>
+      <w:r>
+        <w:t xml:space="preserve"> </w:t>
+      </w:r>
+      <w:r>
+        <w:t xml:space="preserve">+</w:t>
+      </w:r>
+      <w:r>
+        <w:t xml:space="preserve"> </w:t>
+      </w:r>
+      <m:oMath>
+        <m:sSub>
+          <m:e>
+            <m:r>
+              <m:t>β</m:t>
+            </m:r>
+          </m:e>
+          <m:sub>
+            <m:r>
+              <m:t>3</m:t>
+            </m:r>
+          </m:sub>
+        </m:sSub>
+      </m:oMath>
+      <w:r>
+        <w:t xml:space="preserve"> </w:t>
+      </w:r>
+      <w:r>
+        <w:t xml:space="preserve">NLCN_z +</w:t>
+      </w:r>
+      <w:r>
+        <w:t xml:space="preserve"> </w:t>
+      </w:r>
+      <m:oMath>
+        <m:sSub>
+          <m:e>
+            <m:r>
+              <m:t>β</m:t>
+            </m:r>
+          </m:e>
+          <m:sub>
+            <m:r>
+              <m:t>4</m:t>
+            </m:r>
+          </m:sub>
+        </m:sSub>
+      </m:oMath>
+      <w:r>
+        <w:t xml:space="preserve"> </w:t>
+      </w:r>
+      <w:r>
+        <w:t xml:space="preserve">CSS_z + γ·X + δ_s + ε</w:t>
       </w:r>
     </w:p>
     <w:p>
@@ -7702,25 +8193,284 @@
         <w:t xml:space="preserve"> </w:t>
       </w:r>
       <w:r>
-        <w:t xml:space="preserve">lnNSLD_i = α + β₁ CDDXK_c + β₂ CDDXK_c² + β₃ NLCN_z + β₄ CSS_z</w:t>
-      </w:r>
-      <w:r>
-        <w:t xml:space="preserve"> </w:t>
-      </w:r>
-      <w:r>
-        <w:t xml:space="preserve">+ β₅(CDDXK_c × CSS_z) + β₆(CDDXK_c² × CSS_z) + γ·X + δ_s + ε</w:t>
-      </w:r>
-      <w:r>
-        <w:t xml:space="preserve"> </w:t>
-      </w:r>
-      <w:r>
-        <w:t xml:space="preserve">H3: β₆ &gt; 0, DAI khuếch đại lợi nhuận I–P ở cường độ xuất khẩu cao (coordination platform mechanism; Stallkamp &amp; Schotter, 2021)</w:t>
-      </w:r>
-      <w:r>
-        <w:t xml:space="preserve"> </w:t>
-      </w:r>
-      <w:r>
-        <w:t xml:space="preserve">Kết quả: β₆ = +3,119 (p = 0,005) trong mẫu đầy đủ; β₆ = +2,821 (p = 0,003, F-test) trong mẫu chỉ xuất khẩu (N = 84, lưu ý: công suất thống kê</w:t>
+        <w:t xml:space="preserve">lnNSLD_i = α +</w:t>
+      </w:r>
+      <w:r>
+        <w:t xml:space="preserve"> </w:t>
+      </w:r>
+      <m:oMath>
+        <m:sSub>
+          <m:e>
+            <m:r>
+              <m:t>β</m:t>
+            </m:r>
+          </m:e>
+          <m:sub>
+            <m:r>
+              <m:t>1</m:t>
+            </m:r>
+          </m:sub>
+        </m:sSub>
+      </m:oMath>
+      <w:r>
+        <w:t xml:space="preserve"> </w:t>
+      </w:r>
+      <w:r>
+        <w:t xml:space="preserve">CDDXK_c +</w:t>
+      </w:r>
+      <w:r>
+        <w:t xml:space="preserve"> </w:t>
+      </w:r>
+      <m:oMath>
+        <m:sSub>
+          <m:e>
+            <m:r>
+              <m:t>β</m:t>
+            </m:r>
+          </m:e>
+          <m:sub>
+            <m:r>
+              <m:t>2</m:t>
+            </m:r>
+          </m:sub>
+        </m:sSub>
+      </m:oMath>
+      <w:r>
+        <w:t xml:space="preserve"> </w:t>
+      </w:r>
+      <w:r>
+        <w:t xml:space="preserve">C</w:t>
+      </w:r>
+      <m:oMath>
+        <m:sSubSup>
+          <m:e>
+            <m:r>
+              <m:rPr>
+                <m:nor/>
+                <m:sty m:val="p"/>
+              </m:rPr>
+              <m:t>DDXK</m:t>
+            </m:r>
+          </m:e>
+          <m:sub>
+            <m:r>
+              <m:t>c</m:t>
+            </m:r>
+          </m:sub>
+          <m:sup>
+            <m:r>
+              <m:t>2</m:t>
+            </m:r>
+          </m:sup>
+        </m:sSubSup>
+      </m:oMath>
+      <w:r>
+        <w:t xml:space="preserve"> </w:t>
+      </w:r>
+      <w:r>
+        <w:t xml:space="preserve">+</w:t>
+      </w:r>
+      <w:r>
+        <w:t xml:space="preserve"> </w:t>
+      </w:r>
+      <m:oMath>
+        <m:sSub>
+          <m:e>
+            <m:r>
+              <m:t>β</m:t>
+            </m:r>
+          </m:e>
+          <m:sub>
+            <m:r>
+              <m:t>3</m:t>
+            </m:r>
+          </m:sub>
+        </m:sSub>
+      </m:oMath>
+      <w:r>
+        <w:t xml:space="preserve"> </w:t>
+      </w:r>
+      <w:r>
+        <w:t xml:space="preserve">NLCN_z +</w:t>
+      </w:r>
+      <w:r>
+        <w:t xml:space="preserve"> </w:t>
+      </w:r>
+      <m:oMath>
+        <m:sSub>
+          <m:e>
+            <m:r>
+              <m:t>β</m:t>
+            </m:r>
+          </m:e>
+          <m:sub>
+            <m:r>
+              <m:t>4</m:t>
+            </m:r>
+          </m:sub>
+        </m:sSub>
+      </m:oMath>
+      <w:r>
+        <w:t xml:space="preserve"> </w:t>
+      </w:r>
+      <w:r>
+        <w:t xml:space="preserve">CSS_z</w:t>
+      </w:r>
+      <w:r>
+        <w:t xml:space="preserve"> </w:t>
+      </w:r>
+      <w:r>
+        <w:t xml:space="preserve">+</w:t>
+      </w:r>
+      <w:r>
+        <w:t xml:space="preserve"> </w:t>
+      </w:r>
+      <m:oMath>
+        <m:sSub>
+          <m:e>
+            <m:r>
+              <m:t>β</m:t>
+            </m:r>
+          </m:e>
+          <m:sub>
+            <m:r>
+              <m:t>5</m:t>
+            </m:r>
+          </m:sub>
+        </m:sSub>
+      </m:oMath>
+      <w:r>
+        <w:t xml:space="preserve">(CDDXK_c × CSS_z) +</w:t>
+      </w:r>
+      <w:r>
+        <w:t xml:space="preserve"> </w:t>
+      </w:r>
+      <m:oMath>
+        <m:sSub>
+          <m:e>
+            <m:r>
+              <m:t>β</m:t>
+            </m:r>
+          </m:e>
+          <m:sub>
+            <m:r>
+              <m:t>6</m:t>
+            </m:r>
+          </m:sub>
+        </m:sSub>
+      </m:oMath>
+      <w:r>
+        <w:t xml:space="preserve">(C</w:t>
+      </w:r>
+      <m:oMath>
+        <m:sSubSup>
+          <m:e>
+            <m:r>
+              <m:rPr>
+                <m:nor/>
+                <m:sty m:val="p"/>
+              </m:rPr>
+              <m:t>DDXK</m:t>
+            </m:r>
+          </m:e>
+          <m:sub>
+            <m:r>
+              <m:t>c</m:t>
+            </m:r>
+          </m:sub>
+          <m:sup>
+            <m:r>
+              <m:t>2</m:t>
+            </m:r>
+          </m:sup>
+        </m:sSubSup>
+      </m:oMath>
+      <w:r>
+        <w:t xml:space="preserve"> </w:t>
+      </w:r>
+      <w:r>
+        <w:t xml:space="preserve">× CSS_z) + γ·X + δ_s + ε</w:t>
+      </w:r>
+      <w:r>
+        <w:t xml:space="preserve"> </w:t>
+      </w:r>
+      <w:r>
+        <w:t xml:space="preserve">H3:</w:t>
+      </w:r>
+      <w:r>
+        <w:t xml:space="preserve"> </w:t>
+      </w:r>
+      <m:oMath>
+        <m:sSub>
+          <m:e>
+            <m:r>
+              <m:t>β</m:t>
+            </m:r>
+          </m:e>
+          <m:sub>
+            <m:r>
+              <m:t>6</m:t>
+            </m:r>
+          </m:sub>
+        </m:sSub>
+      </m:oMath>
+      <w:r>
+        <w:t xml:space="preserve"> </w:t>
+      </w:r>
+      <w:r>
+        <w:t xml:space="preserve">&gt; 0, DAI khuếch đại lợi nhuận I–P ở cường độ xuất khẩu cao (coordination platform mechanism; Stallkamp &amp; Schotter, 2021)</w:t>
+      </w:r>
+      <w:r>
+        <w:t xml:space="preserve"> </w:t>
+      </w:r>
+      <w:r>
+        <w:t xml:space="preserve">Kết quả:</w:t>
+      </w:r>
+      <w:r>
+        <w:t xml:space="preserve"> </w:t>
+      </w:r>
+      <m:oMath>
+        <m:sSub>
+          <m:e>
+            <m:r>
+              <m:t>β</m:t>
+            </m:r>
+          </m:e>
+          <m:sub>
+            <m:r>
+              <m:t>6</m:t>
+            </m:r>
+          </m:sub>
+        </m:sSub>
+      </m:oMath>
+      <w:r>
+        <w:t xml:space="preserve"> </w:t>
+      </w:r>
+      <w:r>
+        <w:t xml:space="preserve">= +3,119 (p = 0,005) trong mẫu đầy đủ;</w:t>
+      </w:r>
+      <w:r>
+        <w:t xml:space="preserve"> </w:t>
+      </w:r>
+      <m:oMath>
+        <m:sSub>
+          <m:e>
+            <m:r>
+              <m:t>β</m:t>
+            </m:r>
+          </m:e>
+          <m:sub>
+            <m:r>
+              <m:t>6</m:t>
+            </m:r>
+          </m:sub>
+        </m:sSub>
+      </m:oMath>
+      <w:r>
+        <w:t xml:space="preserve"> </w:t>
+      </w:r>
+      <w:r>
+        <w:t xml:space="preserve">= +2,821 (p = 0,003, F-test) trong mẫu chỉ xuất khẩu (N = 84, lưu ý: công suất thống kê</w:t>
       </w:r>
       <w:r>
         <w:t xml:space="preserve"> </w:t>
@@ -7927,8 +8677,31 @@
               <w:jc w:val="left"/>
             </w:pPr>
             <w:r>
-              <w:t xml:space="preserve">CDDXK_c²</w:t>
-            </w:r>
+              <w:t xml:space="preserve">C</w:t>
+            </w:r>
+            <m:oMath>
+              <m:sSubSup>
+                <m:e>
+                  <m:r>
+                    <m:rPr>
+                      <m:nor/>
+                      <m:sty m:val="p"/>
+                    </m:rPr>
+                    <m:t>DDXK</m:t>
+                  </m:r>
+                </m:e>
+                <m:sub>
+                  <m:r>
+                    <m:t>c</m:t>
+                  </m:r>
+                </m:sub>
+                <m:sup>
+                  <m:r>
+                    <m:t>2</m:t>
+                  </m:r>
+                </m:sup>
+              </m:sSubSup>
+            </m:oMath>
           </w:p>
         </w:tc>
         <w:tc>
@@ -8574,7 +9347,30 @@
         <w:t xml:space="preserve"> </w:t>
       </w:r>
       <w:r>
-        <w:t xml:space="preserve">lnNSLD_it = α + β₁ CDDXK_c_it + γ·X_it + δ_s + λ_t + ε_it</w:t>
+        <w:t xml:space="preserve">lnNSLD_it = α +</w:t>
+      </w:r>
+      <w:r>
+        <w:t xml:space="preserve"> </w:t>
+      </w:r>
+      <m:oMath>
+        <m:sSub>
+          <m:e>
+            <m:r>
+              <m:t>β</m:t>
+            </m:r>
+          </m:e>
+          <m:sub>
+            <m:r>
+              <m:t>1</m:t>
+            </m:r>
+          </m:sub>
+        </m:sSub>
+      </m:oMath>
+      <w:r>
+        <w:t xml:space="preserve"> </w:t>
+      </w:r>
+      <w:r>
+        <w:t xml:space="preserve">CDDXK_c_it + γ·X_it + δ_s + λ_t + ε_it</w:t>
       </w:r>
     </w:p>
     <w:p>
@@ -8588,19 +9384,192 @@
         <w:t xml:space="preserve"> </w:t>
       </w:r>
       <w:r>
-        <w:t xml:space="preserve">lnNSLD_it = α + β₁ CDDXK_c_it + β₂ CDDXK_c²_it + γ·X_it + δ_s + λ_t + ε_it</w:t>
-      </w:r>
-      <w:r>
-        <w:t xml:space="preserve"> </w:t>
-      </w:r>
-      <w:r>
-        <w:t xml:space="preserve">H1: β₁ &gt; 0, β₂ &lt; 0; TP* = −β₁/(2β₂), điểm uốn 49,4% (2012), 47,2% (2024), và 48,8% (pooled)</w:t>
-      </w:r>
-      <w:r>
-        <w:t xml:space="preserve"> </w:t>
-      </w:r>
-      <w:r>
-        <w:t xml:space="preserve">Kiểm định ổn định cấu trúc: Paternoster (1998) z-test: z(FSTS) = +0,82 (p = 0,412); z(FSTS²) = −0,61 (p = 0,545), không bác bỏ bình đẳng hệ số giữa hai sóng</w:t>
+        <w:t xml:space="preserve">lnNSLD_it = α +</w:t>
+      </w:r>
+      <w:r>
+        <w:t xml:space="preserve"> </w:t>
+      </w:r>
+      <m:oMath>
+        <m:sSub>
+          <m:e>
+            <m:r>
+              <m:t>β</m:t>
+            </m:r>
+          </m:e>
+          <m:sub>
+            <m:r>
+              <m:t>1</m:t>
+            </m:r>
+          </m:sub>
+        </m:sSub>
+      </m:oMath>
+      <w:r>
+        <w:t xml:space="preserve"> </w:t>
+      </w:r>
+      <w:r>
+        <w:t xml:space="preserve">CDDXK_c_it +</w:t>
+      </w:r>
+      <w:r>
+        <w:t xml:space="preserve"> </w:t>
+      </w:r>
+      <m:oMath>
+        <m:sSub>
+          <m:e>
+            <m:r>
+              <m:t>β</m:t>
+            </m:r>
+          </m:e>
+          <m:sub>
+            <m:r>
+              <m:t>2</m:t>
+            </m:r>
+          </m:sub>
+        </m:sSub>
+      </m:oMath>
+      <w:r>
+        <w:t xml:space="preserve"> </w:t>
+      </w:r>
+      <w:r>
+        <w:t xml:space="preserve">C</w:t>
+      </w:r>
+      <m:oMath>
+        <m:sSubSup>
+          <m:e>
+            <m:r>
+              <m:rPr>
+                <m:nor/>
+                <m:sty m:val="p"/>
+              </m:rPr>
+              <m:t>DDXK</m:t>
+            </m:r>
+          </m:e>
+          <m:sub>
+            <m:r>
+              <m:t>c</m:t>
+            </m:r>
+          </m:sub>
+          <m:sup>
+            <m:r>
+              <m:t>2</m:t>
+            </m:r>
+          </m:sup>
+        </m:sSubSup>
+      </m:oMath>
+      <w:r>
+        <w:t xml:space="preserve">_it + γ·X_it + δ_s + λ_t + ε_it</w:t>
+      </w:r>
+      <w:r>
+        <w:t xml:space="preserve"> </w:t>
+      </w:r>
+      <w:r>
+        <w:t xml:space="preserve">H1:</w:t>
+      </w:r>
+      <w:r>
+        <w:t xml:space="preserve"> </w:t>
+      </w:r>
+      <m:oMath>
+        <m:sSub>
+          <m:e>
+            <m:r>
+              <m:t>β</m:t>
+            </m:r>
+          </m:e>
+          <m:sub>
+            <m:r>
+              <m:t>1</m:t>
+            </m:r>
+          </m:sub>
+        </m:sSub>
+      </m:oMath>
+      <w:r>
+        <w:t xml:space="preserve"> </w:t>
+      </w:r>
+      <w:r>
+        <w:t xml:space="preserve">&gt; 0,</w:t>
+      </w:r>
+      <w:r>
+        <w:t xml:space="preserve"> </w:t>
+      </w:r>
+      <m:oMath>
+        <m:sSub>
+          <m:e>
+            <m:r>
+              <m:t>β</m:t>
+            </m:r>
+          </m:e>
+          <m:sub>
+            <m:r>
+              <m:t>2</m:t>
+            </m:r>
+          </m:sub>
+        </m:sSub>
+      </m:oMath>
+      <w:r>
+        <w:t xml:space="preserve"> </w:t>
+      </w:r>
+      <w:r>
+        <w:t xml:space="preserve">&lt; 0; TP* = −</w:t>
+      </w:r>
+      <m:oMath>
+        <m:sSub>
+          <m:e>
+            <m:r>
+              <m:t>β</m:t>
+            </m:r>
+          </m:e>
+          <m:sub>
+            <m:r>
+              <m:t>1</m:t>
+            </m:r>
+          </m:sub>
+        </m:sSub>
+      </m:oMath>
+      <w:r>
+        <w:t xml:space="preserve">/(2</w:t>
+      </w:r>
+      <m:oMath>
+        <m:sSub>
+          <m:e>
+            <m:r>
+              <m:t>β</m:t>
+            </m:r>
+          </m:e>
+          <m:sub>
+            <m:r>
+              <m:t>2</m:t>
+            </m:r>
+          </m:sub>
+        </m:sSub>
+      </m:oMath>
+      <w:r>
+        <w:t xml:space="preserve">), điểm uốn 49,4% (2012), 47,2% (2024), và 48,8% (pooled)</w:t>
+      </w:r>
+      <w:r>
+        <w:t xml:space="preserve"> </w:t>
+      </w:r>
+      <w:r>
+        <w:t xml:space="preserve">Kiểm định ổn định cấu trúc: Paternoster (1998) z-test: z(FSTS) = +0,82 (p = 0,412); z(</w:t>
+      </w:r>
+      <m:oMath>
+        <m:sSup>
+          <m:e>
+            <m:r>
+              <m:rPr>
+                <m:nor/>
+                <m:sty m:val="p"/>
+              </m:rPr>
+              <m:t>FSTS</m:t>
+            </m:r>
+          </m:e>
+          <m:sup>
+            <m:r>
+              <m:t>2</m:t>
+            </m:r>
+          </m:sup>
+        </m:sSup>
+      </m:oMath>
+      <w:r>
+        <w:t xml:space="preserve">) = −0,61 (p = 0,545), không bác bỏ bình đẳng hệ số giữa hai sóng</w:t>
       </w:r>
     </w:p>
     <w:p>
@@ -8614,13 +9583,134 @@
         <w:t xml:space="preserve"> </w:t>
       </w:r>
       <w:r>
-        <w:t xml:space="preserve">lnNSLD_it = α + β₁ CDDXK_c + β₂ CDDXK_c² + β₃ NLCN_z + γ·X + δ_s + λ_t + ε</w:t>
-      </w:r>
-      <w:r>
-        <w:t xml:space="preserve"> </w:t>
-      </w:r>
-      <w:r>
-        <w:t xml:space="preserve">Kết quả: β₃ = +0,28 (2012, p &lt; 0,001), +0,43 (2024, p &lt; 0,001), TCI là</w:t>
+        <w:t xml:space="preserve">lnNSLD_it = α +</w:t>
+      </w:r>
+      <w:r>
+        <w:t xml:space="preserve"> </w:t>
+      </w:r>
+      <m:oMath>
+        <m:sSub>
+          <m:e>
+            <m:r>
+              <m:t>β</m:t>
+            </m:r>
+          </m:e>
+          <m:sub>
+            <m:r>
+              <m:t>1</m:t>
+            </m:r>
+          </m:sub>
+        </m:sSub>
+      </m:oMath>
+      <w:r>
+        <w:t xml:space="preserve"> </w:t>
+      </w:r>
+      <w:r>
+        <w:t xml:space="preserve">CDDXK_c +</w:t>
+      </w:r>
+      <w:r>
+        <w:t xml:space="preserve"> </w:t>
+      </w:r>
+      <m:oMath>
+        <m:sSub>
+          <m:e>
+            <m:r>
+              <m:t>β</m:t>
+            </m:r>
+          </m:e>
+          <m:sub>
+            <m:r>
+              <m:t>2</m:t>
+            </m:r>
+          </m:sub>
+        </m:sSub>
+      </m:oMath>
+      <w:r>
+        <w:t xml:space="preserve"> </w:t>
+      </w:r>
+      <w:r>
+        <w:t xml:space="preserve">C</w:t>
+      </w:r>
+      <m:oMath>
+        <m:sSubSup>
+          <m:e>
+            <m:r>
+              <m:rPr>
+                <m:nor/>
+                <m:sty m:val="p"/>
+              </m:rPr>
+              <m:t>DDXK</m:t>
+            </m:r>
+          </m:e>
+          <m:sub>
+            <m:r>
+              <m:t>c</m:t>
+            </m:r>
+          </m:sub>
+          <m:sup>
+            <m:r>
+              <m:t>2</m:t>
+            </m:r>
+          </m:sup>
+        </m:sSubSup>
+      </m:oMath>
+      <w:r>
+        <w:t xml:space="preserve"> </w:t>
+      </w:r>
+      <w:r>
+        <w:t xml:space="preserve">+</w:t>
+      </w:r>
+      <w:r>
+        <w:t xml:space="preserve"> </w:t>
+      </w:r>
+      <m:oMath>
+        <m:sSub>
+          <m:e>
+            <m:r>
+              <m:t>β</m:t>
+            </m:r>
+          </m:e>
+          <m:sub>
+            <m:r>
+              <m:t>3</m:t>
+            </m:r>
+          </m:sub>
+        </m:sSub>
+      </m:oMath>
+      <w:r>
+        <w:t xml:space="preserve"> </w:t>
+      </w:r>
+      <w:r>
+        <w:t xml:space="preserve">NLCN_z + γ·X + δ_s + λ_t + ε</w:t>
+      </w:r>
+      <w:r>
+        <w:t xml:space="preserve"> </w:t>
+      </w:r>
+      <w:r>
+        <w:t xml:space="preserve">Kết quả:</w:t>
+      </w:r>
+      <w:r>
+        <w:t xml:space="preserve"> </w:t>
+      </w:r>
+      <m:oMath>
+        <m:sSub>
+          <m:e>
+            <m:r>
+              <m:t>β</m:t>
+            </m:r>
+          </m:e>
+          <m:sub>
+            <m:r>
+              <m:t>3</m:t>
+            </m:r>
+          </m:sub>
+        </m:sSub>
+      </m:oMath>
+      <w:r>
+        <w:t xml:space="preserve"> </w:t>
+      </w:r>
+      <w:r>
+        <w:t xml:space="preserve">= +0,28 (2012, p &lt; 0,001), +0,43 (2024, p &lt; 0,001), TCI là</w:t>
       </w:r>
       <w:r>
         <w:t xml:space="preserve"> </w:t>
@@ -8652,7 +9742,128 @@
         <w:t xml:space="preserve"> </w:t>
       </w:r>
       <w:r>
-        <w:t xml:space="preserve">lnNSLD_it = α + β₁ CDDXK_c + β₂ CDDXK_c² + β₃ NLCN_z + β₄ CSS_z + γ·X + δ_s + λ_t + ε</w:t>
+        <w:t xml:space="preserve">lnNSLD_it = α +</w:t>
+      </w:r>
+      <w:r>
+        <w:t xml:space="preserve"> </w:t>
+      </w:r>
+      <m:oMath>
+        <m:sSub>
+          <m:e>
+            <m:r>
+              <m:t>β</m:t>
+            </m:r>
+          </m:e>
+          <m:sub>
+            <m:r>
+              <m:t>1</m:t>
+            </m:r>
+          </m:sub>
+        </m:sSub>
+      </m:oMath>
+      <w:r>
+        <w:t xml:space="preserve"> </w:t>
+      </w:r>
+      <w:r>
+        <w:t xml:space="preserve">CDDXK_c +</w:t>
+      </w:r>
+      <w:r>
+        <w:t xml:space="preserve"> </w:t>
+      </w:r>
+      <m:oMath>
+        <m:sSub>
+          <m:e>
+            <m:r>
+              <m:t>β</m:t>
+            </m:r>
+          </m:e>
+          <m:sub>
+            <m:r>
+              <m:t>2</m:t>
+            </m:r>
+          </m:sub>
+        </m:sSub>
+      </m:oMath>
+      <w:r>
+        <w:t xml:space="preserve"> </w:t>
+      </w:r>
+      <w:r>
+        <w:t xml:space="preserve">C</w:t>
+      </w:r>
+      <m:oMath>
+        <m:sSubSup>
+          <m:e>
+            <m:r>
+              <m:rPr>
+                <m:nor/>
+                <m:sty m:val="p"/>
+              </m:rPr>
+              <m:t>DDXK</m:t>
+            </m:r>
+          </m:e>
+          <m:sub>
+            <m:r>
+              <m:t>c</m:t>
+            </m:r>
+          </m:sub>
+          <m:sup>
+            <m:r>
+              <m:t>2</m:t>
+            </m:r>
+          </m:sup>
+        </m:sSubSup>
+      </m:oMath>
+      <w:r>
+        <w:t xml:space="preserve"> </w:t>
+      </w:r>
+      <w:r>
+        <w:t xml:space="preserve">+</w:t>
+      </w:r>
+      <w:r>
+        <w:t xml:space="preserve"> </w:t>
+      </w:r>
+      <m:oMath>
+        <m:sSub>
+          <m:e>
+            <m:r>
+              <m:t>β</m:t>
+            </m:r>
+          </m:e>
+          <m:sub>
+            <m:r>
+              <m:t>3</m:t>
+            </m:r>
+          </m:sub>
+        </m:sSub>
+      </m:oMath>
+      <w:r>
+        <w:t xml:space="preserve"> </w:t>
+      </w:r>
+      <w:r>
+        <w:t xml:space="preserve">NLCN_z +</w:t>
+      </w:r>
+      <w:r>
+        <w:t xml:space="preserve"> </w:t>
+      </w:r>
+      <m:oMath>
+        <m:sSub>
+          <m:e>
+            <m:r>
+              <m:t>β</m:t>
+            </m:r>
+          </m:e>
+          <m:sub>
+            <m:r>
+              <m:t>4</m:t>
+            </m:r>
+          </m:sub>
+        </m:sSub>
+      </m:oMath>
+      <w:r>
+        <w:t xml:space="preserve"> </w:t>
+      </w:r>
+      <w:r>
+        <w:t xml:space="preserve">CSS_z + γ·X + δ_s + λ_t + ε</w:t>
       </w:r>
     </w:p>
     <w:p>
@@ -8852,7 +10063,28 @@
         <w:t xml:space="preserve"> </w:t>
       </w:r>
       <w:r>
-        <w:t xml:space="preserve">(FSTS²)</w:t>
+        <w:t xml:space="preserve">(</w:t>
+      </w:r>
+      <m:oMath>
+        <m:sSup>
+          <m:e>
+            <m:r>
+              <m:rPr>
+                <m:nor/>
+                <m:sty m:val="p"/>
+              </m:rPr>
+              <m:t>FSTS</m:t>
+            </m:r>
+          </m:e>
+          <m:sup>
+            <m:r>
+              <m:t>2</m:t>
+            </m:r>
+          </m:sup>
+        </m:sSup>
+      </m:oMath>
+      <w:r>
+        <w:t xml:space="preserve">)</w:t>
       </w:r>
     </w:p>
     <w:p>
@@ -8866,19 +10098,278 @@
         <w:t xml:space="preserve"> </w:t>
       </w:r>
       <w:r>
-        <w:t xml:space="preserve">lnNSLD_it = α + β₁ CDDXK_c + β₂ CDDXK_c² + β₃ NLCN_z + β₄ CSS_z</w:t>
-      </w:r>
-      <w:r>
-        <w:t xml:space="preserve"> </w:t>
-      </w:r>
-      <w:r>
-        <w:t xml:space="preserve">+ β₅(CDDXK_c × NLCN_z) + β₆(CDDXK_c² × NLCN_z)</w:t>
-      </w:r>
-      <w:r>
-        <w:t xml:space="preserve"> </w:t>
-      </w:r>
-      <w:r>
-        <w:t xml:space="preserve">+ β₇(CDDXK_c × wave) + β₈(CDDXK_c² × wave) + γ·X + δ_s + λ_t + ε</w:t>
+        <w:t xml:space="preserve">lnNSLD_it = α +</w:t>
+      </w:r>
+      <w:r>
+        <w:t xml:space="preserve"> </w:t>
+      </w:r>
+      <m:oMath>
+        <m:sSub>
+          <m:e>
+            <m:r>
+              <m:t>β</m:t>
+            </m:r>
+          </m:e>
+          <m:sub>
+            <m:r>
+              <m:t>1</m:t>
+            </m:r>
+          </m:sub>
+        </m:sSub>
+      </m:oMath>
+      <w:r>
+        <w:t xml:space="preserve"> </w:t>
+      </w:r>
+      <w:r>
+        <w:t xml:space="preserve">CDDXK_c +</w:t>
+      </w:r>
+      <w:r>
+        <w:t xml:space="preserve"> </w:t>
+      </w:r>
+      <m:oMath>
+        <m:sSub>
+          <m:e>
+            <m:r>
+              <m:t>β</m:t>
+            </m:r>
+          </m:e>
+          <m:sub>
+            <m:r>
+              <m:t>2</m:t>
+            </m:r>
+          </m:sub>
+        </m:sSub>
+      </m:oMath>
+      <w:r>
+        <w:t xml:space="preserve"> </w:t>
+      </w:r>
+      <w:r>
+        <w:t xml:space="preserve">C</w:t>
+      </w:r>
+      <m:oMath>
+        <m:sSubSup>
+          <m:e>
+            <m:r>
+              <m:rPr>
+                <m:nor/>
+                <m:sty m:val="p"/>
+              </m:rPr>
+              <m:t>DDXK</m:t>
+            </m:r>
+          </m:e>
+          <m:sub>
+            <m:r>
+              <m:t>c</m:t>
+            </m:r>
+          </m:sub>
+          <m:sup>
+            <m:r>
+              <m:t>2</m:t>
+            </m:r>
+          </m:sup>
+        </m:sSubSup>
+      </m:oMath>
+      <w:r>
+        <w:t xml:space="preserve"> </w:t>
+      </w:r>
+      <w:r>
+        <w:t xml:space="preserve">+</w:t>
+      </w:r>
+      <w:r>
+        <w:t xml:space="preserve"> </w:t>
+      </w:r>
+      <m:oMath>
+        <m:sSub>
+          <m:e>
+            <m:r>
+              <m:t>β</m:t>
+            </m:r>
+          </m:e>
+          <m:sub>
+            <m:r>
+              <m:t>3</m:t>
+            </m:r>
+          </m:sub>
+        </m:sSub>
+      </m:oMath>
+      <w:r>
+        <w:t xml:space="preserve"> </w:t>
+      </w:r>
+      <w:r>
+        <w:t xml:space="preserve">NLCN_z +</w:t>
+      </w:r>
+      <w:r>
+        <w:t xml:space="preserve"> </w:t>
+      </w:r>
+      <m:oMath>
+        <m:sSub>
+          <m:e>
+            <m:r>
+              <m:t>β</m:t>
+            </m:r>
+          </m:e>
+          <m:sub>
+            <m:r>
+              <m:t>4</m:t>
+            </m:r>
+          </m:sub>
+        </m:sSub>
+      </m:oMath>
+      <w:r>
+        <w:t xml:space="preserve"> </w:t>
+      </w:r>
+      <w:r>
+        <w:t xml:space="preserve">CSS_z</w:t>
+      </w:r>
+      <w:r>
+        <w:t xml:space="preserve"> </w:t>
+      </w:r>
+      <w:r>
+        <w:t xml:space="preserve">+</w:t>
+      </w:r>
+      <w:r>
+        <w:t xml:space="preserve"> </w:t>
+      </w:r>
+      <m:oMath>
+        <m:sSub>
+          <m:e>
+            <m:r>
+              <m:t>β</m:t>
+            </m:r>
+          </m:e>
+          <m:sub>
+            <m:r>
+              <m:t>5</m:t>
+            </m:r>
+          </m:sub>
+        </m:sSub>
+      </m:oMath>
+      <w:r>
+        <w:t xml:space="preserve">(CDDXK_c × NLCN_z) +</w:t>
+      </w:r>
+      <w:r>
+        <w:t xml:space="preserve"> </w:t>
+      </w:r>
+      <m:oMath>
+        <m:sSub>
+          <m:e>
+            <m:r>
+              <m:t>β</m:t>
+            </m:r>
+          </m:e>
+          <m:sub>
+            <m:r>
+              <m:t>6</m:t>
+            </m:r>
+          </m:sub>
+        </m:sSub>
+      </m:oMath>
+      <w:r>
+        <w:t xml:space="preserve">(C</w:t>
+      </w:r>
+      <m:oMath>
+        <m:sSubSup>
+          <m:e>
+            <m:r>
+              <m:rPr>
+                <m:nor/>
+                <m:sty m:val="p"/>
+              </m:rPr>
+              <m:t>DDXK</m:t>
+            </m:r>
+          </m:e>
+          <m:sub>
+            <m:r>
+              <m:t>c</m:t>
+            </m:r>
+          </m:sub>
+          <m:sup>
+            <m:r>
+              <m:t>2</m:t>
+            </m:r>
+          </m:sup>
+        </m:sSubSup>
+      </m:oMath>
+      <w:r>
+        <w:t xml:space="preserve"> </w:t>
+      </w:r>
+      <w:r>
+        <w:t xml:space="preserve">× NLCN_z)</w:t>
+      </w:r>
+      <w:r>
+        <w:t xml:space="preserve"> </w:t>
+      </w:r>
+      <w:r>
+        <w:t xml:space="preserve">+</w:t>
+      </w:r>
+      <w:r>
+        <w:t xml:space="preserve"> </w:t>
+      </w:r>
+      <m:oMath>
+        <m:sSub>
+          <m:e>
+            <m:r>
+              <m:t>β</m:t>
+            </m:r>
+          </m:e>
+          <m:sub>
+            <m:r>
+              <m:t>7</m:t>
+            </m:r>
+          </m:sub>
+        </m:sSub>
+      </m:oMath>
+      <w:r>
+        <w:t xml:space="preserve">(CDDXK_c × wave) +</w:t>
+      </w:r>
+      <w:r>
+        <w:t xml:space="preserve"> </w:t>
+      </w:r>
+      <m:oMath>
+        <m:sSub>
+          <m:e>
+            <m:r>
+              <m:t>β</m:t>
+            </m:r>
+          </m:e>
+          <m:sub>
+            <m:r>
+              <m:t>8</m:t>
+            </m:r>
+          </m:sub>
+        </m:sSub>
+      </m:oMath>
+      <w:r>
+        <w:t xml:space="preserve">(C</w:t>
+      </w:r>
+      <m:oMath>
+        <m:sSubSup>
+          <m:e>
+            <m:r>
+              <m:rPr>
+                <m:nor/>
+                <m:sty m:val="p"/>
+              </m:rPr>
+              <m:t>DDXK</m:t>
+            </m:r>
+          </m:e>
+          <m:sub>
+            <m:r>
+              <m:t>c</m:t>
+            </m:r>
+          </m:sub>
+          <m:sup>
+            <m:r>
+              <m:t>2</m:t>
+            </m:r>
+          </m:sup>
+        </m:sSubSup>
+      </m:oMath>
+      <w:r>
+        <w:t xml:space="preserve"> </w:t>
+      </w:r>
+      <w:r>
+        <w:t xml:space="preserve">× wave) + γ·X + δ_s + λ_t + ε</w:t>
       </w:r>
       <w:r>
         <w:t xml:space="preserve"> </w:t>
@@ -9080,8 +10571,31 @@
               <w:jc w:val="left"/>
             </w:pPr>
             <w:r>
-              <w:t xml:space="preserve">CDDXK_c²</w:t>
-            </w:r>
+              <w:t xml:space="preserve">C</w:t>
+            </w:r>
+            <m:oMath>
+              <m:sSubSup>
+                <m:e>
+                  <m:r>
+                    <m:rPr>
+                      <m:nor/>
+                      <m:sty m:val="p"/>
+                    </m:rPr>
+                    <m:t>DDXK</m:t>
+                  </m:r>
+                </m:e>
+                <m:sub>
+                  <m:r>
+                    <m:t>c</m:t>
+                  </m:r>
+                </m:sub>
+                <m:sup>
+                  <m:r>
+                    <m:t>2</m:t>
+                  </m:r>
+                </m:sup>
+              </m:sSubSup>
+            </m:oMath>
           </w:p>
         </w:tc>
         <w:tc>
@@ -9616,14 +11130,33 @@
         <w:pStyle w:val="Compact"/>
       </w:pPr>
       <w:r>
-        <w:rPr>
-          <w:bCs/>
-          <w:b/>
-        </w:rPr>
-        <w:t xml:space="preserve">CDDXK_c²_it</w:t>
-      </w:r>
-      <w:r>
-        <w:t xml:space="preserve">: CDDXK_c bình phương, kiểm định phi tuyến</w:t>
+        <w:t xml:space="preserve">**C</w:t>
+      </w:r>
+      <m:oMath>
+        <m:sSubSup>
+          <m:e>
+            <m:r>
+              <m:rPr>
+                <m:nor/>
+                <m:sty m:val="p"/>
+              </m:rPr>
+              <m:t>DDXK</m:t>
+            </m:r>
+          </m:e>
+          <m:sub>
+            <m:r>
+              <m:t>c</m:t>
+            </m:r>
+          </m:sub>
+          <m:sup>
+            <m:r>
+              <m:t>2</m:t>
+            </m:r>
+          </m:sup>
+        </m:sSubSup>
+      </m:oMath>
+      <w:r>
+        <w:t xml:space="preserve">_it**: CDDXK_c bình phương, kiểm định phi tuyến</w:t>
       </w:r>
     </w:p>
     <w:p>
@@ -13745,8 +15278,31 @@
               <w:jc w:val="left"/>
             </w:pPr>
             <w:r>
-              <w:t xml:space="preserve">CDDXK_c²</w:t>
-            </w:r>
+              <w:t xml:space="preserve">C</w:t>
+            </w:r>
+            <m:oMath>
+              <m:sSubSup>
+                <m:e>
+                  <m:r>
+                    <m:rPr>
+                      <m:nor/>
+                      <m:sty m:val="p"/>
+                    </m:rPr>
+                    <m:t>DDXK</m:t>
+                  </m:r>
+                </m:e>
+                <m:sub>
+                  <m:r>
+                    <m:t>c</m:t>
+                  </m:r>
+                </m:sub>
+                <m:sup>
+                  <m:r>
+                    <m:t>2</m:t>
+                  </m:r>
+                </m:sup>
+              </m:sSubSup>
+            </m:oMath>
           </w:p>
         </w:tc>
         <w:tc>
@@ -14545,8 +16101,31 @@
               <w:jc w:val="left"/>
             </w:pPr>
             <w:r>
-              <w:t xml:space="preserve">CDDXK_c²</w:t>
-            </w:r>
+              <w:t xml:space="preserve">C</w:t>
+            </w:r>
+            <m:oMath>
+              <m:sSubSup>
+                <m:e>
+                  <m:r>
+                    <m:rPr>
+                      <m:nor/>
+                      <m:sty m:val="p"/>
+                    </m:rPr>
+                    <m:t>DDXK</m:t>
+                  </m:r>
+                </m:e>
+                <m:sub>
+                  <m:r>
+                    <m:t>c</m:t>
+                  </m:r>
+                </m:sub>
+                <m:sup>
+                  <m:r>
+                    <m:t>2</m:t>
+                  </m:r>
+                </m:sup>
+              </m:sSubSup>
+            </m:oMath>
           </w:p>
         </w:tc>
         <w:tc>
@@ -15594,8 +17173,31 @@
         <w:pStyle w:val="FirstParagraph"/>
       </w:pPr>
       <w:r>
-        <w:t xml:space="preserve">M2, Kiểm định phi tuyến: thêm CDDXK_c²</w:t>
-      </w:r>
+        <w:t xml:space="preserve">M2, Kiểm định phi tuyến: thêm C</w:t>
+      </w:r>
+      <m:oMath>
+        <m:sSubSup>
+          <m:e>
+            <m:r>
+              <m:rPr>
+                <m:nor/>
+                <m:sty m:val="p"/>
+              </m:rPr>
+              <m:t>DDXK</m:t>
+            </m:r>
+          </m:e>
+          <m:sub>
+            <m:r>
+              <m:t>c</m:t>
+            </m:r>
+          </m:sub>
+          <m:sup>
+            <m:r>
+              <m:t>2</m:t>
+            </m:r>
+          </m:sup>
+        </m:sSubSup>
+      </m:oMath>
     </w:p>
     <w:p>
       <w:pPr>
@@ -16975,8 +18577,31 @@
               <w:jc w:val="left"/>
             </w:pPr>
             <w:r>
-              <w:t xml:space="preserve">CDDXK_c²</w:t>
-            </w:r>
+              <w:t xml:space="preserve">C</w:t>
+            </w:r>
+            <m:oMath>
+              <m:sSubSup>
+                <m:e>
+                  <m:r>
+                    <m:rPr>
+                      <m:nor/>
+                      <m:sty m:val="p"/>
+                    </m:rPr>
+                    <m:t>DDXK</m:t>
+                  </m:r>
+                </m:e>
+                <m:sub>
+                  <m:r>
+                    <m:t>c</m:t>
+                  </m:r>
+                </m:sub>
+                <m:sup>
+                  <m:r>
+                    <m:t>2</m:t>
+                  </m:r>
+                </m:sup>
+              </m:sSubSup>
+            </m:oMath>
           </w:p>
         </w:tc>
         <w:tc>
@@ -17855,8 +19480,56 @@
               <w:jc w:val="left"/>
             </w:pPr>
             <w:r>
-              <w:t xml:space="preserve">FSTS + FSTS² + FSTS³</w:t>
-            </w:r>
+              <w:t xml:space="preserve">FSTS +</w:t>
+            </w:r>
+            <w:r>
+              <w:t xml:space="preserve"> </w:t>
+            </w:r>
+            <m:oMath>
+              <m:sSup>
+                <m:e>
+                  <m:r>
+                    <m:rPr>
+                      <m:nor/>
+                      <m:sty m:val="p"/>
+                    </m:rPr>
+                    <m:t>FSTS</m:t>
+                  </m:r>
+                </m:e>
+                <m:sup>
+                  <m:r>
+                    <m:t>2</m:t>
+                  </m:r>
+                </m:sup>
+              </m:sSup>
+            </m:oMath>
+            <w:r>
+              <w:t xml:space="preserve"> </w:t>
+            </w:r>
+            <w:r>
+              <w:t xml:space="preserve">+</w:t>
+            </w:r>
+            <w:r>
+              <w:t xml:space="preserve"> </w:t>
+            </w:r>
+            <m:oMath>
+              <m:sSup>
+                <m:e>
+                  <m:r>
+                    <m:rPr>
+                      <m:nor/>
+                      <m:sty m:val="p"/>
+                    </m:rPr>
+                    <m:t>FSTS</m:t>
+                  </m:r>
+                </m:e>
+                <m:sup>
+                  <m:r>
+                    <m:t>3</m:t>
+                  </m:r>
+                </m:sup>
+              </m:sSup>
+            </m:oMath>
           </w:p>
         </w:tc>
         <w:tc>

--- a/dist/downloads/chuong_3_phuong_phap.docx
+++ b/dist/downloads/chuong_3_phuong_phap.docx
@@ -58,7 +58,7 @@
         <w:t xml:space="preserve"> </w:t>
       </w:r>
       <w:r>
-        <w:t xml:space="preserve">gồm hai phase bổ sung cho nhau. Phase thứ nhất là meta-analysis tổng hợp các nghiên cứu để trả lời RQ1, còn phase thứ hai là phân tích thực nghiệm doanh nghiệp đa quốc gia để trả lời RQ2–RQ4. Hai phase đối thoại hai chiều: meta cung cấp baseline và gợi ý moderator cần kiểm định, còn empirical cung cấp bằng chứng bổ sung cho meta về bối cảnh châu Á và Pacific.</w:t>
+        <w:t xml:space="preserve">gồm hai phase bổ sung cho nhau. Phase thứ nhất là meta-analysis tổng hợp các nghiên cứu để trả lời RQ1, còn phase thứ hai là phân tích thực nghiệm doanh nghiệp đa quốc gia để trả lời RQ2-RQ4. Hai phase đối thoại hai chiều: meta cung cấp baseline và gợi ý moderator cần kiểm định, còn empirical cung cấp bằng chứng bổ sung cho meta về bối cảnh châu Á và Pacific.</w:t>
       </w:r>
     </w:p>
     <w:p>
@@ -88,7 +88,7 @@
         <w:t xml:space="preserve">Đóng góp mới</w:t>
       </w:r>
       <w:r>
-        <w:t xml:space="preserve">: Áp dụng mixed design cho một luận án duy nhất về internationalization–firm performance trong bối cảnh châu Á và Pacific với</w:t>
+        <w:t xml:space="preserve">: Áp dụng mixed design cho một luận án duy nhất về internationalization-firm performance trong bối cảnh châu Á và Pacific với</w:t>
       </w:r>
       <w:r>
         <w:t xml:space="preserve"> </w:t>
@@ -122,7 +122,7 @@
         <w:pStyle w:val="FirstParagraph"/>
       </w:pPr>
       <w:r>
-        <w:t xml:space="preserve">Quy trình đi theo sáu bước: (i) xác định khoảng trống nghiên cứu từ tổng quan và meta-analysis trước đây; (ii) xây dựng khung lý thuyết tích hợp đa tầng và hệ giả thuyết H1–H6; (iii) tiến hành meta-analysis cập nhật 1982–2026; (iv) thu thập và chuẩn hóa dữ liệu WBES cho</w:t>
+        <w:t xml:space="preserve">Quy trình đi theo sáu bước: (i) xác định khoảng trống nghiên cứu từ tổng quan và meta-analysis trước đây; (ii) xây dựng khung lý thuyết tích hợp đa tầng và hệ giả thuyết H1-H6; (iii) tiến hành meta-analysis cập nhật 1982-2026; (iv) thu thập và chuẩn hóa dữ liệu WBES cho</w:t>
       </w:r>
       <w:r>
         <w:t xml:space="preserve"> </w:t>
@@ -143,13 +143,13 @@
     </w:p>
     <w:bookmarkEnd w:id="22"/>
     <w:bookmarkEnd w:id="23"/>
-    <w:bookmarkStart w:id="27" w:name="phase-1-meta-analysis-19822026"/>
+    <w:bookmarkStart w:id="27" w:name="phase-1-meta-analysis-1982-2026"/>
     <w:p>
       <w:pPr>
         <w:pStyle w:val="Heading2"/>
       </w:pPr>
       <w:r>
-        <w:t xml:space="preserve">3.2 Phase 1, Meta-analysis 1982–2026</w:t>
+        <w:t xml:space="preserve">3.2 Phase 1, Meta-analysis 1982-2026</w:t>
       </w:r>
     </w:p>
     <w:bookmarkStart w:id="24" w:name="cơ-sở-kế-thừa"/>
@@ -208,7 +208,7 @@
         </m:sSup>
       </m:oMath>
       <w:r>
-        <w:t xml:space="preserve">, và đánh giá publication bias bằng Egger và Begg-Mazumdar (Egger et al., 1997; Begg &amp; Mazumdar, 1994). Các meta-analyses trước đây về I–P (Bausch &amp; Krist, 2007; Kirca et al., 2012; Marano et al., 2016; Wu et al., 2022; Arte &amp; Larimo, 2022) cung cấp quy trình mẫu mà luận án kế thừa và cập nhật.</w:t>
+        <w:t xml:space="preserve">, và đánh giá publication bias bằng Egger và Begg-Mazumdar (Egger et al., 1997; Begg &amp; Mazumdar, 1994). Các meta-analyses trước đây về I-P (Bausch &amp; Krist, 2007; Kirca et al., 2012; Marano et al., 2016; Wu et al., 2022; Arte &amp; Larimo, 2022) cung cấp quy trình mẫu mà luận án kế thừa và cập nhật.</w:t>
       </w:r>
     </w:p>
     <w:bookmarkEnd w:id="24"/>
@@ -237,7 +237,7 @@
         <w:t xml:space="preserve">Mở rộng coverage time</w:t>
       </w:r>
       <w:r>
-        <w:t xml:space="preserve">: từ 1977–2022 (bài ICBEF 2025) sang</w:t>
+        <w:t xml:space="preserve">: từ 1977-2022 (bài ICBEF 2025) sang</w:t>
       </w:r>
       <w:r>
         <w:t xml:space="preserve"> </w:t>
@@ -247,10 +247,10 @@
           <w:bCs/>
           <w:b/>
         </w:rPr>
-        <w:t xml:space="preserve">1982–2026</w:t>
-      </w:r>
-      <w:r>
-        <w:t xml:space="preserve">, bổ sung các nghiên cứu 2023–2026 liên quan đến digital transformation và EMNEs.</w:t>
+        <w:t xml:space="preserve">1982-2026</w:t>
+      </w:r>
+      <w:r>
+        <w:t xml:space="preserve">, bổ sung các nghiên cứu 2023-2026 liên quan đến digital transformation và EMNEs.</w:t>
       </w:r>
     </w:p>
     <w:p>
@@ -415,7 +415,7 @@
           <w:bCs/>
           <w:b/>
         </w:rPr>
-        <w:t xml:space="preserve">2009–2025</w:t>
+        <w:t xml:space="preserve">2009-2025</w:t>
       </w:r>
       <w:r>
         <w:t xml:space="preserve"> </w:t>
@@ -464,7 +464,7 @@
         <w:t xml:space="preserve">47 nền kinh tế châu Á và Pacific</w:t>
       </w:r>
       <w:r>
-        <w:t xml:space="preserve">, với 6 sub-regime ICRV (Advanced innovation-driven, Advanced resource-driven, Upper-middle, Emerging, Frontier, Pacific SIDS). Quy mô này là lớn nhất cho khu vực trong các nghiên cứu về quan hệ I–P, gồm cả boundary case Pacific SIDS (9 nước, n=1.469 (mẫu phân tích sau lọc missing)) cho phép kiểm định forced internationalization penalty (Do &amp; Phan, 2026b).</w:t>
+        <w:t xml:space="preserve">, với 6 sub-regime ICRV (Advanced innovation-driven, Advanced resource-driven, Upper-middle, Emerging, Frontier, Pacific SIDS). Quy mô này là lớn nhất cho khu vực trong các nghiên cứu về quan hệ I-P, gồm cả boundary case Pacific SIDS (9 nước, n=1.469 (mẫu phân tích sau lọc missing)) cho phép kiểm định forced internationalization penalty (Do &amp; Phan, 2026b).</w:t>
       </w:r>
     </w:p>
     <w:p>
@@ -774,7 +774,7 @@
         <w:t xml:space="preserve">Cơ sở kế thừa</w:t>
       </w:r>
       <w:r>
-        <w:t xml:space="preserve">: FSTS là thước đo internationalization phổ biến nhất trong các nghiên cứu I–P (Sullivan, 1994; Hitt et al., 2006). Việc bổ sung</w:t>
+        <w:t xml:space="preserve">: FSTS là thước đo internationalization phổ biến nhất trong các nghiên cứu I-P (Sullivan, 1994; Hitt et al., 2006). Việc bổ sung</w:t>
       </w:r>
       <w:r>
         <w:t xml:space="preserve"> </w:t>
@@ -950,7 +950,7 @@
         <w:t xml:space="preserve"> </w:t>
       </w:r>
       <w:r>
-        <w:t xml:space="preserve">trong bối cảnh WBES, đảm bảo construct purity ở 47 nền kinh tế châu Á và Pacific, với pipeline hòa hợp 3 thế hệ schema. Phân tách TCI và DAI theo (i) Bharadwaj et al. (2013), IT capability vs digital business strategy có nomological nets khác nhau; (ii) phân tầng 3 cấp của Verhoef et al. (2021), digitization, digitalization, digital transformation; (iii) truyền thống Lall (1992) và Cohen &amp; Levinthal (1990) coi technological capability là chiều sâu năng lực nội tại (absorptive capacity), khác về bản chất với digital adoption ở giao diện ngoại tại; (iv) resource-orchestration logic của Bhandari et al. (2023) cho I–P relationship; và (v) 4 tiêu chí formative composite của Coltman et al. (2008), đảm bảo TCI và DAI là hai composite độc lập.</w:t>
+        <w:t xml:space="preserve">trong bối cảnh WBES, đảm bảo construct purity ở 47 nền kinh tế châu Á và Pacific, với pipeline hòa hợp 3 thế hệ schema. Phân tách TCI và DAI theo (i) Bharadwaj et al. (2013), IT capability vs digital business strategy có nomological nets khác nhau; (ii) phân tầng 3 cấp của Verhoef et al. (2021), digitization, digitalization, digital transformation; (iii) truyền thống Lall (1992) và Cohen &amp; Levinthal (1990) coi technological capability là chiều sâu năng lực nội tại (absorptive capacity), khác về bản chất với digital adoption ở giao diện ngoại tại; (iv) resource-orchestration logic của Bhandari et al. (2023) cho I-P relationship; và (v) 4 tiêu chí formative composite của Coltman et al. (2008), đảm bảo TCI và DAI là hai composite độc lập.</w:t>
       </w:r>
     </w:p>
     <w:bookmarkEnd w:id="31"/>
@@ -2122,7 +2122,7 @@
           <w:bCs/>
           <w:b/>
         </w:rPr>
-        <w:t xml:space="preserve">Lind–Mehlum U-test</w:t>
+        <w:t xml:space="preserve">Lind-Mehlum U-test</w:t>
       </w:r>
       <w:r>
         <w:t xml:space="preserve"> </w:t>
@@ -2152,13 +2152,13 @@
       </w:r>
     </w:p>
     <w:bookmarkEnd w:id="39"/>
-    <w:bookmarkStart w:id="42" w:name="mô-hình-moderation-h2h6"/>
+    <w:bookmarkStart w:id="42" w:name="mô-hình-moderation-h2-h6"/>
     <w:p>
       <w:pPr>
         <w:pStyle w:val="Heading3"/>
       </w:pPr>
       <w:r>
-        <w:t xml:space="preserve">3.4.4 Mô hình moderation (H2–H6)</w:t>
+        <w:t xml:space="preserve">3.4.4 Mô hình moderation (H2-H6)</w:t>
       </w:r>
     </w:p>
     <w:bookmarkStart w:id="40" w:name="two-way-interaction-h2-h3"/>
@@ -3442,7 +3442,7 @@
         <w:pStyle w:val="FirstParagraph"/>
       </w:pPr>
       <w:r>
-        <w:t xml:space="preserve">Nghiên cứu 3 sử dụng chuỗi mô hình lồng nhau M0–M8 ước lượng riêng theo từng sóng khảo sát (2009, 2015, 2023) và gộp pooled. Ký hiệu tiếng Việt:</w:t>
+        <w:t xml:space="preserve">Nghiên cứu 3 sử dụng chuỗi mô hình lồng nhau M0-M8 ước lượng riêng theo từng sóng khảo sát (2009, 2015, 2023) và gộp pooled. Ký hiệu tiếng Việt:</w:t>
       </w:r>
     </w:p>
     <w:p>
@@ -4556,7 +4556,7 @@
         </m:d>
       </m:oMath>
       <w:r>
-        <w:t xml:space="preserve">, xác nhận bởi kiểm định Lind–Mehlum (2010).</w:t>
+        <w:t xml:space="preserve">, xác nhận bởi kiểm định Lind-Mehlum (2010).</w:t>
       </w:r>
     </w:p>
     <w:p>
@@ -6930,7 +6930,7 @@
               <w:jc w:val="left"/>
             </w:pPr>
             <w:r>
-              <w:t xml:space="preserve">d3c / 100: cường độ xuất khẩu trực tiếp (0–1)</w:t>
+              <w:t xml:space="preserve">d3c / 100: cường độ xuất khẩu trực tiếp (0-1)</w:t>
             </w:r>
           </w:p>
         </w:tc>
@@ -7686,7 +7686,7 @@
           <w:bCs/>
           <w:b/>
         </w:rPr>
-        <w:t xml:space="preserve">Chuỗi mô hình lồng nhau M0–M5:</w:t>
+        <w:t xml:space="preserve">Chuỗi mô hình lồng nhau M0-M5:</w:t>
       </w:r>
     </w:p>
     <w:p>
@@ -7932,7 +7932,7 @@
         <w:t xml:space="preserve"> </w:t>
       </w:r>
       <w:r>
-        <w:t xml:space="preserve">Lưu ý: Lind–Mehlum p = 0,303, không bác bỏ tuyến tính trong phạm vi dữ liệu quan sát; đây là kết quả thông tin tích cực theo khung bão hòa (saturation framework)</w:t>
+        <w:t xml:space="preserve">Lưu ý: Lind-Mehlum p = 0,303, không bác bỏ tuyến tính trong phạm vi dữ liệu quan sát; đây là kết quả thông tin tích cực theo khung bão hòa (saturation framework)</w:t>
       </w:r>
     </w:p>
     <w:p>
@@ -8418,7 +8418,7 @@
         <w:t xml:space="preserve"> </w:t>
       </w:r>
       <w:r>
-        <w:t xml:space="preserve">&gt; 0, DAI khuếch đại lợi nhuận I–P ở cường độ xuất khẩu cao (coordination platform mechanism; Stallkamp &amp; Schotter, 2021)</w:t>
+        <w:t xml:space="preserve">&gt; 0, DAI khuếch đại lợi nhuận I-P ở cường độ xuất khẩu cao (coordination platform mechanism; Stallkamp &amp; Schotter, 2021)</w:t>
       </w:r>
       <w:r>
         <w:t xml:space="preserve"> </w:t>
@@ -9319,7 +9319,7 @@
           <w:bCs/>
           <w:b/>
         </w:rPr>
-        <w:t xml:space="preserve">Chuỗi mô hình lồng nhau M0–M6:</w:t>
+        <w:t xml:space="preserve">Chuỗi mô hình lồng nhau M0-M6:</w:t>
       </w:r>
     </w:p>
     <w:p>
@@ -11050,13 +11050,13 @@
       </w:r>
     </w:p>
     <w:bookmarkEnd w:id="46"/>
-    <w:bookmarkStart w:id="48" w:name="Xef1ee77b66ccd9962e55365d60bd74be93a9b17"/>
+    <w:bookmarkStart w:id="48" w:name="Xd8f33be7e9e46903e9ff029f9f6c3cbb70a75e5"/>
     <w:p>
       <w:pPr>
         <w:pStyle w:val="Heading3"/>
       </w:pPr>
       <w:r>
-        <w:t xml:space="preserve">3.4.5.4 Mô hình cụ thể, Nghiên cứu 7 (Đa quốc gia châu Á, WBES 2003–2025)</w:t>
+        <w:t xml:space="preserve">3.4.5.4 Mô hình cụ thể, Nghiên cứu 7 (Đa quốc gia châu Á, WBES 2003-2025)</w:t>
       </w:r>
     </w:p>
     <w:p>
@@ -11080,7 +11080,7 @@
         <w:t xml:space="preserve"> </w:t>
       </w:r>
       <w:r>
-        <w:t xml:space="preserve">(102 cặp quốc gia × năm, 2003–2025). Mẫu phân tích toàn phần đạt N = 84.910 (M0–M2) đến N = 29.840 (M11 full). Thiết kế hierarchical OLS với HC1 robust standard errors, clustered theo country-year. Ký hiệu tiếng Việt:</w:t>
+        <w:t xml:space="preserve">(102 cặp quốc gia × năm, 2003-2025). Mẫu phân tích toàn phần đạt N = 84.910 (M0-M2) đến N = 29.840 (M11 full). Thiết kế hierarchical OLS với HC1 robust standard errors, clustered theo country-year. Ký hiệu tiếng Việt:</w:t>
       </w:r>
     </w:p>
     <w:p>
@@ -11251,7 +11251,7 @@
         <w:t xml:space="preserve">ICRV_j</w:t>
       </w:r>
       <w:r>
-        <w:t xml:space="preserve">: phân loại chế độ thể chế ICRV (integer 1–6, Advanced đến SIDS)</w:t>
+        <w:t xml:space="preserve">: phân loại chế độ thể chế ICRV (integer 1-6, Advanced đến SIDS)</w:t>
       </w:r>
     </w:p>
     <w:p>
@@ -11339,7 +11339,7 @@
           <w:bCs/>
           <w:b/>
         </w:rPr>
-        <w:t xml:space="preserve">Chuỗi mô hình lồng nhau M0–M11:</w:t>
+        <w:t xml:space="preserve">Chuỗi mô hình lồng nhau M0-M11:</w:t>
       </w:r>
     </w:p>
     <w:p>
@@ -15575,7 +15575,7 @@
               <w:jc w:val="left"/>
             </w:pPr>
             <w:r>
-              <w:t xml:space="preserve">integer 1–6 (Advanced Innovation đến SIDS)</w:t>
+              <w:t xml:space="preserve">integer 1-6 (Advanced Innovation đến SIDS)</w:t>
             </w:r>
           </w:p>
         </w:tc>
@@ -15725,7 +15725,7 @@
               <w:jc w:val="left"/>
             </w:pPr>
             <w:r>
-              <w:t xml:space="preserve">tỷ lệ sở hữu nước ngoài (0–1)</w:t>
+              <w:t xml:space="preserve">tỷ lệ sở hữu nước ngoài (0-1)</w:t>
             </w:r>
           </w:p>
         </w:tc>
@@ -15802,7 +15802,7 @@
           <w:iCs/>
           <w:i/>
         </w:rPr>
-        <w:t xml:space="preserve">Ghi chú: Mẫu phân tích giảm dần từ N = 84.910 (M2), 38.342 (M3, thêm kiểm soát), 29.840 (M11, thêm manager + ICRV + three-way). DAI P7 là Tier 1+2 khi k33 có mặt, Tier-1 only khi thiếu, khác với P3 Vietnam (Tier-1 only) và đồng nhất với P4 Singapore (Tier-1+2). ICRV là biến điều tiết liên tục (integer), không phải dummies, nhằm giữ N đủ lớn trong M10–M11.</w:t>
+        <w:t xml:space="preserve">Ghi chú: Mẫu phân tích giảm dần từ N = 84.910 (M2), 38.342 (M3, thêm kiểm soát), 29.840 (M11, thêm manager + ICRV + three-way). DAI P7 là Tier 1+2 khi k33 có mặt, Tier-1 only khi thiếu, khác với P3 Vietnam (Tier-1 only) và đồng nhất với P4 Singapore (Tier-1+2). ICRV là biến điều tiết liên tục (integer), không phải dummies, nhằm giữ N đủ lớn trong M10-M11.</w:t>
       </w:r>
     </w:p>
     <w:p>
@@ -15858,7 +15858,7 @@
         <w:t xml:space="preserve"> </w:t>
       </w:r>
       <w:r>
-        <w:t xml:space="preserve">(Fiji, Kiribati, Papua New Guinea, Samoa, Solomon Islands, Timor-Leste, Tonga, Vanuatu, Comoros) từ các sóng WBES 2009–2025. Đây là nhóm thể chế ICRV Nhóm VI, cấp thấp nhất trong phân loại 6 chế độ, đặc trưng bởi thị trường nội địa cực nhỏ, chi phí thương mại cao và hỗ trợ thể chế yếu. Trong tổng mẫu, chỉ</w:t>
+        <w:t xml:space="preserve">(Fiji, Kiribati, Papua New Guinea, Samoa, Solomon Islands, Timor-Leste, Tonga, Vanuatu, Comoros) từ các sóng WBES 2009-2025. Đây là nhóm thể chế ICRV Nhóm VI, cấp thấp nhất trong phân loại 6 chế độ, đặc trưng bởi thị trường nội địa cực nhỏ, chi phí thương mại cao và hỗ trợ thể chế yếu. Trong tổng mẫu, chỉ</w:t>
       </w:r>
       <w:r>
         <w:t xml:space="preserve"> </w:t>
@@ -15895,7 +15895,7 @@
         <w:t xml:space="preserve">gánh nặng quốc tế hóa bắt buộc (Forced Internationalization Penalty, FIP)</w:t>
       </w:r>
       <w:r>
-        <w:t xml:space="preserve">, mối quan hệ quốc tế hóa–hiệu quả là</w:t>
+        <w:t xml:space="preserve">, mối quan hệ quốc tế hóa-hiệu quả là</w:t>
       </w:r>
       <w:r>
         <w:t xml:space="preserve"> </w:t>
@@ -15911,7 +15911,7 @@
         <w:t xml:space="preserve"> </w:t>
       </w:r>
       <w:r>
-        <w:t xml:space="preserve">tại Nhóm VI, trái ngược với hình chữ U ngược được quan sát ở P3–P7. Lind–Mehlum U-test không bác bỏ đơn điệu (p &gt; ,10), xác nhận không có điểm quay.</w:t>
+        <w:t xml:space="preserve">tại Nhóm VI, trái ngược với hình chữ U ngược được quan sát ở P3-P7. Lind-Mehlum U-test không bác bỏ đơn điệu (p &gt;,10), xác nhận không có điểm quay.</w:t>
       </w:r>
     </w:p>
     <w:p>
@@ -16420,7 +16420,7 @@
               <w:jc w:val="left"/>
             </w:pPr>
             <w:r>
-              <w:t xml:space="preserve">tỷ lệ 0–1</w:t>
+              <w:t xml:space="preserve">tỷ lệ 0-1</w:t>
             </w:r>
           </w:p>
         </w:tc>
@@ -16582,7 +16582,7 @@
           <w:bCs/>
           <w:b/>
         </w:rPr>
-        <w:t xml:space="preserve">Chuỗi mô hình M0–M3 (P8):</w:t>
+        <w:t xml:space="preserve">Chuỗi mô hình M0-M3 (P8):</w:t>
       </w:r>
     </w:p>
     <w:p>
@@ -19186,7 +19186,7 @@
         <w:pStyle w:val="Compact"/>
       </w:pPr>
       <w:r>
-        <w:t xml:space="preserve">Breusch–Pagan test (Breusch &amp; Pagan, 1979).</w:t>
+        <w:t xml:space="preserve">Breusch-Pagan test (Breusch &amp; Pagan, 1979).</w:t>
       </w:r>
     </w:p>
     <w:bookmarkEnd w:id="54"/>
@@ -19350,7 +19350,7 @@
               <w:jc w:val="left"/>
             </w:pPr>
             <w:r>
-              <w:t xml:space="preserve">Meta-analysis 1982–2026</w:t>
+              <w:t xml:space="preserve">Meta-analysis 1982-2026</w:t>
             </w:r>
           </w:p>
         </w:tc>
@@ -19604,7 +19604,7 @@
               <w:jc w:val="left"/>
             </w:pPr>
             <w:r>
-              <w:t xml:space="preserve">Lind–Mehlum U-test</w:t>
+              <w:t xml:space="preserve">Lind-Mehlum U-test</w:t>
             </w:r>
           </w:p>
         </w:tc>
@@ -19704,7 +19704,7 @@
               <w:jc w:val="left"/>
             </w:pPr>
             <w:r>
-              <w:t xml:space="preserve">China 2012–2024 stability test (turning point ~47,8% FSTS)</w:t>
+              <w:t xml:space="preserve">China 2012-2024 stability test (turning point ~47,8% FSTS)</w:t>
             </w:r>
           </w:p>
         </w:tc>

--- a/dist/downloads/chuong_3_phuong_phap.docx
+++ b/dist/downloads/chuong_3_phuong_phap.docx
@@ -15763,7 +15763,7 @@
               <w:jc w:val="left"/>
             </w:pPr>
             <w:r>
-              <w:t xml:space="preserve">,</w:t>
+              <w:t xml:space="preserve">-</w:t>
             </w:r>
           </w:p>
         </w:tc>
@@ -18210,7 +18210,7 @@
               <w:jc w:val="left"/>
             </w:pPr>
             <w:r>
-              <w:t xml:space="preserve">,</w:t>
+              <w:t xml:space="preserve">-</w:t>
             </w:r>
           </w:p>
         </w:tc>
@@ -18260,7 +18260,7 @@
               <w:jc w:val="left"/>
             </w:pPr>
             <w:r>
-              <w:t xml:space="preserve">,</w:t>
+              <w:t xml:space="preserve">-</w:t>
             </w:r>
           </w:p>
         </w:tc>
@@ -18310,7 +18310,7 @@
               <w:jc w:val="left"/>
             </w:pPr>
             <w:r>
-              <w:t xml:space="preserve">,</w:t>
+              <w:t xml:space="preserve">-</w:t>
             </w:r>
           </w:p>
         </w:tc>
@@ -18360,7 +18360,7 @@
               <w:jc w:val="left"/>
             </w:pPr>
             <w:r>
-              <w:t xml:space="preserve">,</w:t>
+              <w:t xml:space="preserve">-</w:t>
             </w:r>
           </w:p>
         </w:tc>

--- a/dist/downloads/chuong_3_phuong_phap.docx
+++ b/dist/downloads/chuong_3_phuong_phap.docx
@@ -421,7 +421,7 @@
         <w:t xml:space="preserve"> </w:t>
       </w:r>
       <w:r>
-        <w:t xml:space="preserve">(101.185 doanh nghiệp · 108 cặp quốc gia × năm · 14 mốc khảo sát) (World Bank, n.d., 2019, 2023, 2026). WBES là bộ dữ liệu doanh nghiệp chuẩn hóa, phù hợp cho nghiên cứu so sánh đa quốc gia về firm-level outcomes (Aterido et al., 2011).</w:t>
+        <w:t xml:space="preserve">(101.185 doanh nghiệp, 108 cặp quốc gia × năm, 14 mốc khảo sát) (World Bank, n.d., 2019, 2023, 2026). WBES là bộ dữ liệu doanh nghiệp chuẩn hóa, phù hợp cho nghiên cứu so sánh đa quốc gia về firm-level outcomes (Aterido et al., 2011).</w:t>
       </w:r>
     </w:p>
     <w:p>
@@ -498,7 +498,7 @@
         <w:t xml:space="preserve"> </w:t>
       </w:r>
       <w:r>
-        <w:t xml:space="preserve">trong ước lượng mô hình hồi quy vì ba lý do: (1) Mục tiêu của luận án là kiểm định cơ chế lý thuyết (mechanism testing) chứ không phải ước lượng mô tả đại diện tổng thể (population-representative descriptive estimation), trong bối cảnh này, không áp dụng weights là thực hành chuẩn trong các nghiên cứu IB sử dụng WBES (Aterido et al., 2011; Cuervo-Cazurra et al., 2018); (2) Fixed effects ở cấp country-year đã kiểm soát đặc điểm cấu trúc của từng sóng khảo sát; (3) Việc áp dụng weights có thể làm sai lệch ước lượng khi mẫu được gộp chung từ nhiều quốc gia có quy mô tổng thể doanh nghiệp khác nhau nhiều bậc (ví dụ: Trung Quốc ~100 triệu so với Tonga ~500 doanh nghiệp). Phân tích độ nhạy có áp dụng survey weights cho từng quốc gia riêng lẻ (P3/P4/P5) không thay đổi hướng hoặc mức độ ý nghĩa của các hệ số chính (xem §3.5).</w:t>
+        <w:t xml:space="preserve">trong ước lượng mô hình hồi quy vì ba lý do: (1) Mục tiêu của luận án là kiểm định cơ chế lý thuyết (mechanism testing) chứ không phải ước lượng mô tả đại diện tổng thể (population-representative descriptive estimation), trong bối cảnh này, không áp dụng weights là thực hành chuẩn trong các nghiên cứu IB sử dụng WBES (Aterido et al., 2011; Cuervo-Cazurra et al., 2018); (2) Fixed effects ở cấp country-year đã kiểm soát đặc điểm cấu trúc của từng sóng khảo sát; (3) Việc áp dụng weights có thể làm sai lệch ước lượng khi mẫu được gộp chung từ nhiều quốc gia có quy mô tổng thể doanh nghiệp khác nhau nhiều bậc (ví dụ: Trung Quốc ~100 triệu so với Tonga ~500 doanh nghiệp). Phân tích độ nhạy có áp dụng survey weights cho từng quốc gia riêng lẻ (P3/P4/P5) không thay đổi hướng hoặc mức độ ý nghĩa của các hệ số chính (xem Mục 3.5).</w:t>
       </w:r>
     </w:p>
     <w:bookmarkEnd w:id="28"/>
@@ -7737,7 +7737,7 @@
         <w:t xml:space="preserve"> </w:t>
       </w:r>
       <w:r>
-        <w:t xml:space="preserve">CDDXK_c_i + γ·X_i + δ_s + ε_i</w:t>
+        <w:t xml:space="preserve">CDDXK_c_i + γ, X_i + δ_s + ε_i</w:t>
       </w:r>
     </w:p>
     <w:p>
@@ -7823,7 +7823,7 @@
         </m:sSubSup>
       </m:oMath>
       <w:r>
-        <w:t xml:space="preserve">_i + γ·X_i + δ_s + ε_i</w:t>
+        <w:t xml:space="preserve">_i + γ, X_i + δ_s + ε_i</w:t>
       </w:r>
       <w:r>
         <w:t xml:space="preserve"> </w:t>
@@ -8044,7 +8044,7 @@
         <w:t xml:space="preserve"> </w:t>
       </w:r>
       <w:r>
-        <w:t xml:space="preserve">NLCN_z + γ·X + δ_s + ε</w:t>
+        <w:t xml:space="preserve">NLCN_z + γ, X + δ_s + ε</w:t>
       </w:r>
     </w:p>
     <w:p>
@@ -8179,7 +8179,7 @@
         <w:t xml:space="preserve"> </w:t>
       </w:r>
       <w:r>
-        <w:t xml:space="preserve">CSS_z + γ·X + δ_s + ε</w:t>
+        <w:t xml:space="preserve">CSS_z + γ, X + δ_s + ε</w:t>
       </w:r>
     </w:p>
     <w:p>
@@ -8389,7 +8389,7 @@
         <w:t xml:space="preserve"> </w:t>
       </w:r>
       <w:r>
-        <w:t xml:space="preserve">× CSS_z) + γ·X + δ_s + ε</w:t>
+        <w:t xml:space="preserve">× CSS_z) + γ, X + δ_s + ε</w:t>
       </w:r>
       <w:r>
         <w:t xml:space="preserve"> </w:t>
@@ -9370,7 +9370,7 @@
         <w:t xml:space="preserve"> </w:t>
       </w:r>
       <w:r>
-        <w:t xml:space="preserve">CDDXK_c_it + γ·X_it + δ_s + λ_t + ε_it</w:t>
+        <w:t xml:space="preserve">CDDXK_c_it + γ, X_it + δ_s + λ_t + ε_it</w:t>
       </w:r>
     </w:p>
     <w:p>
@@ -9456,7 +9456,7 @@
         </m:sSubSup>
       </m:oMath>
       <w:r>
-        <w:t xml:space="preserve">_it + γ·X_it + δ_s + λ_t + ε_it</w:t>
+        <w:t xml:space="preserve">_it + γ, X_it + δ_s + λ_t + ε_it</w:t>
       </w:r>
       <w:r>
         <w:t xml:space="preserve"> </w:t>
@@ -9681,7 +9681,7 @@
         <w:t xml:space="preserve"> </w:t>
       </w:r>
       <w:r>
-        <w:t xml:space="preserve">NLCN_z + γ·X + δ_s + λ_t + ε</w:t>
+        <w:t xml:space="preserve">NLCN_z + γ, X + δ_s + λ_t + ε</w:t>
       </w:r>
       <w:r>
         <w:t xml:space="preserve"> </w:t>
@@ -9863,7 +9863,7 @@
         <w:t xml:space="preserve"> </w:t>
       </w:r>
       <w:r>
-        <w:t xml:space="preserve">CSS_z + γ·X + δ_s + λ_t + ε</w:t>
+        <w:t xml:space="preserve">CSS_z + γ, X + δ_s + λ_t + ε</w:t>
       </w:r>
     </w:p>
     <w:p>
@@ -10369,7 +10369,7 @@
         <w:t xml:space="preserve"> </w:t>
       </w:r>
       <w:r>
-        <w:t xml:space="preserve">× wave) + γ·X + δ_s + λ_t + ε</w:t>
+        <w:t xml:space="preserve">× wave) + γ, X + δ_s + λ_t + ε</w:t>
       </w:r>
       <w:r>
         <w:t xml:space="preserve"> </w:t>
@@ -11050,7 +11050,7 @@
       </w:r>
     </w:p>
     <w:bookmarkEnd w:id="46"/>
-    <w:bookmarkStart w:id="48" w:name="Xd8f33be7e9e46903e9ff029f9f6c3cbb70a75e5"/>
+    <w:bookmarkStart w:id="47" w:name="Xd8f33be7e9e46903e9ff029f9f6c3cbb70a75e5"/>
     <w:p>
       <w:pPr>
         <w:pStyle w:val="Heading3"/>
@@ -15812,10 +15812,11 @@
         </w:pict>
       </w:r>
     </w:p>
-    <w:bookmarkStart w:id="47" w:name="X643505249b2e6f03115a2b099a8243c676fb8cd"/>
-    <w:p>
-      <w:pPr>
-        <w:pStyle w:val="Heading4"/>
+    <w:bookmarkEnd w:id="47"/>
+    <w:bookmarkStart w:id="48" w:name="X643505249b2e6f03115a2b099a8243c676fb8cd"/>
+    <w:p>
+      <w:pPr>
+        <w:pStyle w:val="Heading3"/>
       </w:pPr>
       <w:r>
         <w:t xml:space="preserve">3.4.5.5 Mô hình cụ thể, Nghiên cứu 8: Pacific SIDS (N = 1.469, Nhóm VI)</w:t>
@@ -19011,7 +19012,6 @@
         </w:pict>
       </w:r>
     </w:p>
-    <w:bookmarkEnd w:id="47"/>
     <w:bookmarkEnd w:id="48"/>
     <w:bookmarkStart w:id="49" w:name="sai-số-chuẩn"/>
     <w:p>
@@ -19428,7 +19428,7 @@
               <w:t xml:space="preserve"> </w:t>
             </w:r>
             <w:r>
-              <w:t xml:space="preserve">với 101.185 doanh nghiệp · 108 cặp quốc gia × năm</w:t>
+              <w:t xml:space="preserve">với 101.185 doanh nghiệp, 108 cặp quốc gia × năm</w:t>
             </w:r>
           </w:p>
         </w:tc>

--- a/dist/downloads/chuong_3_phuong_phap.docx
+++ b/dist/downloads/chuong_3_phuong_phap.docx
@@ -52,13 +52,13 @@
           <w:bCs/>
           <w:b/>
         </w:rPr>
-        <w:t xml:space="preserve">mixed synthesis-empirical design</w:t>
-      </w:r>
-      <w:r>
-        <w:t xml:space="preserve"> </w:t>
-      </w:r>
-      <w:r>
-        <w:t xml:space="preserve">gồm hai phase bổ sung cho nhau. Phase thứ nhất là meta-analysis tổng hợp các nghiên cứu để trả lời RQ1, còn phase thứ hai là phân tích thực nghiệm doanh nghiệp đa quốc gia để trả lời RQ2-RQ4. Hai phase đối thoại hai chiều: meta cung cấp baseline và gợi ý moderator cần kiểm định, còn empirical cung cấp bằng chứng bổ sung cho meta về bối cảnh châu Á và Pacific.</w:t>
+        <w:t xml:space="preserve">thiết kế kết hợp tổng hợp và thực nghiệm (mixed synthesis-empirical design)</w:t>
+      </w:r>
+      <w:r>
+        <w:t xml:space="preserve"> </w:t>
+      </w:r>
+      <w:r>
+        <w:t xml:space="preserve">gồm hai giai đoạn bổ sung cho nhau. Giai đoạn thứ nhất là phân tích tổng hợp các nghiên cứu để trả lời RQ1; giai đoạn thứ hai là phân tích thực nghiệm doanh nghiệp đa quốc gia để trả lời RQ2-RQ4. Hai giai đoạn đối thoại hai chiều: phân tích tổng hợp cung cấp nền tảng và gợi ý các yếu tố điều tiết cần kiểm định, còn phân tích thực nghiệm cung cấp bằng chứng bổ sung về bối cảnh châu Á và Thái Bình Dương.</w:t>
       </w:r>
     </w:p>
     <w:p>

--- a/dist/downloads/chuong_3_phuong_phap.docx
+++ b/dist/downloads/chuong_3_phuong_phap.docx
@@ -20045,7 +20045,7 @@
     <w:name w:val="Normal"/>
     <w:qFormat/>
     <w:pPr>
-      <w:spacing w:line="360" w:lineRule="auto"/>
+      <w:spacing w:line="288" w:lineRule="auto"/>
       <w:jc w:val="both"/>
     </w:pPr>
     <w:rPr>
@@ -20059,7 +20059,7 @@
     <w:basedOn w:val="Normal"/>
     <w:link w:val="BodyTextChar"/>
     <w:pPr>
-      <w:spacing w:after="180" w:before="180" w:line="360" w:lineRule="auto"/>
+      <w:spacing w:after="180" w:before="180" w:line="288" w:lineRule="auto"/>
       <w:jc w:val="both"/>
     </w:pPr>
     <w:qFormat/>
@@ -20075,7 +20075,7 @@
     <w:next w:val="BodyText"/>
     <w:qFormat/>
     <w:pPr>
-      <w:spacing w:line="360" w:lineRule="auto"/>
+      <w:spacing w:line="288" w:lineRule="auto"/>
       <w:jc w:val="both"/>
     </w:pPr>
     <w:rPr>
@@ -20089,7 +20089,7 @@
     <w:basedOn w:val="BodyText"/>
     <w:qFormat/>
     <w:pPr>
-      <w:spacing w:after="36" w:before="36" w:line="360" w:lineRule="auto"/>
+      <w:spacing w:after="36" w:before="36" w:line="288" w:lineRule="auto"/>
       <w:jc w:val="both"/>
     </w:pPr>
     <w:rPr>
@@ -20106,7 +20106,7 @@
     <w:pPr>
       <w:keepNext/>
       <w:keepLines/>
-      <w:spacing w:after="240" w:before="480" w:line="360" w:lineRule="auto"/>
+      <w:spacing w:after="240" w:before="480" w:line="288" w:lineRule="auto"/>
       <w:jc w:val="both"/>
     </w:pPr>
     <w:rPr>
@@ -20126,7 +20126,7 @@
     <w:pPr>
       <w:keepNext/>
       <w:keepLines/>
-      <w:spacing w:after="240" w:before="240" w:line="360" w:lineRule="auto"/>
+      <w:spacing w:after="240" w:before="240" w:line="288" w:lineRule="auto"/>
       <w:jc w:val="both"/>
     </w:pPr>
     <w:rPr>
@@ -20143,7 +20143,7 @@
     <w:pPr>
       <w:keepNext/>
       <w:keepLines/>
-      <w:spacing w:line="360" w:lineRule="auto"/>
+      <w:spacing w:line="288" w:lineRule="auto"/>
       <w:jc w:val="both"/>
     </w:pPr>
     <w:rPr>
@@ -20159,7 +20159,7 @@
     <w:pPr>
       <w:keepNext/>
       <w:keepLines/>
-      <w:spacing w:line="360" w:lineRule="auto"/>
+      <w:spacing w:line="288" w:lineRule="auto"/>
       <w:jc w:val="both"/>
     </w:pPr>
     <w:rPr>
@@ -20177,7 +20177,7 @@
       <w:keepNext/>
       <w:keepLines/>
       <w:jc w:val="both"/>
-      <w:spacing w:after="0" w:before="300" w:line="360" w:lineRule="auto"/>
+      <w:spacing w:after="0" w:before="300" w:line="288" w:lineRule="auto"/>
     </w:pPr>
     <w:rPr>
       <w:color w:val="000000"/>
@@ -20195,7 +20195,7 @@
     <w:pPr>
       <w:keepNext/>
       <w:keepLines/>
-      <w:spacing w:after="300" w:before="100" w:line="360" w:lineRule="auto"/>
+      <w:spacing w:after="300" w:before="100" w:line="288" w:lineRule="auto"/>
       <w:jc w:val="both"/>
     </w:pPr>
     <w:rPr>
@@ -20211,7 +20211,7 @@
     <w:next w:val="Bibliography"/>
     <w:qFormat/>
     <w:pPr>
-      <w:spacing w:line="360" w:lineRule="auto"/>
+      <w:spacing w:line="288" w:lineRule="auto"/>
       <w:jc w:val="both"/>
     </w:pPr>
     <w:rPr>
@@ -20229,7 +20229,7 @@
     <w:pPr>
       <w:keepNext/>
       <w:keepLines/>
-      <w:spacing w:after="0" w:before="480" w:line="360" w:lineRule="auto"/>
+      <w:spacing w:after="0" w:before="480" w:line="288" w:lineRule="auto"/>
       <w:jc w:val="both"/>
       <w:outlineLvl w:val="0"/>
     </w:pPr>
@@ -20252,7 +20252,7 @@
     <w:pPr>
       <w:keepNext/>
       <w:keepLines/>
-      <w:spacing w:after="0" w:before="200" w:line="360" w:lineRule="auto"/>
+      <w:spacing w:after="0" w:before="200" w:line="288" w:lineRule="auto"/>
       <w:jc w:val="both"/>
       <w:outlineLvl w:val="1"/>
     </w:pPr>
@@ -20275,7 +20275,7 @@
     <w:pPr>
       <w:keepNext/>
       <w:keepLines/>
-      <w:spacing w:after="0" w:before="200" w:line="360" w:lineRule="auto"/>
+      <w:spacing w:after="0" w:before="200" w:line="288" w:lineRule="auto"/>
       <w:jc w:val="both"/>
       <w:outlineLvl w:val="2"/>
     </w:pPr>
@@ -20298,7 +20298,7 @@
     <w:pPr>
       <w:keepNext/>
       <w:keepLines/>
-      <w:spacing w:after="0" w:before="200" w:line="360" w:lineRule="auto"/>
+      <w:spacing w:after="0" w:before="200" w:line="288" w:lineRule="auto"/>
       <w:jc w:val="both"/>
       <w:outlineLvl w:val="3"/>
     </w:pPr>
@@ -20321,7 +20321,7 @@
     <w:pPr>
       <w:keepNext/>
       <w:keepLines/>
-      <w:spacing w:after="0" w:before="200" w:line="360" w:lineRule="auto"/>
+      <w:spacing w:after="0" w:before="200" w:line="288" w:lineRule="auto"/>
       <w:jc w:val="both"/>
       <w:outlineLvl w:val="4"/>
     </w:pPr>
@@ -20343,7 +20343,7 @@
     <w:pPr>
       <w:keepNext/>
       <w:keepLines/>
-      <w:spacing w:after="0" w:before="200" w:line="360" w:lineRule="auto"/>
+      <w:spacing w:after="0" w:before="200" w:line="288" w:lineRule="auto"/>
       <w:jc w:val="both"/>
       <w:outlineLvl w:val="5"/>
     </w:pPr>
@@ -20364,7 +20364,7 @@
     <w:pPr>
       <w:keepNext/>
       <w:keepLines/>
-      <w:spacing w:after="0" w:before="200" w:line="360" w:lineRule="auto"/>
+      <w:spacing w:after="0" w:before="200" w:line="288" w:lineRule="auto"/>
       <w:jc w:val="both"/>
       <w:outlineLvl w:val="6"/>
     </w:pPr>
@@ -20385,7 +20385,7 @@
     <w:pPr>
       <w:keepNext/>
       <w:keepLines/>
-      <w:spacing w:after="0" w:before="200" w:line="360" w:lineRule="auto"/>
+      <w:spacing w:after="0" w:before="200" w:line="288" w:lineRule="auto"/>
       <w:jc w:val="both"/>
       <w:outlineLvl w:val="7"/>
     </w:pPr>
@@ -20406,7 +20406,7 @@
     <w:pPr>
       <w:keepNext/>
       <w:keepLines/>
-      <w:spacing w:after="0" w:before="200" w:line="360" w:lineRule="auto"/>
+      <w:spacing w:after="0" w:before="200" w:line="288" w:lineRule="auto"/>
       <w:jc w:val="both"/>
       <w:outlineLvl w:val="8"/>
     </w:pPr>
@@ -20425,7 +20425,7 @@
     <w:unhideWhenUsed/>
     <w:qFormat/>
     <w:pPr>
-      <w:spacing w:after="100" w:before="100" w:line="360" w:lineRule="auto"/>
+      <w:spacing w:after="100" w:before="100" w:line="288" w:lineRule="auto"/>
       <w:ind w:firstLine="0" w:left="480" w:right="480"/>
       <w:jc w:val="both"/>
     </w:pPr>
@@ -20443,7 +20443,7 @@
     <w:unhideWhenUsed/>
     <w:qFormat/>
     <w:pPr>
-      <w:spacing w:line="360" w:lineRule="auto"/>
+      <w:spacing w:line="288" w:lineRule="auto"/>
       <w:jc w:val="both"/>
     </w:pPr>
     <w:rPr>
@@ -20469,7 +20469,7 @@
     <w:unhideWhenUsed/>
     <w:qFormat/>
     <w:pPr>
-      <w:spacing w:line="360" w:lineRule="auto"/>
+      <w:spacing w:line="288" w:lineRule="auto"/>
       <w:jc w:val="both"/>
     </w:pPr>
     <w:rPr>
@@ -20509,7 +20509,7 @@
     <w:pPr>
       <w:keepNext/>
       <w:keepLines/>
-      <w:spacing w:after="0" w:line="360" w:lineRule="auto"/>
+      <w:spacing w:after="0" w:line="288" w:lineRule="auto"/>
       <w:jc w:val="both"/>
     </w:pPr>
     <w:rPr>
@@ -20523,7 +20523,7 @@
     <w:name w:val="Definition"/>
     <w:basedOn w:val="Normal"/>
     <w:pPr>
-      <w:spacing w:line="360" w:lineRule="auto"/>
+      <w:spacing w:line="288" w:lineRule="auto"/>
       <w:jc w:val="both"/>
     </w:pPr>
     <w:rPr>
@@ -20537,7 +20537,7 @@
     <w:basedOn w:val="Normal"/>
     <w:link w:val="BodyTextChar"/>
     <w:pPr>
-      <w:spacing w:after="120" w:before="0" w:line="360" w:lineRule="auto"/>
+      <w:spacing w:after="120" w:before="0" w:line="288" w:lineRule="auto"/>
       <w:jc w:val="both"/>
     </w:pPr>
     <w:rPr>
@@ -20552,7 +20552,7 @@
     <w:basedOn w:val="Caption"/>
     <w:pPr>
       <w:keepNext/>
-      <w:spacing w:line="360" w:lineRule="auto"/>
+      <w:spacing w:line="288" w:lineRule="auto"/>
       <w:jc w:val="both"/>
     </w:pPr>
     <w:rPr>
@@ -20565,7 +20565,7 @@
     <w:name w:val="Image Caption"/>
     <w:basedOn w:val="Caption"/>
     <w:pPr>
-      <w:spacing w:line="360" w:lineRule="auto"/>
+      <w:spacing w:line="288" w:lineRule="auto"/>
       <w:jc w:val="both"/>
     </w:pPr>
     <w:rPr>
@@ -20578,7 +20578,7 @@
     <w:name w:val="Figure"/>
     <w:basedOn w:val="Normal"/>
     <w:pPr>
-      <w:spacing w:line="360" w:lineRule="auto"/>
+      <w:spacing w:line="288" w:lineRule="auto"/>
       <w:jc w:val="both"/>
     </w:pPr>
     <w:rPr>
@@ -20592,7 +20592,7 @@
     <w:basedOn w:val="Figure"/>
     <w:pPr>
       <w:keepNext/>
-      <w:spacing w:line="360" w:lineRule="auto"/>
+      <w:spacing w:line="288" w:lineRule="auto"/>
       <w:jc w:val="both"/>
     </w:pPr>
     <w:rPr>
@@ -20656,7 +20656,7 @@
     <w:unhideWhenUsed/>
     <w:qFormat/>
     <w:pPr>
-      <w:spacing w:before="240" w:line="360" w:lineRule="auto"/>
+      <w:spacing w:before="240" w:line="288" w:lineRule="auto"/>
       <w:jc w:val="both"/>
       <w:outlineLvl w:val="9"/>
     </w:pPr>

--- a/dist/downloads/chuong_3_phuong_phap.docx
+++ b/dist/downloads/chuong_3_phuong_phap.docx
@@ -73,7 +73,7 @@
         <w:t xml:space="preserve">Cơ sở kế thừa</w:t>
       </w:r>
       <w:r>
-        <w:t xml:space="preserve">: Mixed design kết hợp meta và primary data đã được áp dụng trong quản trị chiến lược và IB (Borenstein et al., 2009; Hunter &amp; Schmidt, 2004; Combs et al., 2011).</w:t>
+        <w:t xml:space="preserve">: Thiết kế kết hợp giữa phân tích tổng hợp và dữ liệu sơ cấp đã được áp dụng trong quản trị chiến lược và kinh doanh quốc tế (Borenstein et al., 2009; Hunter &amp; Schmidt, 2004; Combs et al., 2011).</w:t>
       </w:r>
     </w:p>
     <w:p>
@@ -88,7 +88,7 @@
         <w:t xml:space="preserve">Đóng góp mới</w:t>
       </w:r>
       <w:r>
-        <w:t xml:space="preserve">: Áp dụng mixed design cho một luận án duy nhất về internationalization-firm performance trong bối cảnh châu Á và Pacific với</w:t>
+        <w:t xml:space="preserve">: Áp dụng thiết kế kết hợp cho một luận án duy nhất về quan hệ quốc tế hóa–hiệu quả hoạt động trong bối cảnh châu Á và Thái Bình Dương với</w:t>
       </w:r>
       <w:r>
         <w:t xml:space="preserve"> </w:t>
@@ -104,7 +104,7 @@
         <w:t xml:space="preserve"> </w:t>
       </w:r>
       <w:r>
-        <w:t xml:space="preserve">là thiết kế hiếm gặp; đa số các luận án IB chỉ làm một trong hai phase. Quy mô 47 nước/101.185 doanh nghiệp là phạm vi địa lý lớn nhất từng có cho khu vực, mở rộng từ pool 17 nước trong Do và Phan (2026a).</w:t>
+        <w:t xml:space="preserve">là thiết kế hiếm gặp; đa số các luận án kinh doanh quốc tế chỉ thực hiện một trong hai giai đoạn. Quy mô 47 nước/101.185 doanh nghiệp là phạm vi địa lý lớn nhất từng có cho khu vực, mở rộng từ mẫu gộp 17 nước trong Do và Phan (2026a).</w:t>
       </w:r>
     </w:p>
     <w:bookmarkEnd w:id="21"/>
@@ -122,7 +122,7 @@
         <w:pStyle w:val="FirstParagraph"/>
       </w:pPr>
       <w:r>
-        <w:t xml:space="preserve">Quy trình đi theo sáu bước: (i) xác định khoảng trống nghiên cứu từ tổng quan và meta-analysis trước đây; (ii) xây dựng khung lý thuyết tích hợp đa tầng và hệ giả thuyết H1-H6; (iii) tiến hành meta-analysis cập nhật 1982-2026; (iv) thu thập và chuẩn hóa dữ liệu WBES cho</w:t>
+        <w:t xml:space="preserve">Quy trình đi theo sáu bước: (i) xác định khoảng trống nghiên cứu từ tổng quan và các phân tích tổng hợp trước đây; (ii) xây dựng khung lý thuyết tích hợp đa tầng và hệ giả thuyết H1-H6; (iii) tiến hành phân tích tổng hợp cập nhật 1982-2026; (iv) thu thập và chuẩn hóa dữ liệu WBES cho</w:t>
       </w:r>
       <w:r>
         <w:t xml:space="preserve"> </w:t>
@@ -132,24 +132,24 @@
           <w:bCs/>
           <w:b/>
         </w:rPr>
-        <w:t xml:space="preserve">47 nền kinh tế châu Á và Pacific</w:t>
-      </w:r>
-      <w:r>
-        <w:t xml:space="preserve"> </w:t>
-      </w:r>
-      <w:r>
-        <w:t xml:space="preserve">sau khi hòa hợp 3 thế hệ schema (PICS3, Standardized, BREADY/BEE); (v) ước lượng mô hình thực nghiệm theo bối cảnh quốc gia và đa quốc gia; (vi) kiểm định độ vững và tích hợp kết quả để đóng góp lý thuyết.</w:t>
+        <w:t xml:space="preserve">47 nền kinh tế châu Á và Thái Bình Dương</w:t>
+      </w:r>
+      <w:r>
+        <w:t xml:space="preserve"> </w:t>
+      </w:r>
+      <w:r>
+        <w:t xml:space="preserve">sau khi hòa hợp ba thế hệ lược đồ dữ liệu (PICS3, Standardized, BREADY/BEE); (v) ước lượng mô hình thực nghiệm theo bối cảnh quốc gia và đa quốc gia; (vi) kiểm định độ vững và tích hợp kết quả để đóng góp lý thuyết.</w:t>
       </w:r>
     </w:p>
     <w:bookmarkEnd w:id="22"/>
     <w:bookmarkEnd w:id="23"/>
-    <w:bookmarkStart w:id="27" w:name="phase-1-meta-analysis-1982-2026"/>
+    <w:bookmarkStart w:id="27" w:name="giai-đoạn-1-phân-tích-tổng-hợp-1982-2026"/>
     <w:p>
       <w:pPr>
         <w:pStyle w:val="Heading2"/>
       </w:pPr>
       <w:r>
-        <w:t xml:space="preserve">3.2 Phase 1, Meta-analysis 1982-2026</w:t>
+        <w:t xml:space="preserve">3.2 Giai đoạn 1: Phân tích tổng hợp 1982-2026</w:t>
       </w:r>
     </w:p>
     <w:bookmarkStart w:id="24" w:name="cơ-sở-kế-thừa"/>
@@ -166,7 +166,7 @@
         <w:pStyle w:val="FirstParagraph"/>
       </w:pPr>
       <w:r>
-        <w:t xml:space="preserve">Meta-analysis trong IB đã được thiết lập vững chắc qua nhiều thập kỷ (Hunter &amp; Schmidt, 2004; Borenstein et al., 2009). Phương pháp chuẩn bao gồm: xây dựng inclusion criteria theo PRISMA (Page et al., 2021), transmit hiệu ứng bằng Fisher’s</w:t>
+        <w:t xml:space="preserve">Phân tích tổng hợp trong kinh doanh quốc tế đã được thiết lập vững chắc qua nhiều thập kỷ (Hunter &amp; Schmidt, 2004; Borenstein et al., 2009). Phương pháp chuẩn bao gồm: xây dựng tiêu chí đưa vào theo PRISMA (Page et al., 2021), biến đổi hiệu ứng bằng Fisher’s</w:t>
       </w:r>
       <w:r>
         <w:t xml:space="preserve"> </w:t>
@@ -177,7 +177,7 @@
         </m:r>
       </m:oMath>
       <w:r>
-        <w:t xml:space="preserve">, tính pooled effect size theo random-effects, kiểm định heterogeneity bằng</w:t>
+        <w:t xml:space="preserve">, tính độ lớn hiệu ứng gộp theo hiệu ứng ngẫu nhiên, kiểm định tính không đồng nhất bằng</w:t>
       </w:r>
       <w:r>
         <w:t xml:space="preserve"> </w:t>
@@ -208,7 +208,7 @@
         </m:sSup>
       </m:oMath>
       <w:r>
-        <w:t xml:space="preserve">, và đánh giá publication bias bằng Egger và Begg-Mazumdar (Egger et al., 1997; Begg &amp; Mazumdar, 1994). Các meta-analyses trước đây về I-P (Bausch &amp; Krist, 2007; Kirca et al., 2012; Marano et al., 2016; Wu et al., 2022; Arte &amp; Larimo, 2022) cung cấp quy trình mẫu mà luận án kế thừa và cập nhật.</w:t>
+        <w:t xml:space="preserve">, và đánh giá thiên lệch công bố bằng Egger và Begg-Mazumdar (Egger et al., 1997; Begg &amp; Mazumdar, 1994). Các phân tích tổng hợp trước đây về quan hệ I-P (Bausch &amp; Krist, 2007; Kirca et al., 2012; Marano et al., 2016; Wu et al., 2022; Arte &amp; Larimo, 2022) cung cấp quy trình mẫu mà luận án kế thừa và cập nhật.</w:t>
       </w:r>
     </w:p>
     <w:bookmarkEnd w:id="24"/>
@@ -234,7 +234,7 @@
           <w:bCs/>
           <w:b/>
         </w:rPr>
-        <w:t xml:space="preserve">Mở rộng coverage time</w:t>
+        <w:t xml:space="preserve">Mở rộng phạm vi thời gian</w:t>
       </w:r>
       <w:r>
         <w:t xml:space="preserve">: từ 1977-2022 (bài ICBEF 2025) sang</w:t>
@@ -250,7 +250,7 @@
         <w:t xml:space="preserve">1982-2026</w:t>
       </w:r>
       <w:r>
-        <w:t xml:space="preserve">, bổ sung các nghiên cứu 2023-2026 liên quan đến digital transformation và EMNEs.</w:t>
+        <w:t xml:space="preserve">, bổ sung các nghiên cứu 2023-2026 liên quan đến chuyển đổi số và doanh nghiệp đa quốc gia từ nền kinh tế mới nổi (EMNE).</w:t>
       </w:r>
     </w:p>
     <w:p>
@@ -266,10 +266,10 @@
           <w:bCs/>
           <w:b/>
         </w:rPr>
-        <w:t xml:space="preserve">Mở rộng moderator coverage</w:t>
-      </w:r>
-      <w:r>
-        <w:t xml:space="preserve">: thêm cụm moderator về digital capability và 6 sub-regime ICRV, chưa được xem xét đầy đủ trong các meta-analyses trước.</w:t>
+        <w:t xml:space="preserve">Mở rộng phạm vi biến điều tiết</w:t>
+      </w:r>
+      <w:r>
+        <w:t xml:space="preserve">: thêm cụm biến điều tiết về áp dụng số và 6 chế độ con ICRV, vốn chưa được xem xét đầy đủ trong các phân tích tổng hợp trước.</w:t>
       </w:r>
     </w:p>
     <w:p>
@@ -285,10 +285,10 @@
           <w:bCs/>
           <w:b/>
         </w:rPr>
-        <w:t xml:space="preserve">Pool hiện tại</w:t>
-      </w:r>
-      <w:r>
-        <w:t xml:space="preserve">: K=288 effect sizes / k=238 nghiên cứu (baseline trước WoS+Scopus formal search); mục tiêu sau formal search: k$</w:t>
+        <w:t xml:space="preserve">Mẫu gộp hiện tại</w:t>
+      </w:r>
+      <w:r>
+        <w:t xml:space="preserve">: K=288 độ lớn hiệu ứng / k=238 nghiên cứu (mốc nền trước khi tìm kiếm chính thức trên WoS và Scopus); mục tiêu sau tìm kiếm chính thức: k$</w:t>
       </w:r>
       <w:r>
         <w:t xml:space="preserve">$250, tăng so với bản nền ICBEF 2025 (K=200 / k=113).</w:t>
@@ -307,10 +307,10 @@
           <w:bCs/>
           <w:b/>
         </w:rPr>
-        <w:t xml:space="preserve">Subgroup theo châu Á và Pacific</w:t>
-      </w:r>
-      <w:r>
-        <w:t xml:space="preserve">: tách riêng nhóm nghiên cứu về doanh nghiệp châu Á và Pacific để cung cấp baseline trực tiếp cho phase empirical, đối chiếu với pool 17 nước trong Do và Phan (2026a).</w:t>
+        <w:t xml:space="preserve">Phân nhóm theo châu Á và Thái Bình Dương</w:t>
+      </w:r>
+      <w:r>
+        <w:t xml:space="preserve">: tách riêng nhóm nghiên cứu về doanh nghiệp châu Á và Thái Bình Dương để cung cấp mốc nền trực tiếp cho giai đoạn thực nghiệm, đối chiếu với mẫu gộp 17 nước trong Do và Phan (2026a).</w:t>
       </w:r>
     </w:p>
     <w:bookmarkEnd w:id="25"/>
@@ -328,7 +328,7 @@
         <w:pStyle w:val="FirstParagraph"/>
       </w:pPr>
       <w:r>
-        <w:t xml:space="preserve">Identification, Screening, Eligibility, Inclusion theo hướng dẫn PRISMA 2020 (Page et al., 2021). Inclusion criteria: nghiên cứu thực nghiệm ở cấp doanh nghiệp, có đo lường internationalization và firm performance, có đủ thống kê để tính effect size (Pearson</w:t>
+        <w:t xml:space="preserve">Bốn bước Nhận diện, Sàng lọc, Đủ điều kiện và Đưa vào theo hướng dẫn PRISMA 2020 (Page et al., 2021). Tiêu chí đưa vào: nghiên cứu thực nghiệm ở cấp doanh nghiệp, có đo lường quốc tế hóa và hiệu quả hoạt động, có đủ thống kê để tính độ lớn hiệu ứng (Pearson</w:t>
       </w:r>
       <w:r>
         <w:t xml:space="preserve"> </w:t>
@@ -350,7 +350,7 @@
         </m:r>
       </m:oMath>
       <w:r>
-        <w:t xml:space="preserve">,</w:t>
+        <w:t xml:space="preserve">, thống kê</w:t>
       </w:r>
       <w:r>
         <w:t xml:space="preserve"> </w:t>
@@ -361,18 +361,18 @@
         </m:r>
       </m:oMath>
       <w:r>
-        <w:t xml:space="preserve">-stat).</w:t>
+        <w:t xml:space="preserve">).</w:t>
       </w:r>
     </w:p>
     <w:bookmarkEnd w:id="26"/>
     <w:bookmarkEnd w:id="27"/>
-    <w:bookmarkStart w:id="36" w:name="X8de0b19c054d402e314fef9726425749df3fc18"/>
+    <w:bookmarkStart w:id="36" w:name="X2f2dc61cf51b22160123af8668c978f8ce43175"/>
     <w:p>
       <w:pPr>
         <w:pStyle w:val="Heading2"/>
       </w:pPr>
       <w:r>
-        <w:t xml:space="preserve">3.3 Phase 2, Phân tích thực nghiệm đa quốc gia</w:t>
+        <w:t xml:space="preserve">3.3 Giai đoạn 2: Phân tích thực nghiệm đa quốc gia</w:t>
       </w:r>
     </w:p>
     <w:bookmarkStart w:id="28" w:name="nguồn-dữ-liệu"/>
@@ -389,7 +389,7 @@
         <w:pStyle w:val="FirstParagraph"/>
       </w:pPr>
       <w:r>
-        <w:t xml:space="preserve">Luận án sử dụng World Bank Enterprise Surveys cho</w:t>
+        <w:t xml:space="preserve">Luận án sử dụng bộ Khảo sát Doanh nghiệp của Ngân hàng Thế giới (World Bank Enterprise Surveys) cho</w:t>
       </w:r>
       <w:r>
         <w:t xml:space="preserve"> </w:t>
@@ -399,7 +399,7 @@
           <w:bCs/>
           <w:b/>
         </w:rPr>
-        <w:t xml:space="preserve">47 nền kinh tế châu Á và Pacific</w:t>
+        <w:t xml:space="preserve">47 nền kinh tế châu Á và Thái Bình Dương</w:t>
       </w:r>
       <w:r>
         <w:t xml:space="preserve"> </w:t>
@@ -421,7 +421,7 @@
         <w:t xml:space="preserve"> </w:t>
       </w:r>
       <w:r>
-        <w:t xml:space="preserve">(101.185 doanh nghiệp, 108 cặp quốc gia × năm, 14 mốc khảo sát) (World Bank, n.d., 2019, 2023, 2026). WBES là bộ dữ liệu doanh nghiệp chuẩn hóa, phù hợp cho nghiên cứu so sánh đa quốc gia về firm-level outcomes (Aterido et al., 2011).</w:t>
+        <w:t xml:space="preserve">(101.185 doanh nghiệp, 108 cặp quốc gia × năm, 14 mốc khảo sát) (World Bank, n.d., 2019, 2023, 2026). WBES là bộ dữ liệu doanh nghiệp chuẩn hóa, phù hợp cho nghiên cứu so sánh đa quốc gia về các kết quả ở cấp doanh nghiệp (Aterido et al., 2011).</w:t>
       </w:r>
     </w:p>
     <w:p>
@@ -436,7 +436,7 @@
         <w:t xml:space="preserve">Cơ sở kế thừa</w:t>
       </w:r>
       <w:r>
-        <w:t xml:space="preserve">: WBES đã được sử dụng rộng rãi trong nghiên cứu IB về emerging markets (Ayyagari et al., 2011; Cuervo-Cazurra et al., 2018; Chen &amp; Meng, 2022), đồng thời đã được sử dụng trong bài nghiên cứu thực trạng emerging Asia với 17 nền kinh tế và ~40.633 quan sát doanh nghiệp (Do &amp; Phan, 2026a).</w:t>
+        <w:t xml:space="preserve">: WBES đã được sử dụng rộng rãi trong nghiên cứu kinh doanh quốc tế về thị trường mới nổi (Ayyagari et al., 2011; Cuervo-Cazurra et al., 2018; Chen &amp; Meng, 2022), đồng thời đã được sử dụng trong bài nghiên cứu thực trạng châu Á mới nổi với 17 nền kinh tế và ~40.633 quan sát doanh nghiệp (Do &amp; Phan, 2026a).</w:t>
       </w:r>
     </w:p>
     <w:p>
@@ -461,10 +461,10 @@
           <w:bCs/>
           <w:b/>
         </w:rPr>
-        <w:t xml:space="preserve">47 nền kinh tế châu Á và Pacific</w:t>
-      </w:r>
-      <w:r>
-        <w:t xml:space="preserve">, với 6 sub-regime ICRV (Advanced innovation-driven, Advanced resource-driven, Upper-middle, Emerging, Frontier, Pacific SIDS). Quy mô này là lớn nhất cho khu vực trong các nghiên cứu về quan hệ I-P, gồm cả boundary case Pacific SIDS (9 nước, n=1.469 (mẫu phân tích sau lọc missing)) cho phép kiểm định forced internationalization penalty (Do &amp; Phan, 2026b).</w:t>
+        <w:t xml:space="preserve">47 nền kinh tế châu Á và Thái Bình Dương</w:t>
+      </w:r>
+      <w:r>
+        <w:t xml:space="preserve">, với 6 chế độ con ICRV (Tiên tiến đổi mới, Tiên tiến dựa vào tài nguyên, Thu nhập trung bình cao, Mới nổi, Cận biên, Quốc đảo nhỏ Thái Bình Dương). Quy mô này là lớn nhất cho khu vực trong các nghiên cứu về quan hệ I-P, gồm cả trường hợp biên là các quốc đảo nhỏ Thái Bình Dương (9 nước, n=1.469, mẫu phân tích sau khi lọc dữ liệu khuyết) cho phép kiểm định gánh nặng quốc tế hóa bắt buộc (Forced Internationalization Penalty; Do &amp; Phan, 2026b).</w:t>
       </w:r>
     </w:p>
     <w:p>
@@ -476,13 +476,13 @@
           <w:bCs/>
           <w:b/>
         </w:rPr>
-        <w:t xml:space="preserve">Ghi chú về trọng số khảo sát (survey sampling weights):</w:t>
-      </w:r>
-      <w:r>
-        <w:t xml:space="preserve"> </w:t>
-      </w:r>
-      <w:r>
-        <w:t xml:space="preserve">WBES cung cấp sampling weights để đại diện cho tổng thể doanh nghiệp trong từng quốc gia. Tuy nhiên, luận án</w:t>
+        <w:t xml:space="preserve">Ghi chú về trọng số khảo sát:</w:t>
+      </w:r>
+      <w:r>
+        <w:t xml:space="preserve"> </w:t>
+      </w:r>
+      <w:r>
+        <w:t xml:space="preserve">WBES cung cấp trọng số khảo sát để đại diện cho tổng thể doanh nghiệp trong từng quốc gia. Tuy nhiên, luận án</w:t>
       </w:r>
       <w:r>
         <w:t xml:space="preserve"> </w:t>
@@ -492,13 +492,13 @@
           <w:iCs/>
           <w:i/>
         </w:rPr>
-        <w:t xml:space="preserve">không áp dụng sampling weights</w:t>
-      </w:r>
-      <w:r>
-        <w:t xml:space="preserve"> </w:t>
-      </w:r>
-      <w:r>
-        <w:t xml:space="preserve">trong ước lượng mô hình hồi quy vì ba lý do: (1) Mục tiêu của luận án là kiểm định cơ chế lý thuyết (mechanism testing) chứ không phải ước lượng mô tả đại diện tổng thể (population-representative descriptive estimation), trong bối cảnh này, không áp dụng weights là thực hành chuẩn trong các nghiên cứu IB sử dụng WBES (Aterido et al., 2011; Cuervo-Cazurra et al., 2018); (2) Fixed effects ở cấp country-year đã kiểm soát đặc điểm cấu trúc của từng sóng khảo sát; (3) Việc áp dụng weights có thể làm sai lệch ước lượng khi mẫu được gộp chung từ nhiều quốc gia có quy mô tổng thể doanh nghiệp khác nhau nhiều bậc (ví dụ: Trung Quốc ~100 triệu so với Tonga ~500 doanh nghiệp). Phân tích độ nhạy có áp dụng survey weights cho từng quốc gia riêng lẻ (P3/P4/P5) không thay đổi hướng hoặc mức độ ý nghĩa của các hệ số chính (xem Mục 3.5).</w:t>
+        <w:t xml:space="preserve">không áp dụng trọng số khảo sát</w:t>
+      </w:r>
+      <w:r>
+        <w:t xml:space="preserve"> </w:t>
+      </w:r>
+      <w:r>
+        <w:t xml:space="preserve">trong ước lượng mô hình hồi quy vì ba lý do: (1) Mục tiêu của luận án là kiểm định cơ chế lý thuyết chứ không phải ước lượng mô tả đại diện tổng thể, trong bối cảnh này, không áp dụng trọng số là thực hành chuẩn trong các nghiên cứu kinh doanh quốc tế sử dụng WBES (Aterido et al., 2011; Cuervo-Cazurra et al., 2018); (2) Hiệu ứng cố định ở cấp quốc gia–năm đã kiểm soát đặc điểm cấu trúc của từng sóng khảo sát; (3) Việc áp dụng trọng số có thể làm sai lệch ước lượng khi mẫu được gộp chung từ nhiều quốc gia có quy mô tổng thể doanh nghiệp khác nhau nhiều bậc (ví dụ: Trung Quốc ~100 triệu so với Tonga ~500 doanh nghiệp). Phân tích độ nhạy có áp dụng trọng số khảo sát cho từng quốc gia riêng lẻ (P3/P4/P5) không thay đổi hướng hoặc mức độ ý nghĩa của các hệ số chính (xem Mục 3.5).</w:t>
       </w:r>
     </w:p>
     <w:bookmarkEnd w:id="28"/>
@@ -523,7 +523,7 @@
         <w:t xml:space="preserve">Biến chính</w:t>
       </w:r>
       <w:r>
-        <w:t xml:space="preserve">: Labor productivity đo bằng</w:t>
+        <w:t xml:space="preserve">: Năng suất lao động, đo bằng</w:t>
       </w:r>
       <w:r>
         <w:t xml:space="preserve"> </w:t>
@@ -548,7 +548,7 @@
                 <m:nor/>
                 <m:sty m:val="p"/>
               </m:rPr>
-              <m:t>annual sales</m:t>
+              <m:t>doanh thu năm</m:t>
             </m:r>
             <m:r>
               <m:rPr>
@@ -561,7 +561,7 @@
                 <m:nor/>
                 <m:sty m:val="p"/>
               </m:rPr>
-              <m:t>permanent full-time employees</m:t>
+              <m:t>lao động toàn thời gian thường xuyên</m:t>
             </m:r>
           </m:e>
         </m:d>
@@ -582,7 +582,7 @@
         <w:t xml:space="preserve">Cơ sở kế thừa</w:t>
       </w:r>
       <w:r>
-        <w:t xml:space="preserve">: Labor productivity được sử dụng rộng rãi trong nghiên cứu WBES và trong các nghiên cứu về firm productivity (Bloom et al., 2012; Hsieh &amp; Klenow, 2009). Chỉ tiêu này đã được vận hành hóa thành công trong bài thực trạng emerging Asia (Do &amp; Phan, 2026a).</w:t>
+        <w:t xml:space="preserve">: Năng suất lao động được sử dụng rộng rãi trong nghiên cứu WBES và trong các nghiên cứu về năng suất doanh nghiệp (Bloom et al., 2012; Hsieh &amp; Klenow, 2009). Chỉ tiêu này đã được vận hành hóa thành công trong bài thực trạng châu Á mới nổi (Do &amp; Phan, 2026a).</w:t>
       </w:r>
     </w:p>
     <w:p>
@@ -597,7 +597,7 @@
         <w:t xml:space="preserve">Lập luận chọn</w:t>
       </w:r>
       <w:r>
-        <w:t xml:space="preserve">: WBES không phải bộ financial statement đầy đủ, nên labor productivity phù hợp hơn ROA/ROE/ROS trong bối cảnh đa quốc gia. Ngoài ra, labor productivity có tính so sánh xuyên quốc gia cao hơn do không bị ảnh hưởng bởi chuẩn mực kế toán khác biệt (Combs et al., 2005; Richard et al., 2009).</w:t>
+        <w:t xml:space="preserve">: WBES không phải bộ báo cáo tài chính đầy đủ, nên năng suất lao động phù hợp hơn ROA/ROE/ROS trong bối cảnh đa quốc gia. Ngoài ra, năng suất lao động có tính so sánh xuyên quốc gia cao hơn do không bị ảnh hưởng bởi chuẩn mực kế toán khác biệt (Combs et al., 2005; Richard et al., 2009).</w:t>
       </w:r>
     </w:p>
     <w:p>
@@ -609,10 +609,10 @@
           <w:bCs/>
           <w:b/>
         </w:rPr>
-        <w:t xml:space="preserve">Biến robustness</w:t>
-      </w:r>
-      <w:r>
-        <w:t xml:space="preserve">: ROS, sales growth, employment growth,</w:t>
+        <w:t xml:space="preserve">Biến kiểm định độ vững</w:t>
+      </w:r>
+      <w:r>
+        <w:t xml:space="preserve">: ROS, tăng trưởng doanh thu, tăng trưởng lao động,</w:t>
       </w:r>
       <w:r>
         <w:t xml:space="preserve"> </w:t>
@@ -626,7 +626,7 @@
         </m:r>
       </m:oMath>
       <w:r>
-        <w:t xml:space="preserve">(annual sales).</w:t>
+        <w:t xml:space="preserve">(doanh thu năm).</w:t>
       </w:r>
     </w:p>
     <w:p>
@@ -641,7 +641,7 @@
         <w:t xml:space="preserve">Đóng góp mới</w:t>
       </w:r>
       <w:r>
-        <w:t xml:space="preserve">: lập luận rõ ràng về firm performance là khái niệm đa chiều và việc lựa chọn thước đo phải phù hợp với bối cảnh dữ liệu (xem</w:t>
+        <w:t xml:space="preserve">: lập luận rõ ràng rằng hiệu quả hoạt động là khái niệm đa chiều và việc lựa chọn thước đo phải phù hợp với bối cảnh dữ liệu (xem</w:t>
       </w:r>
       <w:r>
         <w:t xml:space="preserve"> </w:t>
@@ -678,7 +678,7 @@
         <w:t xml:space="preserve">Biến chính</w:t>
       </w:r>
       <w:r>
-        <w:t xml:space="preserve">: Foreign Sales To Total Sales (FSTS), đo bằng tỷ lệ doanh thu xuất khẩu trên tổng doanh thu. Mô hình có cả</w:t>
+        <w:t xml:space="preserve">: tỷ lệ doanh thu xuất khẩu trên tổng doanh thu (Foreign Sales to Total Sales, FSTS). Mô hình có cả</w:t>
       </w:r>
       <w:r>
         <w:t xml:space="preserve"> </w:t>
@@ -727,7 +727,10 @@
         </m:sSup>
       </m:oMath>
       <w:r>
-        <w:t xml:space="preserve">, và</w:t>
+        <w:t xml:space="preserve"> </w:t>
+      </w:r>
+      <w:r>
+        <w:t xml:space="preserve">và</w:t>
       </w:r>
       <w:r>
         <w:t xml:space="preserve"> </w:t>
@@ -759,7 +762,7 @@
         <w:t xml:space="preserve"> </w:t>
       </w:r>
       <w:r>
-        <w:t xml:space="preserve">để kiểm định phi tuyến S-curve / cubic.</w:t>
+        <w:t xml:space="preserve">để kiểm định phi tuyến dạng S và dạng bậc ba.</w:t>
       </w:r>
     </w:p>
     <w:p>
@@ -774,7 +777,7 @@
         <w:t xml:space="preserve">Cơ sở kế thừa</w:t>
       </w:r>
       <w:r>
-        <w:t xml:space="preserve">: FSTS là thước đo internationalization phổ biến nhất trong các nghiên cứu I-P (Sullivan, 1994; Hitt et al., 2006). Việc bổ sung</w:t>
+        <w:t xml:space="preserve">: FSTS là thước đo quốc tế hóa phổ biến nhất trong các nghiên cứu I-P (Sullivan, 1994; Hitt et al., 2006). Việc bổ sung</w:t>
       </w:r>
       <w:r>
         <w:t xml:space="preserve"> </w:t>
@@ -806,7 +809,7 @@
         <w:t xml:space="preserve"> </w:t>
       </w:r>
       <w:r>
-        <w:t xml:space="preserve">để kiểm định phi tuyến đã được áp dụng trong Lu và Beamish (2004), Contractor et al. (2003), và Hitt et al. (1997). Specification cubic được Do và Phan (2026g) xác nhận có ý nghĩa thống kê ở Trung Quốc với turning point ~47,8% FSTS, làm baseline cho việc kiểm định mở rộng trong luận án.</w:t>
+        <w:t xml:space="preserve">để kiểm định phi tuyến đã được áp dụng trong Lu và Beamish (2004), Contractor et al. (2003), và Hitt et al. (1997). Đặc tả bậc ba được Do và Phan (2026g) xác nhận có ý nghĩa thống kê ở Trung Quốc với điểm uốn ~47,8% FSTS, làm mốc nền cho việc kiểm định mở rộng trong luận án.</w:t>
       </w:r>
     </w:p>
     <w:bookmarkEnd w:id="30"/>
@@ -819,13 +822,13 @@
         <w:t xml:space="preserve">3.3.4 Đo lường biến điều tiết</w:t>
       </w:r>
     </w:p>
-    <w:bookmarkStart w:id="31" w:name="digital-constructs-tci-và-dai"/>
+    <w:bookmarkStart w:id="31" w:name="các-khái-niệm-số-hóa-tci-và-dai"/>
     <w:p>
       <w:pPr>
         <w:pStyle w:val="Heading4"/>
       </w:pPr>
       <w:r>
-        <w:t xml:space="preserve">Digital constructs (TCI và DAI)</w:t>
+        <w:t xml:space="preserve">Các khái niệm số hóa (TCI và DAI)</w:t>
       </w:r>
     </w:p>
     <w:p>
@@ -833,7 +836,7 @@
         <w:pStyle w:val="FirstParagraph"/>
       </w:pPr>
       <w:r>
-        <w:t xml:space="preserve">Luận án phân biệt rõ hai construct:</w:t>
+        <w:t xml:space="preserve">Luận án phân biệt rõ hai khái niệm:</w:t>
       </w:r>
     </w:p>
     <w:p>
@@ -849,10 +852,10 @@
           <w:bCs/>
           <w:b/>
         </w:rPr>
-        <w:t xml:space="preserve">Technological Capability Index (TCI)</w:t>
-      </w:r>
-      <w:r>
-        <w:t xml:space="preserve">: chiều sâu năng lực công nghệ, tổng hợp từ foreign technology licensing, R&amp;D spending, product innovation, và quality certification.</w:t>
+        <w:t xml:space="preserve">Chỉ số năng lực công nghệ (Technological Capability Index, TCI)</w:t>
+      </w:r>
+      <w:r>
+        <w:t xml:space="preserve">: chiều sâu năng lực công nghệ, tổng hợp từ cấp phép công nghệ nước ngoài, chi tiêu R&amp;D, đổi mới sản phẩm và chứng nhận chất lượng.</w:t>
       </w:r>
     </w:p>
     <w:p>
@@ -868,10 +871,10 @@
           <w:bCs/>
           <w:b/>
         </w:rPr>
-        <w:t xml:space="preserve">Digital Adoption Index (DAI)</w:t>
-      </w:r>
-      <w:r>
-        <w:t xml:space="preserve">: mức độ chấp nhận số bề mặt, tổng hợp từ website, email, online sales (DAI_thin) hoặc bổ sung e-payment và e-supplier (DAI_rich).</w:t>
+        <w:t xml:space="preserve">Chỉ số áp dụng số (Digital Adoption Index, DAI)</w:t>
+      </w:r>
+      <w:r>
+        <w:t xml:space="preserve">: mức độ áp dụng số ở bề mặt, tổng hợp từ website, email, bán hàng trực tuyến (DAI_thin) hoặc bổ sung thanh toán điện tử và nhà cung ứng điện tử (DAI_rich).</w:t>
       </w:r>
     </w:p>
     <w:p>
@@ -883,10 +886,10 @@
           <w:bCs/>
           <w:b/>
         </w:rPr>
-        <w:t xml:space="preserve">Nguyên tắc non-overlapping</w:t>
-      </w:r>
-      <w:r>
-        <w:t xml:space="preserve">: TCI và DAI không được chia sẻ component để bảo đảm construct purity. Đặc biệt, foreign technology licensing thuộc TCI chứ không được đồng thời tính vào DAI.</w:t>
+        <w:t xml:space="preserve">Nguyên tắc không chồng lấn</w:t>
+      </w:r>
+      <w:r>
+        <w:t xml:space="preserve">: TCI và DAI không chia sẻ thành phần nào để bảo đảm tính thuần nhất khái niệm. Đặc biệt, cấp phép công nghệ nước ngoài thuộc TCI chứ không đồng thời tính vào DAI.</w:t>
       </w:r>
     </w:p>
     <w:p>
@@ -901,7 +904,7 @@
         <w:t xml:space="preserve">Cơ sở kế thừa</w:t>
       </w:r>
       <w:r>
-        <w:t xml:space="preserve">: Bhandari et al. (2023) phân biệt digitalization, internationalization và capability theo resource-orchestration logic; Verhoef et al. (2021) phân biệt three stages (digitization, digitalization, digital transformation). Pattern</w:t>
+        <w:t xml:space="preserve">: Bhandari et al. (2023) phân biệt số hóa, quốc tế hóa và năng lực theo logic điều phối nguồn lực; Verhoef et al. (2021) phân biệt ba cấp độ (số hóa dữ liệu, số hóa quy trình, chuyển đổi số). Khuôn mẫu</w:t>
       </w:r>
       <w:r>
         <w:t xml:space="preserve"> </w:t>
@@ -910,7 +913,7 @@
         <w:t xml:space="preserve">“</w:t>
       </w:r>
       <w:r>
-        <w:t xml:space="preserve">digital shield effect</w:t>
+        <w:t xml:space="preserve">hiệu ứng lá chắn số</w:t>
       </w:r>
       <w:r>
         <w:t xml:space="preserve">”</w:t>
@@ -944,13 +947,13 @@
           <w:bCs/>
           <w:b/>
         </w:rPr>
-        <w:t xml:space="preserve">measurement harmonization protocol</w:t>
-      </w:r>
-      <w:r>
-        <w:t xml:space="preserve"> </w:t>
-      </w:r>
-      <w:r>
-        <w:t xml:space="preserve">trong bối cảnh WBES, đảm bảo construct purity ở 47 nền kinh tế châu Á và Pacific, với pipeline hòa hợp 3 thế hệ schema. Phân tách TCI và DAI theo (i) Bharadwaj et al. (2013), IT capability vs digital business strategy có nomological nets khác nhau; (ii) phân tầng 3 cấp của Verhoef et al. (2021), digitization, digitalization, digital transformation; (iii) truyền thống Lall (1992) và Cohen &amp; Levinthal (1990) coi technological capability là chiều sâu năng lực nội tại (absorptive capacity), khác về bản chất với digital adoption ở giao diện ngoại tại; (iv) resource-orchestration logic của Bhandari et al. (2023) cho I-P relationship; và (v) 4 tiêu chí formative composite của Coltman et al. (2008), đảm bảo TCI và DAI là hai composite độc lập.</w:t>
+        <w:t xml:space="preserve">quy trình hòa hợp đo lường</w:t>
+      </w:r>
+      <w:r>
+        <w:t xml:space="preserve"> </w:t>
+      </w:r>
+      <w:r>
+        <w:t xml:space="preserve">trong bối cảnh WBES, đảm bảo tính thuần nhất khái niệm ở 47 nền kinh tế châu Á và Thái Bình Dương, với quy trình hòa hợp ba thế hệ lược đồ dữ liệu. Phân tách TCI và DAI dựa theo: (i) Bharadwaj et al. (2013), năng lực CNTT và chiến lược kinh doanh số có mạng lưới quan hệ khái niệm khác nhau; (ii) phân tầng ba cấp của Verhoef et al. (2021): số hóa dữ liệu, số hóa quy trình, chuyển đổi số; (iii) truyền thống Lall (1992) và Cohen &amp; Levinthal (1990) coi năng lực công nghệ là chiều sâu năng lực nội tại (năng lực hấp thụ), khác về bản chất với áp dụng số ở giao diện ngoại tại; (iv) logic điều phối nguồn lực của Bhandari et al. (2023) cho quan hệ I-P; và (v) bốn tiêu chí của chỉ số tổng hợp dạng cấu thành theo Coltman et al. (2008), đảm bảo TCI và DAI là hai chỉ số tổng hợp độc lập.</w:t>
       </w:r>
     </w:p>
     <w:bookmarkEnd w:id="31"/>
@@ -975,7 +978,7 @@
         <w:t xml:space="preserve">Biến chính</w:t>
       </w:r>
       <w:r>
-        <w:t xml:space="preserve">: business obstacle index (tổng hợp từ các câu hỏi WBES về obstacles), country-level governance proxies, chỉ số pháp quyền WGI (Kaufmann et al., 2011), 6 sub-regime ICRV (classification từ Khanna &amp; Palepu, 2010 mở rộng).</w:t>
+        <w:t xml:space="preserve">: chỉ số rào cản kinh doanh (tổng hợp từ các câu hỏi WBES về rào cản), biến đại diện quản trị cấp quốc gia, chỉ số pháp quyền WGI (Kaufmann et al., 2011), 6 chế độ con ICRV (phân loại mở rộng từ Khanna &amp; Palepu, 2010).</w:t>
       </w:r>
     </w:p>
     <w:p>
@@ -990,7 +993,7 @@
         <w:t xml:space="preserve">Cơ sở kế thừa</w:t>
       </w:r>
       <w:r>
-        <w:t xml:space="preserve">: Khanna và Palepu (2010) với institutional voids; North (1990) với institutional analysis; Marano et al. (2016) với meta-analytic evidence về institutional moderators.</w:t>
+        <w:t xml:space="preserve">: Khanna và Palepu (2010) với khoảng trống thể chế; North (1990) với phân tích thể chế; Marano et al. (2016) với bằng chứng từ phân tích tổng hợp về các biến điều tiết thể chế.</w:t>
       </w:r>
     </w:p>
     <w:bookmarkEnd w:id="32"/>
@@ -1015,7 +1018,7 @@
         <w:t xml:space="preserve">Biến chính</w:t>
       </w:r>
       <w:r>
-        <w:t xml:space="preserve">: top manager experience (năm kinh nghiệm), top manager gender (female / male).</w:t>
+        <w:t xml:space="preserve">: kinh nghiệm nhà quản trị cấp cao (số năm), giới tính nhà quản trị cấp cao (nữ/nam).</w:t>
       </w:r>
     </w:p>
     <w:p>
@@ -1045,7 +1048,7 @@
         <w:t xml:space="preserve">Điều kiện sử dụng</w:t>
       </w:r>
       <w:r>
-        <w:t xml:space="preserve">: chỉ trong subset có đủ dữ liệu; nếu thiếu, đưa vào robustness chứ không bắt buộc trong mô hình chính.</w:t>
+        <w:t xml:space="preserve">: chỉ trong tập con có đủ dữ liệu; nếu thiếu, đưa vào phần kiểm định độ vững chứ không bắt buộc trong mô hình chính.</w:t>
       </w:r>
     </w:p>
     <w:bookmarkEnd w:id="33"/>
@@ -1075,7 +1078,7 @@
         <w:t xml:space="preserve"> </w:t>
       </w:r>
       <w:r>
-        <w:t xml:space="preserve">employment, firm age, foreign ownership dummy, sector dummy, country fixed effects, year fixed effects.</w:t>
+        <w:t xml:space="preserve">số lao động, tuổi doanh nghiệp, biến giả sở hữu nước ngoài, biến giả ngành, hiệu ứng cố định quốc gia, hiệu ứng cố định năm.</w:t>
       </w:r>
     </w:p>
     <w:p>
@@ -1090,7 +1093,7 @@
         <w:t xml:space="preserve">Cơ sở kế thừa</w:t>
       </w:r>
       <w:r>
-        <w:t xml:space="preserve">: chuẩn trong nghiên cứu WBES và IB (Aterido et al., 2011; Ayyagari et al., 2011).</w:t>
+        <w:t xml:space="preserve">: chuẩn trong nghiên cứu WBES và kinh doanh quốc tế (Aterido et al., 2011; Ayyagari et al., 2011).</w:t>
       </w:r>
     </w:p>
     <w:bookmarkEnd w:id="35"/>
@@ -1104,13 +1107,13 @@
         <w:t xml:space="preserve">3.4 Mô hình phân tích</w:t>
       </w:r>
     </w:p>
-    <w:bookmarkStart w:id="37" w:name="mô-hình-meta-analysis"/>
+    <w:bookmarkStart w:id="37" w:name="mô-hình-phân-tích-tổng-hợp"/>
     <w:p>
       <w:pPr>
         <w:pStyle w:val="Heading3"/>
       </w:pPr>
       <w:r>
-        <w:t xml:space="preserve">3.4.1 Mô hình meta-analysis</w:t>
+        <w:t xml:space="preserve">3.4.1 Mô hình phân tích tổng hợp</w:t>
       </w:r>
     </w:p>
     <w:p>
@@ -1118,7 +1121,7 @@
         <w:pStyle w:val="FirstParagraph"/>
       </w:pPr>
       <w:r>
-        <w:t xml:space="preserve">Random-effects model dựa trên Fisher’s</w:t>
+        <w:t xml:space="preserve">Mô hình hiệu ứng ngẫu nhiên dựa trên Fisher’s</w:t>
       </w:r>
       <w:r>
         <w:t xml:space="preserve"> </w:t>
@@ -1272,7 +1275,7 @@
         <w:t xml:space="preserve"> </w:t>
       </w:r>
       <w:r>
-        <w:t xml:space="preserve">là effect size của nghiên cứu</w:t>
+        <w:t xml:space="preserve">là độ lớn hiệu ứng của nghiên cứu</w:t>
       </w:r>
       <w:r>
         <w:t xml:space="preserve"> </w:t>
@@ -1283,7 +1286,7 @@
         </m:r>
       </m:oMath>
       <w:r>
-        <w:t xml:space="preserve">. Pooled effect size tính theo inverse-variance weighting (Borenstein et al., 2009).</w:t>
+        <w:t xml:space="preserve">. Độ lớn hiệu ứng gộp tính theo trọng số nghịch đảo phương sai (Borenstein et al., 2009).</w:t>
       </w:r>
     </w:p>
     <w:p>
@@ -1291,7 +1294,7 @@
         <w:pStyle w:val="BodyText"/>
       </w:pPr>
       <w:r>
-        <w:t xml:space="preserve">Heterogeneity đo bằng</w:t>
+        <w:t xml:space="preserve">Tính không đồng nhất đo bằng</w:t>
       </w:r>
       <w:r>
         <w:t xml:space="preserve"> </w:t>
@@ -1325,7 +1328,7 @@
         <w:t xml:space="preserve"> </w:t>
       </w:r>
       <w:r>
-        <w:t xml:space="preserve">(Higgins et al., 2003). Subgroup analysis và meta-regression để kiểm định moderators.</w:t>
+        <w:t xml:space="preserve">(Higgins et al., 2003). Phân tích phân nhóm và hồi quy tổng hợp để kiểm định các biến điều tiết.</w:t>
       </w:r>
     </w:p>
     <w:p>
@@ -1340,17 +1343,17 @@
         <w:t xml:space="preserve">Cơ sở kế thừa</w:t>
       </w:r>
       <w:r>
-        <w:t xml:space="preserve">: chuẩn meta-analysis trong quản trị chiến lược (Combs et al., 2011; Aguinis et al., 2011).</w:t>
+        <w:t xml:space="preserve">: chuẩn phân tích tổng hợp trong quản trị chiến lược (Combs et al., 2011; Aguinis et al., 2011).</w:t>
       </w:r>
     </w:p>
     <w:bookmarkEnd w:id="37"/>
-    <w:bookmarkStart w:id="38" w:name="mô-hình-empirical-tuyến-tính-cơ-bản"/>
+    <w:bookmarkStart w:id="38" w:name="mô-hình-thực-nghiệm-tuyến-tính-cơ-bản"/>
     <w:p>
       <w:pPr>
         <w:pStyle w:val="Heading3"/>
       </w:pPr>
       <w:r>
-        <w:t xml:space="preserve">3.4.2 Mô hình empirical, Tuyến tính cơ bản</w:t>
+        <w:t xml:space="preserve">3.4.2 Mô hình thực nghiệm: Tuyến tính cơ bản</w:t>
       </w:r>
     </w:p>
     <w:p>
@@ -1529,7 +1532,7 @@
         <w:t xml:space="preserve"> </w:t>
       </w:r>
       <w:r>
-        <w:t xml:space="preserve">là vector control variables.</w:t>
+        <w:t xml:space="preserve">là véc-tơ các biến kiểm soát.</w:t>
       </w:r>
     </w:p>
     <w:bookmarkEnd w:id="38"/>
@@ -1797,7 +1800,7 @@
         </m:r>
       </m:oMath>
       <w:r>
-        <w:t xml:space="preserve">, inverted-U được xác nhận. Turning point tính theo</w:t>
+        <w:t xml:space="preserve">, quan hệ chữ U ngược được xác nhận. Điểm uốn tính theo</w:t>
       </w:r>
       <w:r>
         <w:t xml:space="preserve"> </w:t>
@@ -1862,7 +1865,7 @@
         <w:pStyle w:val="BodyText"/>
       </w:pPr>
       <w:r>
-        <w:t xml:space="preserve">Đối với Trung Quốc, mô hình mở rộng cubic theo specification đã được công bố:</w:t>
+        <w:t xml:space="preserve">Đối với Trung Quốc, mô hình mở rộng bậc ba theo đặc tả đã được công bố:</w:t>
       </w:r>
     </w:p>
     <w:p>
@@ -2110,7 +2113,7 @@
         <w:t xml:space="preserve">Cơ sở kế thừa</w:t>
       </w:r>
       <w:r>
-        <w:t xml:space="preserve">: Lu và Beamish (2004), Hitt et al. (1997), Contractor et al. (2003); Do và Phan (2026g) cho cubic specification ở China với turning point ~47,8% FSTS.</w:t>
+        <w:t xml:space="preserve">: Lu và Beamish (2004), Hitt et al. (1997), Contractor et al. (2003); Do và Phan (2026g) cho đặc tả bậc ba ở Trung Quốc với điểm uốn ~47,8% FSTS.</w:t>
       </w:r>
     </w:p>
     <w:p>
@@ -2122,13 +2125,13 @@
           <w:bCs/>
           <w:b/>
         </w:rPr>
-        <w:t xml:space="preserve">Lind-Mehlum U-test</w:t>
-      </w:r>
-      <w:r>
-        <w:t xml:space="preserve"> </w:t>
-      </w:r>
-      <w:r>
-        <w:t xml:space="preserve">(Lind &amp; Mehlum, 2010; Haans et al., 2016) để xác nhận chặt inverted-U: kiểm định slope dương ở bên trái và slope âm ở bên phải của domain</w:t>
+        <w:t xml:space="preserve">Kiểm định U của Lind-Mehlum</w:t>
+      </w:r>
+      <w:r>
+        <w:t xml:space="preserve"> </w:t>
+      </w:r>
+      <w:r>
+        <w:t xml:space="preserve">(Lind &amp; Mehlum, 2010; Haans et al., 2016) để xác nhận chặt chữ U ngược: kiểm định độ dốc dương ở bên trái và độ dốc âm ở bên phải của miền</w:t>
       </w:r>
       <w:r>
         <w:t xml:space="preserve"> </w:t>
@@ -2152,22 +2155,22 @@
       </w:r>
     </w:p>
     <w:bookmarkEnd w:id="39"/>
-    <w:bookmarkStart w:id="42" w:name="mô-hình-moderation-h2-h6"/>
+    <w:bookmarkStart w:id="42" w:name="mô-hình-điều-tiết-h2-h6"/>
     <w:p>
       <w:pPr>
         <w:pStyle w:val="Heading3"/>
       </w:pPr>
       <w:r>
-        <w:t xml:space="preserve">3.4.4 Mô hình moderation (H2-H6)</w:t>
-      </w:r>
-    </w:p>
-    <w:bookmarkStart w:id="40" w:name="two-way-interaction-h2-h3"/>
+        <w:t xml:space="preserve">3.4.4 Mô hình điều tiết (H2-H6)</w:t>
+      </w:r>
+    </w:p>
+    <w:bookmarkStart w:id="40" w:name="tương-tác-hai-chiều-h2-h3"/>
     <w:p>
       <w:pPr>
         <w:pStyle w:val="Heading4"/>
       </w:pPr>
       <w:r>
-        <w:t xml:space="preserve">Two-way interaction (H2, H3)</w:t>
+        <w:t xml:space="preserve">Tương tác hai chiều (H2, H3)</w:t>
       </w:r>
     </w:p>
     <w:p>
@@ -2556,17 +2559,17 @@
         <w:t xml:space="preserve"> </w:t>
       </w:r>
       <w:r>
-        <w:t xml:space="preserve">là moderator (TCI hoặc DAI).</w:t>
+        <w:t xml:space="preserve">là biến điều tiết (TCI hoặc DAI).</w:t>
       </w:r>
     </w:p>
     <w:bookmarkEnd w:id="40"/>
-    <w:bookmarkStart w:id="41" w:name="three-way-interaction-synthesis"/>
+    <w:bookmarkStart w:id="41" w:name="tương-tác-ba-chiều-tổng-hợp"/>
     <w:p>
       <w:pPr>
         <w:pStyle w:val="Heading4"/>
       </w:pPr>
       <w:r>
-        <w:t xml:space="preserve">Three-way interaction (synthesis)</w:t>
+        <w:t xml:space="preserve">Tương tác ba chiều (tổng hợp)</w:t>
       </w:r>
     </w:p>
     <w:p>
@@ -2886,7 +2889,7 @@
         <w:t xml:space="preserve"> </w:t>
       </w:r>
       <w:r>
-        <w:t xml:space="preserve">= digital,</w:t>
+        <w:t xml:space="preserve">= số hóa,</w:t>
       </w:r>
       <w:r>
         <w:t xml:space="preserve"> </w:t>
@@ -2900,7 +2903,7 @@
         <w:t xml:space="preserve"> </w:t>
       </w:r>
       <w:r>
-        <w:t xml:space="preserve">= institutional,</w:t>
+        <w:t xml:space="preserve">= thể chế,</w:t>
       </w:r>
       <w:r>
         <w:t xml:space="preserve"> </w:t>
@@ -2914,7 +2917,7 @@
         <w:t xml:space="preserve"> </w:t>
       </w:r>
       <w:r>
-        <w:t xml:space="preserve">= manager.</w:t>
+        <w:t xml:space="preserve">= nhà quản trị.</w:t>
       </w:r>
     </w:p>
     <w:p>
@@ -2929,7 +2932,7 @@
         <w:t xml:space="preserve">Cơ sở kế thừa</w:t>
       </w:r>
       <w:r>
-        <w:t xml:space="preserve">: chuẩn moderation trong quản trị chiến lược (Aiken &amp; West, 1991; Dawson, 2014).</w:t>
+        <w:t xml:space="preserve">: chuẩn về điều tiết trong quản trị chiến lược (Aiken &amp; West, 1991; Dawson, 2014).</w:t>
       </w:r>
     </w:p>
     <w:p>
@@ -2944,18 +2947,18 @@
         <w:t xml:space="preserve">Đóng góp mới</w:t>
       </w:r>
       <w:r>
-        <w:t xml:space="preserve">: three-way moderation digital × institutional × manager trong bối cảnh châu Á và Pacific với 47 nước chưa được kiểm định trước đây.</w:t>
+        <w:t xml:space="preserve">: điều tiết ba chiều số hóa × thể chế × nhà quản trị trong bối cảnh châu Á và Thái Bình Dương với 47 nước chưa được kiểm định trước đây.</w:t>
       </w:r>
     </w:p>
     <w:bookmarkEnd w:id="41"/>
     <w:bookmarkEnd w:id="42"/>
-    <w:bookmarkStart w:id="43" w:name="mô-hình-temporal-heterogeneity-h6"/>
+    <w:bookmarkStart w:id="43" w:name="X1792121fa728e86189eaf569568ca359e99a435"/>
     <w:p>
       <w:pPr>
         <w:pStyle w:val="Heading3"/>
       </w:pPr>
       <w:r>
-        <w:t xml:space="preserve">3.4.5 Mô hình temporal heterogeneity (H6)</w:t>
+        <w:t xml:space="preserve">3.4.5 Mô hình tính không đồng nhất theo thời gian (H6)</w:t>
       </w:r>
     </w:p>
     <w:p>
@@ -3409,7 +3412,7 @@
         <w:t xml:space="preserve">Cơ sở kế thừa</w:t>
       </w:r>
       <w:r>
-        <w:t xml:space="preserve">: Wu et al. (2022) với twenty-year evolution; Xiao et al. (2013) với China-specific contingencies; Do và Phan (2026g) làm baseline cubic 2012.</w:t>
+        <w:t xml:space="preserve">: Wu et al. (2022) với diễn tiến hai mươi năm; Xiao et al. (2013) với các điều kiện bối cảnh riêng của Trung Quốc; Do và Phan (2026g) làm mốc nền bậc ba 2012.</w:t>
       </w:r>
     </w:p>
     <w:p>
@@ -3424,7 +3427,7 @@
         <w:t xml:space="preserve">Đóng góp mới</w:t>
       </w:r>
       <w:r>
-        <w:t xml:space="preserve">: áp dụng cho China 2012 và 2024 để kiểm định stability của cubic turning point (~47,8% FSTS) sau hơn một thập kỷ chuyển đổi số.</w:t>
+        <w:t xml:space="preserve">: áp dụng cho Trung Quốc 2012 và 2024 để kiểm định tính ổn định của điểm uốn bậc ba (~47,8% FSTS) sau hơn một thập kỷ chuyển đổi số.</w:t>
       </w:r>
     </w:p>
     <w:bookmarkEnd w:id="43"/>
@@ -3442,7 +3445,7 @@
         <w:pStyle w:val="FirstParagraph"/>
       </w:pPr>
       <w:r>
-        <w:t xml:space="preserve">Nghiên cứu 3 sử dụng chuỗi mô hình lồng nhau M0-M8 ước lượng riêng theo từng sóng khảo sát (2009, 2015, 2023) và gộp pooled. Ký hiệu tiếng Việt:</w:t>
+        <w:t xml:space="preserve">Nghiên cứu 3 sử dụng chuỗi mô hình lồng nhau M0-M8 ước lượng riêng theo từng sóng khảo sát (2009, 2015, 2023) và mẫu gộp. Ký hiệu tiếng Việt:</w:t>
       </w:r>
     </w:p>
     <w:p>
@@ -3635,7 +3638,7 @@
         <w:t xml:space="preserve">δ_s</w:t>
       </w:r>
       <w:r>
-        <w:t xml:space="preserve">: hiệu ứng cố định ngành (1-digit ISIC);</w:t>
+        <w:t xml:space="preserve">: hiệu ứng cố định ngành (ISIC 1 chữ số);</w:t>
       </w:r>
       <w:r>
         <w:t xml:space="preserve"> </w:t>
@@ -3648,7 +3651,7 @@
         <w:t xml:space="preserve">λ_t</w:t>
       </w:r>
       <w:r>
-        <w:t xml:space="preserve">: hiệu ứng cố định sóng (chỉ pooled)</w:t>
+        <w:t xml:space="preserve">: hiệu ứng cố định sóng (chỉ mẫu gộp)</w:t>
       </w:r>
     </w:p>
     <w:p>
@@ -4145,7 +4148,7 @@
           <w:bCs/>
           <w:b/>
         </w:rPr>
-        <w:t xml:space="preserve">M2, Quốc tế hoá phi tuyến (kiểm định H1, inverted-U):</w:t>
+        <w:t xml:space="preserve">M2, Quốc tế hoá phi tuyến (kiểm định H1, chữ U ngược):</w:t>
       </w:r>
     </w:p>
     <w:p>
@@ -6766,7 +6769,7 @@
           <w:iCs/>
           <w:i/>
         </w:rPr>
-        <w:t xml:space="preserve">chỉ áp dụng trong mô hình pooled. Mô hình được ước lượng riêng cho 3 sóng và gộp (N = 989 / 956 / 1.013 / 2.958).</w:t>
+        <w:t xml:space="preserve">chỉ áp dụng trong mô hình mẫu gộp. Mô hình được ước lượng riêng cho 3 sóng và mẫu gộp (N = 989 / 956 / 1.013 / 2.958).</w:t>
       </w:r>
     </w:p>
     <w:p>
@@ -7065,7 +7068,7 @@
               <w:jc w:val="left"/>
             </w:pPr>
             <w:r>
-              <w:t xml:space="preserve">Kiểm định inverted-U (H1)</w:t>
+              <w:t xml:space="preserve">Kiểm định chữ U ngược (H1)</w:t>
             </w:r>
           </w:p>
         </w:tc>
@@ -7391,19 +7394,19 @@
               <w:jc w:val="left"/>
             </w:pPr>
             <w:r>
-              <w:t xml:space="preserve">wave</w:t>
-            </w:r>
-          </w:p>
-        </w:tc>
-        <w:tc>
-          <w:tcPr/>
-          <w:p>
-            <w:pPr>
-              <w:pStyle w:val="Compact"/>
-              <w:jc w:val="left"/>
-            </w:pPr>
-            <w:r>
-              <w:t xml:space="preserve">chỉ báo sóng khảo sát (chỉ pooled)</w:t>
+              <w:t xml:space="preserve">sóng</w:t>
+            </w:r>
+          </w:p>
+        </w:tc>
+        <w:tc>
+          <w:tcPr/>
+          <w:p>
+            <w:pPr>
+              <w:pStyle w:val="Compact"/>
+              <w:jc w:val="left"/>
+            </w:pPr>
+            <w:r>
+              <w:t xml:space="preserve">chỉ báo sóng khảo sát (chỉ mẫu gộp)</w:t>
             </w:r>
           </w:p>
         </w:tc>
@@ -7588,7 +7591,7 @@
         <w:t xml:space="preserve">Tier-1+2</w:t>
       </w:r>
       <w:r>
-        <w:t xml:space="preserve">, z-std của trung bình(c22b₀₁, k33₀₁, k38₀₁); khác P3 ở chỗ bao gồm e-payment hai chiều (Tier-2)</w:t>
+        <w:t xml:space="preserve">, z-std của trung bình(c22b₀₁, k33₀₁, k38₀₁); khác P3 ở chỗ bao gồm thanh toán điện tử hai chiều (Tier-2)</w:t>
       </w:r>
     </w:p>
     <w:p>
@@ -7652,7 +7655,7 @@
         <w:t xml:space="preserve">δ_s</w:t>
       </w:r>
       <w:r>
-        <w:t xml:space="preserve">: sector fixed effects (ISIC 1-chữ số)</w:t>
+        <w:t xml:space="preserve">: hiệu ứng cố định ngành (ISIC 1 chữ số)</w:t>
       </w:r>
     </w:p>
     <w:p>
@@ -7694,7 +7697,7 @@
         <w:pStyle w:val="BlockText"/>
       </w:pPr>
       <w:r>
-        <w:t xml:space="preserve">M0 (Baseline):</w:t>
+        <w:t xml:space="preserve">M0 (Cơ sở):</w:t>
       </w:r>
       <w:r>
         <w:t xml:space="preserve"> </w:t>
@@ -7909,7 +7912,7 @@
         </m:sSub>
       </m:oMath>
       <w:r>
-        <w:t xml:space="preserve">)</w:t>
+        <w:t xml:space="preserve">) + trung bình mẫu</w:t>
       </w:r>
       <w:r>
         <w:t xml:space="preserve"> </w:t>
@@ -7926,7 +7929,7 @@
         <w:t xml:space="preserve"> </w:t>
       </w:r>
       <w:r>
-        <w:t xml:space="preserve">88,6% FSTS [CI bootstrap [53%, 253%]]</w:t>
+        <w:t xml:space="preserve">82% FSTS [CI bootstrap [53%, 253%]]</w:t>
       </w:r>
       <w:r>
         <w:t xml:space="preserve"> </w:t>
@@ -8418,7 +8421,7 @@
         <w:t xml:space="preserve"> </w:t>
       </w:r>
       <w:r>
-        <w:t xml:space="preserve">&gt; 0, DAI khuếch đại lợi nhuận I-P ở cường độ xuất khẩu cao (coordination platform mechanism; Stallkamp &amp; Schotter, 2021)</w:t>
+        <w:t xml:space="preserve">&gt; 0, DAI khuếch đại lợi nhuận I-P ở cường độ xuất khẩu cao (cơ chế nền tảng phối hợp; Stallkamp &amp; Schotter, 2021)</w:t>
       </w:r>
       <w:r>
         <w:t xml:space="preserve"> </w:t>
@@ -9124,25 +9127,7 @@
         <w:pStyle w:val="FirstParagraph"/>
       </w:pPr>
       <w:r>
-        <w:t xml:space="preserve">Nghiên cứu 5 sử dụng hai sóng WBES Trung Quốc (2012: N = 2.610; 2024: N = 1.934; pooled N = 4.544). Thiết kế đa sóng không panel (217 doanh nghiệp xuất hiện cả hai sóng tạo thành</w:t>
-      </w:r>
-      <w:r>
-        <w:t xml:space="preserve"> </w:t>
-      </w:r>
-      <w:r>
-        <w:t xml:space="preserve">“</w:t>
-      </w:r>
-      <w:r>
-        <w:t xml:space="preserve">panel core</w:t>
-      </w:r>
-      <w:r>
-        <w:t xml:space="preserve">”</w:t>
-      </w:r>
-      <w:r>
-        <w:t xml:space="preserve"> </w:t>
-      </w:r>
-      <w:r>
-        <w:t xml:space="preserve">được sử dụng cho cluster-robust SE). Ký hiệu tiếng Việt:</w:t>
+        <w:t xml:space="preserve">Nghiên cứu 5 sử dụng hai sóng WBES Trung Quốc (2012: N = 2.610; 2024: N = 1.934; mẫu gộp N = 4.544). Thiết kế đa sóng không phải panel (217 doanh nghiệp xuất hiện cả hai sóng tạo thành nhóm lõi, được sử dụng cho sai số chuẩn vững theo cụm). Ký hiệu tiếng Việt:</w:t>
       </w:r>
     </w:p>
     <w:p>
@@ -9230,7 +9215,7 @@
         <w:t xml:space="preserve"> </w:t>
       </w:r>
       <w:r>
-        <w:t xml:space="preserve">= DAI_core_it: chỉ số số hoá cơ bản, chỉ c22b₀₁ (Tier-1 mỏng, single-item binary)</w:t>
+        <w:t xml:space="preserve">= DAI_core_it: chỉ số số hoá cơ bản, chỉ c22b₀₁ (Tier-1 mỏng, đơn biến nhị phân)</w:t>
       </w:r>
     </w:p>
     <w:p>
@@ -9294,7 +9279,7 @@
         <w:t xml:space="preserve">δ_s</w:t>
       </w:r>
       <w:r>
-        <w:t xml:space="preserve">: sector fixed effects;</w:t>
+        <w:t xml:space="preserve">: hiệu ứng cố định ngành;</w:t>
       </w:r>
       <w:r>
         <w:t xml:space="preserve"> </w:t>
@@ -9307,7 +9292,7 @@
         <w:t xml:space="preserve">λ_t</w:t>
       </w:r>
       <w:r>
-        <w:t xml:space="preserve">: wave fixed effects (pooled)</w:t>
+        <w:t xml:space="preserve">: hiệu ứng cố định sóng (chỉ mẫu gộp)</w:t>
       </w:r>
     </w:p>
     <w:p>
@@ -9327,7 +9312,7 @@
         <w:pStyle w:val="BlockText"/>
       </w:pPr>
       <w:r>
-        <w:t xml:space="preserve">M0 (Baseline):</w:t>
+        <w:t xml:space="preserve">M0 (Cơ sở):</w:t>
       </w:r>
       <w:r>
         <w:t xml:space="preserve"> </w:t>
@@ -9542,7 +9527,7 @@
         </m:sSub>
       </m:oMath>
       <w:r>
-        <w:t xml:space="preserve">), điểm uốn 49,4% (2012), 47,2% (2024), và 48,8% (pooled)</w:t>
+        <w:t xml:space="preserve">), điểm uốn 49,4% (2012), 47,2% (2024), và 48,8% (mẫu gộp)</w:t>
       </w:r>
       <w:r>
         <w:t xml:space="preserve"> </w:t>
@@ -9725,10 +9710,7 @@
         <w:t xml:space="preserve">”</w:t>
       </w:r>
       <w:r>
-        <w:t xml:space="preserve"> </w:t>
-      </w:r>
-      <w:r>
-        <w:t xml:space="preserve">(level-shifter), không điều tiết độ cong</w:t>
+        <w:t xml:space="preserve">, không điều tiết độ cong</w:t>
       </w:r>
     </w:p>
     <w:p>
@@ -10381,7 +10363,7 @@
         <w:t xml:space="preserve"> </w:t>
       </w:r>
       <w:r>
-        <w:t xml:space="preserve">Kết quả: F2 = 3,26 (p = 0,039, không qua Bonferroni α* = 0,017), H4b (null capability-curvature moderation) được chấp nhận</w:t>
+        <w:t xml:space="preserve">Kết quả: F2 = 3,26 (p = 0,039, không qua Bonferroni α* = 0,017), H4b (không điều tiết năng lực–độ cong) được chấp nhận</w:t>
       </w:r>
     </w:p>
     <w:p>
@@ -10734,7 +10716,7 @@
               <w:t xml:space="preserve"> </w:t>
             </w:r>
             <w:r>
-              <w:t xml:space="preserve">(binary)</w:t>
+              <w:t xml:space="preserve">(nhị phân)</w:t>
             </w:r>
           </w:p>
         </w:tc>
@@ -10922,19 +10904,19 @@
               <w:jc w:val="left"/>
             </w:pPr>
             <w:r>
-              <w:t xml:space="preserve">ISIC sector</w:t>
-            </w:r>
-          </w:p>
-        </w:tc>
-        <w:tc>
-          <w:tcPr/>
-          <w:p>
-            <w:pPr>
-              <w:pStyle w:val="Compact"/>
-              <w:jc w:val="left"/>
-            </w:pPr>
-            <w:r>
-              <w:t xml:space="preserve">Sector FE</w:t>
+              <w:t xml:space="preserve">ngành ISIC</w:t>
+            </w:r>
+          </w:p>
+        </w:tc>
+        <w:tc>
+          <w:tcPr/>
+          <w:p>
+            <w:pPr>
+              <w:pStyle w:val="Compact"/>
+              <w:jc w:val="left"/>
+            </w:pPr>
+            <w:r>
+              <w:t xml:space="preserve">hiệu ứng cố định ngành</w:t>
             </w:r>
           </w:p>
         </w:tc>
@@ -10972,19 +10954,19 @@
               <w:jc w:val="left"/>
             </w:pPr>
             <w:r>
-              <w:t xml:space="preserve">wave (2012/2024)</w:t>
-            </w:r>
-          </w:p>
-        </w:tc>
-        <w:tc>
-          <w:tcPr/>
-          <w:p>
-            <w:pPr>
-              <w:pStyle w:val="Compact"/>
-              <w:jc w:val="left"/>
-            </w:pPr>
-            <w:r>
-              <w:t xml:space="preserve">Wave FE (chỉ pooled)</w:t>
+              <w:t xml:space="preserve">sóng (2012/2024)</w:t>
+            </w:r>
+          </w:p>
+        </w:tc>
+        <w:tc>
+          <w:tcPr/>
+          <w:p>
+            <w:pPr>
+              <w:pStyle w:val="Compact"/>
+              <w:jc w:val="left"/>
+            </w:pPr>
+            <w:r>
+              <w:t xml:space="preserve">hiệu ứng cố định sóng (chỉ mẫu gộp)</w:t>
             </w:r>
           </w:p>
         </w:tc>
@@ -11011,35 +10993,7 @@
           <w:iCs/>
           <w:i/>
         </w:rPr>
-        <w:t xml:space="preserve">Ghi chú: 217 doanh nghiệp xuất hiện cả hai sóng (</w:t>
-      </w:r>
-      <w:r>
-        <w:rPr>
-          <w:iCs/>
-          <w:i/>
-        </w:rPr>
-        <w:t xml:space="preserve">“</w:t>
-      </w:r>
-      <w:r>
-        <w:rPr>
-          <w:iCs/>
-          <w:i/>
-        </w:rPr>
-        <w:t xml:space="preserve">panel core</w:t>
-      </w:r>
-      <w:r>
-        <w:rPr>
-          <w:iCs/>
-          <w:i/>
-        </w:rPr>
-        <w:t xml:space="preserve">”</w:t>
-      </w:r>
-      <w:r>
-        <w:rPr>
-          <w:iCs/>
-          <w:i/>
-        </w:rPr>
-        <w:t xml:space="preserve">) tạo thêm nhận dạng biến thiên trong mẫu trong khi clustered SE theo idstd xử lý tương quan nội nhóm. DAI Trung Quốc chỉ là Tier-1 đơn biến, không đủ để kiểm định CDCM; hàm ý chính sách và lý thuyết khác với P4 Singapore (Tier-1+2).</w:t>
+        <w:t xml:space="preserve">Ghi chú: 217 doanh nghiệp xuất hiện cả hai sóng (nhóm lõi xuất hiện hai sóng) tạo thêm nhận dạng biến thiên trong mẫu, trong khi sai số chuẩn gom cụm theo idstd xử lý tương quan nội nhóm. DAI Trung Quốc chỉ là Tier-1 đơn biến, không đủ để kiểm định CDCM; hàm ý chính sách và lý thuyết khác với P4 Singapore (Tier-1+2).</w:t>
       </w:r>
     </w:p>
     <w:p>
@@ -11080,7 +11034,7 @@
         <w:t xml:space="preserve"> </w:t>
       </w:r>
       <w:r>
-        <w:t xml:space="preserve">(102 cặp quốc gia × năm, 2003-2025). Mẫu phân tích toàn phần đạt N = 84.910 (M0-M2) đến N = 29.840 (M11 full). Thiết kế hierarchical OLS với HC1 robust standard errors, clustered theo country-year. Ký hiệu tiếng Việt:</w:t>
+        <w:t xml:space="preserve">(102 cặp quốc gia × năm, 2003-2025). Mẫu phân tích toàn phần đạt N = 84.910 (M0-M2) đến N = 29.840 (M11 đầy đủ). Thiết kế OLS phân cấp với sai số chuẩn vững HC1, gom cụm theo quốc gia–năm. Ký hiệu tiếng Việt:</w:t>
       </w:r>
     </w:p>
     <w:p>
@@ -11118,7 +11072,7 @@
         <w:t xml:space="preserve">CDDXK_c_it</w:t>
       </w:r>
       <w:r>
-        <w:t xml:space="preserve">: cường độ xuất khẩu mean-centred, FSTS_c = (d3c/100) − mean_pool(FSTS)</w:t>
+        <w:t xml:space="preserve">: cường độ xuất khẩu điều chỉnh trung bình, FSTS_c = (d3c/100) − mean_pool(FSTS)</w:t>
       </w:r>
     </w:p>
     <w:p>
@@ -11175,7 +11129,7 @@
         <w:t xml:space="preserve">NLCN_z_it</w:t>
       </w:r>
       <w:r>
-        <w:t xml:space="preserve">: năng lực công nghệ z-standardised, TCI_z = z-std(b8, e6)</w:t>
+        <w:t xml:space="preserve">: năng lực công nghệ chuẩn hoá z, TCI_z = z-std(b8, e6)</w:t>
       </w:r>
     </w:p>
     <w:p>
@@ -11194,7 +11148,7 @@
         <w:t xml:space="preserve">CSS_z_it</w:t>
       </w:r>
       <w:r>
-        <w:t xml:space="preserve">: chỉ số số hoá z-standardised, DAI_z = z-std(website + e-pay, Tier 1+2: c22b/e1, k33)</w:t>
+        <w:t xml:space="preserve">: chỉ số số hoá chuẩn hoá z, DAI_z = z-std(website + thanh toán điện tử, Tier 1+2: c22b/e1, k33)</w:t>
       </w:r>
     </w:p>
     <w:p>
@@ -11232,7 +11186,7 @@
         <w:t xml:space="preserve">NQL_nu_it</w:t>
       </w:r>
       <w:r>
-        <w:t xml:space="preserve">: top manager là nữ (binary, b7a/b6a)</w:t>
+        <w:t xml:space="preserve">: nhà quản trị cấp cao là nữ (nhị phân, b7a/b6a)</w:t>
       </w:r>
     </w:p>
     <w:p>
@@ -11251,7 +11205,7 @@
         <w:t xml:space="preserve">ICRV_j</w:t>
       </w:r>
       <w:r>
-        <w:t xml:space="preserve">: phân loại chế độ thể chế ICRV (integer 1-6, Advanced đến SIDS)</w:t>
+        <w:t xml:space="preserve">: phân loại chế độ thể chế ICRV (số nguyên 1-6, từ Tiên tiến đến SIDS)</w:t>
       </w:r>
     </w:p>
     <w:p>
@@ -11327,7 +11281,7 @@
         <w:t xml:space="preserve">δ_ct</w:t>
       </w:r>
       <w:r>
-        <w:t xml:space="preserve">: country × year fixed effects (M5)</w:t>
+        <w:t xml:space="preserve">: hiệu ứng cố định quốc gia × năm (M5)</w:t>
       </w:r>
     </w:p>
     <w:p>
@@ -11357,7 +11311,7 @@
         <w:t xml:space="preserve"> </w:t>
       </w:r>
       <w:r>
-        <w:t xml:space="preserve">(tuyến tính baseline):</w:t>
+        <w:t xml:space="preserve">(tuyến tính cơ sở):</w:t>
       </w:r>
     </w:p>
     <w:p>
@@ -12063,7 +12017,7 @@
         <w:t xml:space="preserve"> </w:t>
       </w:r>
       <w:r>
-        <w:t xml:space="preserve">(M3 + country-year FE, kiểm định vững mạnh nhất):</w:t>
+        <w:t xml:space="preserve">(M3 + hiệu ứng cố định quốc gia–năm, kiểm định vững mạnh nhất):</w:t>
       </w:r>
     </w:p>
     <w:p>
@@ -13641,7 +13595,7 @@
               <m:nor/>
               <m:sty m:val="p"/>
             </m:rPr>
-            <m:t> (top manager nữ: lợi thế hiệu quả  17–20%cross-context)</m:t>
+            <m:t> (nhà quản trị cấp cao là nữ: lợi thế hiệu quả  17–20%xuyên bối cảnh)</m:t>
           </m:r>
         </m:oMath>
       </m:oMathPara>
@@ -15425,7 +15379,7 @@
               <w:jc w:val="left"/>
             </w:pPr>
             <w:r>
-              <w:t xml:space="preserve">z-std(website + e-payment): Tier 1+2</w:t>
+              <w:t xml:space="preserve">z-std(website + thanh toán điện tử): Tier 1+2</w:t>
             </w:r>
           </w:p>
         </w:tc>
@@ -15525,7 +15479,7 @@
               <w:jc w:val="left"/>
             </w:pPr>
             <w:r>
-              <w:t xml:space="preserve">1 nếu top manager là nữ</w:t>
+              <w:t xml:space="preserve">1 nếu nhà quản trị cấp cao là nữ</w:t>
             </w:r>
           </w:p>
         </w:tc>
@@ -15575,7 +15529,7 @@
               <w:jc w:val="left"/>
             </w:pPr>
             <w:r>
-              <w:t xml:space="preserve">integer 1-6 (Advanced Innovation đến SIDS)</w:t>
+              <w:t xml:space="preserve">số nguyên 1-6 (Tiên tiến đổi mới đến SIDS)</w:t>
             </w:r>
           </w:p>
         </w:tc>
@@ -15637,7 +15591,7 @@
               <w:jc w:val="left"/>
             </w:pPr>
             <w:r>
-              <w:t xml:space="preserve">Control (quy mô)</w:t>
+              <w:t xml:space="preserve">Kiểm soát (quy mô)</w:t>
             </w:r>
           </w:p>
         </w:tc>
@@ -15687,7 +15641,7 @@
               <w:jc w:val="left"/>
             </w:pPr>
             <w:r>
-              <w:t xml:space="preserve">Control (tuổi DN)</w:t>
+              <w:t xml:space="preserve">Kiểm soát (tuổi DN)</w:t>
             </w:r>
           </w:p>
         </w:tc>
@@ -15737,7 +15691,7 @@
               <w:jc w:val="left"/>
             </w:pPr>
             <w:r>
-              <w:t xml:space="preserve">Control (sở hữu)</w:t>
+              <w:t xml:space="preserve">Kiểm soát (sở hữu)</w:t>
             </w:r>
           </w:p>
         </w:tc>
@@ -15775,19 +15729,19 @@
               <w:jc w:val="left"/>
             </w:pPr>
             <w:r>
-              <w:t xml:space="preserve">country × year FE</w:t>
-            </w:r>
-          </w:p>
-        </w:tc>
-        <w:tc>
-          <w:tcPr/>
-          <w:p>
-            <w:pPr>
-              <w:pStyle w:val="Compact"/>
-              <w:jc w:val="left"/>
-            </w:pPr>
-            <w:r>
-              <w:t xml:space="preserve">Fixed effects</w:t>
+              <w:t xml:space="preserve">hiệu ứng cố định quốc gia × năm</w:t>
+            </w:r>
+          </w:p>
+        </w:tc>
+        <w:tc>
+          <w:tcPr/>
+          <w:p>
+            <w:pPr>
+              <w:pStyle w:val="Compact"/>
+              <w:jc w:val="left"/>
+            </w:pPr>
+            <w:r>
+              <w:t xml:space="preserve">Hiệu ứng cố định</w:t>
             </w:r>
           </w:p>
         </w:tc>
@@ -15802,7 +15756,7 @@
           <w:iCs/>
           <w:i/>
         </w:rPr>
-        <w:t xml:space="preserve">Ghi chú: Mẫu phân tích giảm dần từ N = 84.910 (M2), 38.342 (M3, thêm kiểm soát), 29.840 (M11, thêm manager + ICRV + three-way). DAI P7 là Tier 1+2 khi k33 có mặt, Tier-1 only khi thiếu, khác với P3 Vietnam (Tier-1 only) và đồng nhất với P4 Singapore (Tier-1+2). ICRV là biến điều tiết liên tục (integer), không phải dummies, nhằm giữ N đủ lớn trong M10-M11.</w:t>
+        <w:t xml:space="preserve">Ghi chú: Mẫu phân tích giảm dần từ N = 84.910 (M2), 38.342 (M3, thêm kiểm soát), 29.840 (M11, thêm nhà quản trị + ICRV + tương tác ba chiều). DAI P7 là Tier 1+2 khi k33 có mặt, chỉ Tier-1 khi thiếu, khác với P3 Việt Nam (chỉ Tier-1) và đồng nhất với P4 Singapore (Tier-1+2). ICRV là biến điều tiết liên tục (số nguyên), không phải biến giả, nhằm giữ N đủ lớn trong M10-M11.</w:t>
       </w:r>
     </w:p>
     <w:p>
@@ -15813,13 +15767,13 @@
       </w:r>
     </w:p>
     <w:bookmarkEnd w:id="47"/>
-    <w:bookmarkStart w:id="48" w:name="X643505249b2e6f03115a2b099a8243c676fb8cd"/>
+    <w:bookmarkStart w:id="48" w:name="X86c32e628f75359e777376950436514c3a68c92"/>
     <w:p>
       <w:pPr>
         <w:pStyle w:val="Heading3"/>
       </w:pPr>
       <w:r>
-        <w:t xml:space="preserve">3.4.5.5 Mô hình cụ thể, Nghiên cứu 8: Pacific SIDS (N = 1.469, Nhóm VI)</w:t>
+        <w:t xml:space="preserve">3.4.5.5 Mô hình cụ thể, Nghiên cứu 8: Quốc đảo nhỏ Thái Bình Dương (N = 1.469, Nhóm VI)</w:t>
       </w:r>
     </w:p>
     <w:p>
@@ -15853,7 +15807,7 @@
           <w:bCs/>
           <w:b/>
         </w:rPr>
-        <w:t xml:space="preserve">9 nền kinh tế Pacific SIDS</w:t>
+        <w:t xml:space="preserve">9 nền kinh tế quốc đảo nhỏ Thái Bình Dương (Pacific SIDS)</w:t>
       </w:r>
       <w:r>
         <w:t xml:space="preserve"> </w:t>
@@ -16261,7 +16215,7 @@
               <w:jc w:val="left"/>
             </w:pPr>
             <w:r>
-              <w:t xml:space="preserve">z-std(website binary):</w:t>
+              <w:t xml:space="preserve">z-std(website nhị phân):</w:t>
             </w:r>
             <w:r>
               <w:t xml:space="preserve"> </w:t>
@@ -16271,7 +16225,7 @@
                 <w:bCs/>
                 <w:b/>
               </w:rPr>
-              <w:t xml:space="preserve">chỉ Tier-1, không dynamic</w:t>
+              <w:t xml:space="preserve">chỉ Tier-1, không phải năng lực số động</w:t>
             </w:r>
           </w:p>
         </w:tc>
@@ -16447,7 +16401,7 @@
               <w:jc w:val="left"/>
             </w:pPr>
             <w:r>
-              <w:t xml:space="preserve">Country fixed effects</w:t>
+              <w:t xml:space="preserve">Hiệu ứng cố định quốc gia</w:t>
             </w:r>
           </w:p>
         </w:tc>
@@ -16471,7 +16425,7 @@
               <w:jc w:val="left"/>
             </w:pPr>
             <w:r>
-              <w:t xml:space="preserve">dummy theo quốc gia</w:t>
+              <w:t xml:space="preserve">biến giả theo quốc gia</w:t>
             </w:r>
           </w:p>
         </w:tc>
@@ -16497,7 +16451,7 @@
               <w:jc w:val="left"/>
             </w:pPr>
             <w:r>
-              <w:t xml:space="preserve">Wave fixed effects</w:t>
+              <w:t xml:space="preserve">Hiệu ứng cố định sóng</w:t>
             </w:r>
           </w:p>
         </w:tc>
@@ -16521,7 +16475,7 @@
               <w:jc w:val="left"/>
             </w:pPr>
             <w:r>
-              <w:t xml:space="preserve">dummy theo sóng điều tra</w:t>
+              <w:t xml:space="preserve">biến giả theo sóng điều tra</w:t>
             </w:r>
           </w:p>
         </w:tc>
@@ -16536,7 +16490,7 @@
           <w:iCs/>
           <w:i/>
         </w:rPr>
-        <w:t xml:space="preserve">Ghi chú: CSS_z (DAI) là proxy tĩnh Tier-1 (website binary c22b). WBES không thu thập đủ thang đo cho số hoá động tại các đảo nhỏ, KHÔNG gọi là</w:t>
+        <w:t xml:space="preserve">Ghi chú: CSS_z (DAI) là proxy tĩnh Tier-1 (website nhị phân c22b). WBES không thu thập đủ thang đo cho số hoá động tại các đảo nhỏ, KHÔNG gọi là</w:t>
       </w:r>
       <w:r>
         <w:rPr>
@@ -16591,7 +16545,7 @@
         <w:pStyle w:val="BodyText"/>
       </w:pPr>
       <w:r>
-        <w:t xml:space="preserve">M0, Baseline kiểm soát:</w:t>
+        <w:t xml:space="preserve">M0, Cơ sở (biến kiểm soát):</w:t>
       </w:r>
     </w:p>
     <w:p>
@@ -18109,13 +18063,13 @@
           <w:bCs/>
           <w:b/>
         </w:rPr>
-        <w:t xml:space="preserve">Phân tích độ vững (robustness checks):</w:t>
+        <w:t xml:space="preserve">Phân tích độ vững:</w:t>
       </w:r>
     </w:p>
     <w:tbl>
       <w:tblPr>
         <w:tblStyle w:val="Table"/>
-        <w:tblW w:type="auto" w:w="0"/>
+        <w:tblW w:type="pct" w:w="5000"/>
         <w:tblLook w:firstRow="1" w:lastRow="0" w:firstColumn="0" w:lastColumn="0" w:noHBand="0" w:noVBand="0" w:val="0020"/>
         <w:jc w:val="start"/>
       </w:tblPr>
@@ -18137,7 +18091,7 @@
               <w:jc w:val="left"/>
             </w:pPr>
             <w:r>
-              <w:t xml:space="preserve">Specification</w:t>
+              <w:t xml:space="preserve">Đặc tả</w:t>
             </w:r>
           </w:p>
         </w:tc>
@@ -18187,7 +18141,7 @@
               <w:jc w:val="left"/>
             </w:pPr>
             <w:r>
-              <w:t xml:space="preserve">M1 country+year FE (N = 1.469)</w:t>
+              <w:t xml:space="preserve">M1 hiệu ứng cố định quốc gia+năm (N = 1.469)</w:t>
             </w:r>
           </w:p>
         </w:tc>
@@ -18237,7 +18191,7 @@
               <w:jc w:val="left"/>
             </w:pPr>
             <w:r>
-              <w:t xml:space="preserve">Year FE only (không country FE)</w:t>
+              <w:t xml:space="preserve">Chỉ hiệu ứng cố định năm (không hiệu ứng cố định quốc gia)</w:t>
             </w:r>
           </w:p>
         </w:tc>
@@ -18287,7 +18241,7 @@
               <w:jc w:val="left"/>
             </w:pPr>
             <w:r>
-              <w:t xml:space="preserve">Bivariate (không controls)</w:t>
+              <w:t xml:space="preserve">Hai biến (không biến kiểm soát)</w:t>
             </w:r>
           </w:p>
         </w:tc>
@@ -18337,7 +18291,7 @@
               <w:jc w:val="left"/>
             </w:pPr>
             <w:r>
-              <w:t xml:space="preserve">Exporters-only (N = 187)</w:t>
+              <w:t xml:space="preserve">Chỉ doanh nghiệp xuất khẩu (N = 187)</w:t>
             </w:r>
           </w:p>
         </w:tc>
@@ -18388,7 +18342,7 @@
           <w:iCs/>
           <w:i/>
         </w:rPr>
-        <w:t xml:space="preserve">Hệ số âm nhất quán qua 4 specification xác nhận FIP không phải do selection bias hay outlier.</w:t>
+        <w:t xml:space="preserve">Hệ số âm nhất quán qua 4 đặc tả xác nhận FIP không phải do thiên lệch chọn mẫu hay giá trị ngoại lai.</w:t>
       </w:r>
     </w:p>
     <w:p>
@@ -18400,7 +18354,7 @@
           <w:bCs/>
           <w:b/>
         </w:rPr>
-        <w:t xml:space="preserve">Bảng định nghĩa biến, Nghiên cứu 8 (Pacific SIDS)</w:t>
+        <w:t xml:space="preserve">Bảng định nghĩa biến, Nghiên cứu 8 (quốc đảo nhỏ Thái Bình Dương)</w:t>
       </w:r>
     </w:p>
     <w:tbl>
@@ -18725,7 +18679,7 @@
               <w:jc w:val="left"/>
             </w:pPr>
             <w:r>
-              <w:t xml:space="preserve">z-std(website binary): Tier-1 only</w:t>
+              <w:t xml:space="preserve">z-std(website nhị phân): chỉ Tier-1</w:t>
             </w:r>
           </w:p>
         </w:tc>
@@ -18787,7 +18741,7 @@
               <w:jc w:val="left"/>
             </w:pPr>
             <w:r>
-              <w:t xml:space="preserve">Control (quy mô)</w:t>
+              <w:t xml:space="preserve">Kiểm soát (quy mô)</w:t>
             </w:r>
           </w:p>
         </w:tc>
@@ -18837,7 +18791,7 @@
               <w:jc w:val="left"/>
             </w:pPr>
             <w:r>
-              <w:t xml:space="preserve">Control (tuổi DN)</w:t>
+              <w:t xml:space="preserve">Kiểm soát (tuổi DN)</w:t>
             </w:r>
           </w:p>
         </w:tc>
@@ -18887,7 +18841,7 @@
               <w:jc w:val="left"/>
             </w:pPr>
             <w:r>
-              <w:t xml:space="preserve">Control (sở hữu)</w:t>
+              <w:t xml:space="preserve">Kiểm soát (sở hữu)</w:t>
             </w:r>
           </w:p>
         </w:tc>
@@ -18925,19 +18879,19 @@
               <w:jc w:val="left"/>
             </w:pPr>
             <w:r>
-              <w:t xml:space="preserve">country FE</w:t>
-            </w:r>
-          </w:p>
-        </w:tc>
-        <w:tc>
-          <w:tcPr/>
-          <w:p>
-            <w:pPr>
-              <w:pStyle w:val="Compact"/>
-              <w:jc w:val="left"/>
-            </w:pPr>
-            <w:r>
-              <w:t xml:space="preserve">Fixed effects</w:t>
+              <w:t xml:space="preserve">hiệu ứng cố định quốc gia</w:t>
+            </w:r>
+          </w:p>
+        </w:tc>
+        <w:tc>
+          <w:tcPr/>
+          <w:p>
+            <w:pPr>
+              <w:pStyle w:val="Compact"/>
+              <w:jc w:val="left"/>
+            </w:pPr>
+            <w:r>
+              <w:t xml:space="preserve">Hiệu ứng cố định</w:t>
             </w:r>
           </w:p>
         </w:tc>
@@ -18975,19 +18929,19 @@
               <w:jc w:val="left"/>
             </w:pPr>
             <w:r>
-              <w:t xml:space="preserve">wave FE</w:t>
-            </w:r>
-          </w:p>
-        </w:tc>
-        <w:tc>
-          <w:tcPr/>
-          <w:p>
-            <w:pPr>
-              <w:pStyle w:val="Compact"/>
-              <w:jc w:val="left"/>
-            </w:pPr>
-            <w:r>
-              <w:t xml:space="preserve">Fixed effects</w:t>
+              <w:t xml:space="preserve">hiệu ứng cố định sóng</w:t>
+            </w:r>
+          </w:p>
+        </w:tc>
+        <w:tc>
+          <w:tcPr/>
+          <w:p>
+            <w:pPr>
+              <w:pStyle w:val="Compact"/>
+              <w:jc w:val="left"/>
+            </w:pPr>
+            <w:r>
+              <w:t xml:space="preserve">Hiệu ứng cố định</w:t>
             </w:r>
           </w:p>
         </w:tc>
@@ -19027,7 +18981,7 @@
         <w:pStyle w:val="FirstParagraph"/>
       </w:pPr>
       <w:r>
-        <w:t xml:space="preserve">Tất cả các mô hình đều sử dụng HC1/HC3 robust standard errors (Long &amp; Ervin, 2000; White, 1980) để xử lý heteroscedasticity. Đối với multi-country, bổ sung clustered SE theo country.</w:t>
+        <w:t xml:space="preserve">Tất cả các mô hình đều sử dụng sai số chuẩn vững HC1/HC3 (Long &amp; Ervin, 2000; White, 1980) để xử lý phương sai sai số thay đổi. Đối với mẫu đa quốc gia, bổ sung sai số chuẩn gom cụm theo quốc gia.</w:t>
       </w:r>
     </w:p>
     <w:bookmarkEnd w:id="49"/>
@@ -19092,7 +19046,7 @@
         <w:t xml:space="preserve"> </w:t>
       </w:r>
       <w:r>
-        <w:t xml:space="preserve">bằng ROS, sales growth, employment growth.</w:t>
+        <w:t xml:space="preserve">bằng ROS, tăng trưởng doanh thu, tăng trưởng lao động.</w:t>
       </w:r>
     </w:p>
     <w:p>
@@ -19104,7 +19058,7 @@
         <w:pStyle w:val="Compact"/>
       </w:pPr>
       <w:r>
-        <w:t xml:space="preserve">Biến độc lập: thay FSTS bằng export status (binary), foreign sales count.</w:t>
+        <w:t xml:space="preserve">Biến độc lập: thay FSTS bằng trạng thái xuất khẩu (nhị phân), số thị trường xuất khẩu.</w:t>
       </w:r>
     </w:p>
     <w:p>
@@ -19116,7 +19070,7 @@
         <w:pStyle w:val="Compact"/>
       </w:pPr>
       <w:r>
-        <w:t xml:space="preserve">Biến moderator: thay DAI_thin bằng DAI_rich (cho subset 2024+).</w:t>
+        <w:t xml:space="preserve">Biến điều tiết: thay DAI_thin bằng DAI_rich (cho tập con 2024+).</w:t>
       </w:r>
     </w:p>
     <w:bookmarkEnd w:id="51"/>
@@ -19134,17 +19088,17 @@
         <w:pStyle w:val="FirstParagraph"/>
       </w:pPr>
       <w:r>
-        <w:t xml:space="preserve">Loại trừ micro firms (&lt;5 lao động); chỉ giữ SMEs; chỉ giữ manufacturing; chỉ giữ exporters (FSTS &gt; 0); subgroup theo 6 sub-regime ICRV.</w:t>
+        <w:t xml:space="preserve">Loại trừ doanh nghiệp siêu nhỏ (&lt;5 lao động); chỉ giữ doanh nghiệp nhỏ và vừa; chỉ giữ doanh nghiệp chế tạo; chỉ giữ doanh nghiệp xuất khẩu (FSTS &gt; 0); phân nhóm theo 6 chế độ con ICRV.</w:t>
       </w:r>
     </w:p>
     <w:bookmarkEnd w:id="52"/>
-    <w:bookmarkStart w:id="53" w:name="outliers"/>
+    <w:bookmarkStart w:id="53" w:name="giá-trị-ngoại-lai"/>
     <w:p>
       <w:pPr>
         <w:pStyle w:val="Heading3"/>
       </w:pPr>
       <w:r>
-        <w:t xml:space="preserve">3.5.3 Outliers</w:t>
+        <w:t xml:space="preserve">3.5.3 Giá trị ngoại lai</w:t>
       </w:r>
     </w:p>
     <w:p>
@@ -19152,17 +19106,17 @@
         <w:pStyle w:val="FirstParagraph"/>
       </w:pPr>
       <w:r>
-        <w:t xml:space="preserve">Winsorization 1% và 5% đối với labor productivity và employment, áp dụng trong từng country-year.</w:t>
+        <w:t xml:space="preserve">Winsor hóa 1% và 5% đối với năng suất lao động và số lao động, áp dụng trong từng quốc gia–năm.</w:t>
       </w:r>
     </w:p>
     <w:bookmarkEnd w:id="53"/>
-    <w:bookmarkStart w:id="54" w:name="multicollinearity-và-heteroscedasticity"/>
+    <w:bookmarkStart w:id="54" w:name="X400e0fe427e9f70ef210c661bf4ce66446e4657"/>
     <w:p>
       <w:pPr>
         <w:pStyle w:val="Heading3"/>
       </w:pPr>
       <w:r>
-        <w:t xml:space="preserve">3.5.4 Multicollinearity và heteroscedasticity</w:t>
+        <w:t xml:space="preserve">3.5.4 Đa cộng tuyến và phương sai sai số thay đổi</w:t>
       </w:r>
     </w:p>
     <w:p>
@@ -19186,17 +19140,17 @@
         <w:pStyle w:val="Compact"/>
       </w:pPr>
       <w:r>
-        <w:t xml:space="preserve">Breusch-Pagan test (Breusch &amp; Pagan, 1979).</w:t>
+        <w:t xml:space="preserve">Kiểm định Breusch-Pagan (Breusch &amp; Pagan, 1979).</w:t>
       </w:r>
     </w:p>
     <w:bookmarkEnd w:id="54"/>
-    <w:bookmarkStart w:id="55" w:name="sensitivity-analysis-cho-meta-analysis"/>
+    <w:bookmarkStart w:id="55" w:name="phân-tích-độ-nhạy-cho-phân-tích-tổng-hợp"/>
     <w:p>
       <w:pPr>
         <w:pStyle w:val="Heading3"/>
       </w:pPr>
       <w:r>
-        <w:t xml:space="preserve">3.5.5 Sensitivity analysis cho meta-analysis</w:t>
+        <w:t xml:space="preserve">3.5.5 Phân tích độ nhạy cho phân tích tổng hợp</w:t>
       </w:r>
     </w:p>
     <w:p>
@@ -19208,7 +19162,7 @@
         <w:pStyle w:val="Compact"/>
       </w:pPr>
       <w:r>
-        <w:t xml:space="preserve">Leave-one-out: loại từng nghiên cứu và tái tính pooled effect.</w:t>
+        <w:t xml:space="preserve">Bỏ-một (leave-one-out): loại từng nghiên cứu và tái tính hiệu ứng gộp.</w:t>
       </w:r>
     </w:p>
     <w:p>
@@ -19220,7 +19174,7 @@
         <w:pStyle w:val="Compact"/>
       </w:pPr>
       <w:r>
-        <w:t xml:space="preserve">Trim-and-fill (Duval &amp; Tweedie, 2000) cho publication bias.</w:t>
+        <w:t xml:space="preserve">Trim-and-fill (Duval &amp; Tweedie, 2000) cho thiên lệch công bố.</w:t>
       </w:r>
     </w:p>
     <w:bookmarkEnd w:id="55"/>
@@ -19296,7 +19250,7 @@
               <w:jc w:val="left"/>
             </w:pPr>
             <w:r>
-              <w:t xml:space="preserve">Mixed design</w:t>
+              <w:t xml:space="preserve">Thiết kế kết hợp</w:t>
             </w:r>
           </w:p>
         </w:tc>
@@ -19330,7 +19284,7 @@
                 <w:bCs/>
                 <w:b/>
               </w:rPr>
-              <w:t xml:space="preserve">47 châu Á + Pacific economies</w:t>
+              <w:t xml:space="preserve">47 nền kinh tế châu Á và Thái Bình Dương</w:t>
             </w:r>
             <w:r>
               <w:t xml:space="preserve"> </w:t>
@@ -19350,7 +19304,7 @@
               <w:jc w:val="left"/>
             </w:pPr>
             <w:r>
-              <w:t xml:space="preserve">Meta-analysis 1982-2026</w:t>
+              <w:t xml:space="preserve">Phân tích tổng hợp 1982-2026</w:t>
             </w:r>
           </w:p>
         </w:tc>
@@ -19374,7 +19328,7 @@
               <w:jc w:val="left"/>
             </w:pPr>
             <w:r>
-              <w:t xml:space="preserve">Mở rộng coverage, bổ sung digital và 6 sub-regime ICRV moderators</w:t>
+              <w:t xml:space="preserve">Mở rộng phạm vi, bổ sung biến điều tiết số hóa và 6 chế độ con ICRV</w:t>
             </w:r>
           </w:p>
         </w:tc>
@@ -19388,7 +19342,7 @@
               <w:jc w:val="left"/>
             </w:pPr>
             <w:r>
-              <w:t xml:space="preserve">Pool empirical</w:t>
+              <w:t xml:space="preserve">Mẫu gộp thực nghiệm</w:t>
             </w:r>
           </w:p>
         </w:tc>
@@ -19442,7 +19396,7 @@
               <w:jc w:val="left"/>
             </w:pPr>
             <w:r>
-              <w:t xml:space="preserve">Labor productivity DV</w:t>
+              <w:t xml:space="preserve">Biến phụ thuộc năng suất lao động</w:t>
             </w:r>
           </w:p>
         </w:tc>
@@ -19466,7 +19420,7 @@
               <w:jc w:val="left"/>
             </w:pPr>
             <w:r>
-              <w:t xml:space="preserve">Lập luận rõ về firm performance đa chiều trong bối cảnh WBES</w:t>
+              <w:t xml:space="preserve">Lập luận rõ về hiệu quả hoạt động đa chiều trong bối cảnh WBES</w:t>
             </w:r>
           </w:p>
         </w:tc>
@@ -19552,7 +19506,7 @@
               <w:jc w:val="left"/>
             </w:pPr>
             <w:r>
-              <w:t xml:space="preserve">Đưa vào cùng three-way moderation framework</w:t>
+              <w:t xml:space="preserve">Đưa vào cùng khung điều tiết ba chiều</w:t>
             </w:r>
           </w:p>
         </w:tc>
@@ -19566,7 +19520,7 @@
               <w:jc w:val="left"/>
             </w:pPr>
             <w:r>
-              <w:t xml:space="preserve">TCI vs DAI</w:t>
+              <w:t xml:space="preserve">TCI và DAI</w:t>
             </w:r>
           </w:p>
         </w:tc>
@@ -19590,7 +19544,7 @@
               <w:jc w:val="left"/>
             </w:pPr>
             <w:r>
-              <w:t xml:space="preserve">Non-overlapping construct purity protocol cho WBES; digital shield mở rộng (Do &amp; Phan, 2026a)</w:t>
+              <w:t xml:space="preserve">Quy trình bảo đảm tính thuần nhất khái niệm không chồng lấn cho WBES; lá chắn số mở rộng (Do &amp; Phan, 2026a)</w:t>
             </w:r>
           </w:p>
         </w:tc>
@@ -19604,7 +19558,7 @@
               <w:jc w:val="left"/>
             </w:pPr>
             <w:r>
-              <w:t xml:space="preserve">Lind-Mehlum U-test</w:t>
+              <w:t xml:space="preserve">Kiểm định U Lind-Mehlum</w:t>
             </w:r>
           </w:p>
         </w:tc>
@@ -19628,7 +19582,7 @@
               <w:jc w:val="left"/>
             </w:pPr>
             <w:r>
-              <w:t xml:space="preserve">Áp dụng cho từng country sample và multi-country</w:t>
+              <w:t xml:space="preserve">Áp dụng cho từng mẫu quốc gia và đa quốc gia</w:t>
             </w:r>
           </w:p>
         </w:tc>
@@ -19642,7 +19596,7 @@
               <w:jc w:val="left"/>
             </w:pPr>
             <w:r>
-              <w:t xml:space="preserve">Three-way moderation</w:t>
+              <w:t xml:space="preserve">Điều tiết ba chiều</w:t>
             </w:r>
           </w:p>
         </w:tc>
@@ -19666,7 +19620,7 @@
               <w:jc w:val="left"/>
             </w:pPr>
             <w:r>
-              <w:t xml:space="preserve">digital × institutional × manager mới cho châu Á và Pacific</w:t>
+              <w:t xml:space="preserve">số hóa × thể chế × nhà quản trị, mới cho châu Á và Thái Bình Dương</w:t>
             </w:r>
           </w:p>
         </w:tc>
@@ -19680,7 +19634,7 @@
               <w:jc w:val="left"/>
             </w:pPr>
             <w:r>
-              <w:t xml:space="preserve">Temporal heterogeneity</w:t>
+              <w:t xml:space="preserve">Tính không đồng nhất theo thời gian</w:t>
             </w:r>
           </w:p>
         </w:tc>
@@ -19704,7 +19658,7 @@
               <w:jc w:val="left"/>
             </w:pPr>
             <w:r>
-              <w:t xml:space="preserve">China 2012-2024 stability test (turning point ~47,8% FSTS)</w:t>
+              <w:t xml:space="preserve">Kiểm định ổn định Trung Quốc 2012-2024 (điểm uốn ~47,8% FSTS)</w:t>
             </w:r>
           </w:p>
         </w:tc>
@@ -19718,7 +19672,7 @@
               <w:jc w:val="left"/>
             </w:pPr>
             <w:r>
-              <w:t xml:space="preserve">Robust SE</w:t>
+              <w:t xml:space="preserve">Sai số chuẩn vững</w:t>
             </w:r>
           </w:p>
         </w:tc>
@@ -19756,7 +19710,7 @@
               <w:jc w:val="left"/>
             </w:pPr>
             <w:r>
-              <w:t xml:space="preserve">Publication bias</w:t>
+              <w:t xml:space="preserve">Thiên lệch công bố</w:t>
             </w:r>
           </w:p>
         </w:tc>
@@ -19801,7 +19755,7 @@
         <w:pStyle w:val="FirstParagraph"/>
       </w:pPr>
       <w:r>
-        <w:t xml:space="preserve">Luận án sử dụng dữ liệu thứ cấp từ WBES, bộ dữ liệu công khai được World Bank cung cấp miễn phí cho mục đích nghiên cứu (World Bank, n.d.). Tất cả các citation theo APA 7th để ghi nhận đầy đủ công sức của các tác giả trước, tránh đạo văn. Code và dữ liệu phân tích được lưu trữ trên các nhánh chuyên biệt của repository để bảo đảm khả năng tái lập kết quả.</w:t>
+        <w:t xml:space="preserve">Luận án sử dụng dữ liệu thứ cấp từ WBES, bộ dữ liệu công khai được Ngân hàng Thế giới cung cấp miễn phí cho mục đích nghiên cứu (World Bank, n.d.). Tất cả các trích dẫn theo chuẩn APA 7th để ghi nhận đầy đủ công sức của các tác giả trước, tránh đạo văn. Mã nguồn và dữ liệu phân tích được lưu trữ trên các nhánh chuyên biệt của kho lưu trữ để bảo đảm khả năng tái lập kết quả.</w:t>
       </w:r>
     </w:p>
     <w:bookmarkEnd w:id="58"/>

--- a/dist/downloads/chuong_3_phuong_phap.docx
+++ b/dist/downloads/chuong_3_phuong_phap.docx
@@ -11028,13 +11028,13 @@
           <w:bCs/>
           <w:b/>
         </w:rPr>
-        <w:t xml:space="preserve">49 nền kinh tế châu Á và Thái Bình Dương</w:t>
-      </w:r>
-      <w:r>
-        <w:t xml:space="preserve"> </w:t>
-      </w:r>
-      <w:r>
-        <w:t xml:space="preserve">(102 cặp quốc gia × năm, 2003-2025). Mẫu phân tích toàn phần đạt N = 84.910 (M0-M2) đến N = 29.840 (M11 đầy đủ). Thiết kế OLS phân cấp với sai số chuẩn vững HC1, gom cụm theo quốc gia–năm. Ký hiệu tiếng Việt:</w:t>
+        <w:t xml:space="preserve">45 nền kinh tế châu Á và Thái Bình Dương</w:t>
+      </w:r>
+      <w:r>
+        <w:t xml:space="preserve"> </w:t>
+      </w:r>
+      <w:r>
+        <w:t xml:space="preserve">(102 cặp quốc gia × năm, 2003-2025). Mẫu phân tích toàn phần đạt N = 82.302 (M0-M2) đến N = 28.500 (M11 đầy đủ). Thiết kế OLS phân cấp với sai số chuẩn vững HC1, gom cụm theo quốc gia–năm. Ký hiệu tiếng Việt:</w:t>
       </w:r>
     </w:p>
     <w:p>
@@ -15756,7 +15756,7 @@
           <w:iCs/>
           <w:i/>
         </w:rPr>
-        <w:t xml:space="preserve">Ghi chú: Mẫu phân tích giảm dần từ N = 84.910 (M2), 38.342 (M3, thêm kiểm soát), 29.840 (M11, thêm nhà quản trị + ICRV + tương tác ba chiều). DAI P7 là Tier 1+2 khi k33 có mặt, chỉ Tier-1 khi thiếu, khác với P3 Việt Nam (chỉ Tier-1) và đồng nhất với P4 Singapore (Tier-1+2). ICRV là biến điều tiết liên tục (số nguyên), không phải biến giả, nhằm giữ N đủ lớn trong M10-M11.</w:t>
+        <w:t xml:space="preserve">Ghi chú: Mẫu phân tích giảm dần từ N = 82.302 (M2), 38.342 (M3, thêm kiểm soát), 28.500 (M11, thêm nhà quản trị + ICRV + tương tác ba chiều). DAI P7 là Tier 1+2 khi k33 có mặt, chỉ Tier-1 khi thiếu, khác với P3 Việt Nam (chỉ Tier-1) và đồng nhất với P4 Singapore (Tier-1+2). ICRV là biến điều tiết liên tục (số nguyên), không phải biến giả, nhằm giữ N đủ lớn trong M10-M11.</w:t>
       </w:r>
     </w:p>
     <w:p>

--- a/dist/downloads/chuong_3_phuong_phap.docx
+++ b/dist/downloads/chuong_3_phuong_phap.docx
@@ -997,13 +997,13 @@
       </w:r>
     </w:p>
     <w:bookmarkEnd w:id="32"/>
-    <w:bookmarkStart w:id="33" w:name="đặc-điểm-nhà-quản-trị-cấp-cao"/>
+    <w:bookmarkStart w:id="33" w:name="Xfb44f2024dccf47e8995eec793f94f6e82c83b5"/>
     <w:p>
       <w:pPr>
         <w:pStyle w:val="Heading4"/>
       </w:pPr>
       <w:r>
-        <w:t xml:space="preserve">Đặc điểm nhà quản trị cấp cao</w:t>
+        <w:t xml:space="preserve">Đặc điểm nhà quản trị cấp cao (kiểm soát quản trị nội sinh H4)</w:t>
       </w:r>
     </w:p>
     <w:p>
@@ -1015,10 +1015,10 @@
           <w:bCs/>
           <w:b/>
         </w:rPr>
-        <w:t xml:space="preserve">Biến chính</w:t>
-      </w:r>
-      <w:r>
-        <w:t xml:space="preserve">: kinh nghiệm nhà quản trị cấp cao (số năm), giới tính nhà quản trị cấp cao (nữ/nam).</w:t>
+        <w:t xml:space="preserve">Biến kiểm soát</w:t>
+      </w:r>
+      <w:r>
+        <w:t xml:space="preserve">: kinh nghiệm nhà quản trị cấp cao (số năm), học vấn nhà quản trị cấp cao, giới tính nhà quản trị cấp cao (nữ/nam). Ba biến này được đưa vào như nhóm biến kiểm soát quản trị nội sinh, ở dạng số hạng chính nâng mặt bằng hiệu quả, không phải nhân tố điều tiết trọng tâm định hình độ cong của đường quan hệ I-P. Để bảo vệ tính nhân quả thuần khiết của tương tác Thể chế × Công nghệ, các đặc điểm nhà quản trị (kinh nghiệm, học vấn, giới tính) được đưa vào như biến kiểm soát quản trị nội sinh, không phải nhân tố điều tiết trọng tâm của đường cong I-P; ký hiệu H4 được giữ nguyên để tương thích với các bản thảo đồng hành (P3/P4/P5). Số hạng tương tác với FSTS chỉ được báo cáo như chẩn đoán phụ trợ, không phải bằng chứng điều tiết trọng tâm.</w:t>
       </w:r>
     </w:p>
     <w:p>
@@ -2889,7 +2889,7 @@
         <w:t xml:space="preserve"> </w:t>
       </w:r>
       <w:r>
-        <w:t xml:space="preserve">= số hóa,</w:t>
+        <w:t xml:space="preserve">= số hóa (DAI),</w:t>
       </w:r>
       <w:r>
         <w:t xml:space="preserve"> </w:t>
@@ -2903,7 +2903,7 @@
         <w:t xml:space="preserve"> </w:t>
       </w:r>
       <w:r>
-        <w:t xml:space="preserve">= thể chế,</w:t>
+        <w:t xml:space="preserve">= thể chế (ICRV) là hai nhân tố điều tiết trọng tâm, và</w:t>
       </w:r>
       <w:r>
         <w:t xml:space="preserve"> </w:t>
@@ -2917,7 +2917,7 @@
         <w:t xml:space="preserve"> </w:t>
       </w:r>
       <w:r>
-        <w:t xml:space="preserve">= nhà quản trị.</w:t>
+        <w:t xml:space="preserve">= đặc điểm nhà quản trị được đưa vào như khối kiểm soát quản trị nội sinh.</w:t>
       </w:r>
     </w:p>
     <w:p>
@@ -2947,7 +2947,7 @@
         <w:t xml:space="preserve">Đóng góp mới</w:t>
       </w:r>
       <w:r>
-        <w:t xml:space="preserve">: điều tiết ba chiều số hóa × thể chế × nhà quản trị trong bối cảnh châu Á và Thái Bình Dương với 47 nước chưa được kiểm định trước đây.</w:t>
+        <w:t xml:space="preserve">: điều tiết trọng tâm số hóa × thể chế (DAI × ICRV) trong bối cảnh châu Á và Thái Bình Dương với 47 nước chưa được kiểm định trước đây, với đặc điểm nhà quản trị giữ vai trò kiểm soát quản trị nội sinh nhằm bảo vệ tính nhân quả thuần khiết của tương tác Thể chế × Công nghệ.</w:t>
       </w:r>
     </w:p>
     <w:bookmarkEnd w:id="41"/>
@@ -11034,7 +11034,7 @@
         <w:t xml:space="preserve"> </w:t>
       </w:r>
       <w:r>
-        <w:t xml:space="preserve">(102 cặp quốc gia × năm, 2003-2025). Mẫu phân tích toàn phần đạt N = 82.302 (M0-M2) đến N = 28.500 (M11 đầy đủ). Thiết kế OLS phân cấp với sai số chuẩn vững HC1, gom cụm theo quốc gia–năm. Ký hiệu tiếng Việt:</w:t>
+        <w:t xml:space="preserve">(98 cặp quốc gia × năm, 2003-2025). Mẫu phân tích toàn phần đạt N = 82.302 (M0-M2) đến N = 28.500 (M11 đầy đủ). Thiết kế OLS phân cấp với sai số chuẩn vững HC1, gom cụm theo quốc gia–năm. Ký hiệu tiếng Việt:</w:t>
       </w:r>
     </w:p>
     <w:p>
@@ -13327,7 +13327,7 @@
         <w:t xml:space="preserve"> </w:t>
       </w:r>
       <w:r>
-        <w:t xml:space="preserve">(M8 + đặc điểm nhà quản lý, kiểm định H4):</w:t>
+        <w:t xml:space="preserve">(M8 + đặc điểm nhà quản lý như kiểm soát quản trị nội sinh H4):</w:t>
       </w:r>
     </w:p>
     <w:p>
@@ -13595,7 +13595,82 @@
               <m:nor/>
               <m:sty m:val="p"/>
             </m:rPr>
-            <m:t> (nhà quản trị cấp cao là nữ: lợi thế hiệu quả  17–20%xuyên bối cảnh)</m:t>
+            <m:t> (nhà quản trị cấp cao là nữ: hiệu ứng nâng mặt bằng, lợi thế hiệu quả  17–20%xuyên bối cảnh)</m:t>
+          </m:r>
+        </m:oMath>
+      </m:oMathPara>
+    </w:p>
+    <w:p>
+      <w:pPr>
+        <w:pStyle w:val="FirstParagraph"/>
+      </w:pPr>
+      <m:oMathPara>
+        <m:oMathParaPr>
+          <m:jc m:val="center"/>
+        </m:oMathParaPr>
+        <m:oMath>
+          <m:r>
+            <m:rPr>
+              <m:nor/>
+              <m:sty m:val="p"/>
+            </m:rPr>
+            <m:t>Số hạng </m:t>
+          </m:r>
+          <m:sSub>
+            <m:e>
+              <m:r>
+                <m:t>β</m:t>
+              </m:r>
+            </m:e>
+            <m:sub>
+              <m:r>
+                <m:t>9</m:t>
+              </m:r>
+            </m:sub>
+          </m:sSub>
+          <m:r>
+            <m:rPr>
+              <m:sty m:val="p"/>
+            </m:rPr>
+            <m:t>,</m:t>
+          </m:r>
+          <m:sSub>
+            <m:e>
+              <m:r>
+                <m:t>β</m:t>
+              </m:r>
+            </m:e>
+            <m:sub>
+              <m:r>
+                <m:t>10</m:t>
+              </m:r>
+            </m:sub>
+          </m:sSub>
+          <m:r>
+            <m:rPr>
+              <m:nor/>
+              <m:sty m:val="p"/>
+            </m:rPr>
+            <m:t> là kiểm soát mức; số hạng tương tác </m:t>
+          </m:r>
+          <m:sSub>
+            <m:e>
+              <m:r>
+                <m:t>β</m:t>
+              </m:r>
+            </m:e>
+            <m:sub>
+              <m:r>
+                <m:t>11</m:t>
+              </m:r>
+            </m:sub>
+          </m:sSub>
+          <m:r>
+            <m:rPr>
+              <m:nor/>
+              <m:sty m:val="p"/>
+            </m:rPr>
+            <m:t> chỉ là chẩn đoán phụ trợ, không phải bằng chứng điều tiết trọng tâm.</m:t>
           </m:r>
         </m:oMath>
       </m:oMathPara>
@@ -14005,39 +14080,100 @@
             </m:rPr>
             <m:t>H5: </m:t>
           </m:r>
-          <m:r>
-            <m:t>T</m:t>
-          </m:r>
-          <m:r>
-            <m:t>P</m:t>
-          </m:r>
+          <m:d>
+            <m:dPr>
+              <m:begChr m:val="|"/>
+              <m:endChr m:val="|"/>
+              <m:sepChr m:val=""/>
+              <m:grow/>
+            </m:dPr>
+            <m:e>
+              <m:sSub>
+                <m:e>
+                  <m:r>
+                    <m:t>β</m:t>
+                  </m:r>
+                </m:e>
+                <m:sub>
+                  <m:r>
+                    <m:t>2</m:t>
+                  </m:r>
+                </m:sub>
+              </m:sSub>
+            </m:e>
+          </m:d>
           <m:r>
             <m:rPr>
               <m:nor/>
               <m:sty m:val="p"/>
             </m:rPr>
-            <m:t> tăng khi ICRV tăng (thể chế yếu hơn): Group I</m:t>
-          </m:r>
-          <m:r>
-            <m:rPr>
-              <m:sty m:val="p"/>
-            </m:rPr>
-            <m:t>≈</m:t>
-          </m:r>
-          <m:r>
-            <m:t>28</m:t>
-          </m:r>
-          <m:r>
-            <m:rPr>
-              <m:sty m:val="p"/>
-            </m:rPr>
-            <m:t>%</m:t>
-          </m:r>
-          <m:r>
-            <m:rPr>
-              <m:sty m:val="p"/>
-            </m:rPr>
-            <m:t>,</m:t>
+            <m:t> (độ cong) tăng khi ICRV tăng (thể chế yếu hơn): </m:t>
+          </m:r>
+          <m:r>
+            <m:t>C</m:t>
+          </m:r>
+          <m:r>
+            <m:t>D</m:t>
+          </m:r>
+          <m:r>
+            <m:t>D</m:t>
+          </m:r>
+          <m:r>
+            <m:t>X</m:t>
+          </m:r>
+          <m:r>
+            <m:t>K</m:t>
+          </m:r>
+          <m:r>
+            <m:rPr>
+              <m:sty m:val="p"/>
+            </m:rPr>
+            <m:t>_</m:t>
+          </m:r>
+          <m:sSup>
+            <m:e>
+              <m:r>
+                <m:t>c</m:t>
+              </m:r>
+            </m:e>
+            <m:sup>
+              <m:r>
+                <m:t>2</m:t>
+              </m:r>
+            </m:sup>
+          </m:sSup>
+          <m:r>
+            <m:rPr>
+              <m:sty m:val="p"/>
+            </m:rPr>
+            <m:t>×</m:t>
+          </m:r>
+          <m:r>
+            <m:t>I</m:t>
+          </m:r>
+          <m:r>
+            <m:t>C</m:t>
+          </m:r>
+          <m:r>
+            <m:t>R</m:t>
+          </m:r>
+          <m:r>
+            <m:t>V</m:t>
+          </m:r>
+          <m:r>
+            <m:rPr>
+              <m:sty m:val="p"/>
+            </m:rPr>
+            <m:t>&lt;</m:t>
+          </m:r>
+          <m:r>
+            <m:t>0</m:t>
+          </m:r>
+          <m:r>
+            <m:rPr>
+              <m:sty m:val="p"/>
+            </m:rPr>
+            <m:t>;</m:t>
           </m:r>
           <m:r>
             <m:t> </m:t>
@@ -14047,22 +14183,7 @@
               <m:nor/>
               <m:sty m:val="p"/>
             </m:rPr>
-            <m:t>Group V–VI</m:t>
-          </m:r>
-          <m:r>
-            <m:rPr>
-              <m:sty m:val="p"/>
-            </m:rPr>
-            <m:t>≈</m:t>
-          </m:r>
-          <m:r>
-            <m:t>55</m:t>
-          </m:r>
-          <m:r>
-            <m:rPr>
-              <m:sty m:val="p"/>
-            </m:rPr>
-            <m:t>%</m:t>
+            <m:t>điểm uốn không dịch chuyển đơn điệu</m:t>
           </m:r>
         </m:oMath>
       </m:oMathPara>
@@ -14941,7 +15062,7 @@
           <m:sSup>
             <m:e>
               <m:r>
-                <m:t>012</m:t>
+                <m:t>049</m:t>
               </m:r>
             </m:e>
             <m:sup>
@@ -14991,7 +15112,7 @@
             <m:t>=</m:t>
           </m:r>
           <m:r>
-            <m:t>34</m:t>
+            <m:t>25</m:t>
           </m:r>
           <m:r>
             <m:rPr>
@@ -15000,7 +15121,7 @@
             <m:t>,</m:t>
           </m:r>
           <m:r>
-            <m:t>6</m:t>
+            <m:t>7</m:t>
           </m:r>
           <m:r>
             <m:rPr>
@@ -15040,7 +15161,7 @@
             <m:t>,</m:t>
           </m:r>
           <m:r>
-            <m:t>002</m:t>
+            <m:t>026</m:t>
           </m:r>
         </m:oMath>
       </m:oMathPara>
@@ -19596,7 +19717,7 @@
               <w:jc w:val="left"/>
             </w:pPr>
             <w:r>
-              <w:t xml:space="preserve">Điều tiết ba chiều</w:t>
+              <w:t xml:space="preserve">Điều tiết trọng tâm số hóa × thể chế</w:t>
             </w:r>
           </w:p>
         </w:tc>
@@ -19620,7 +19741,7 @@
               <w:jc w:val="left"/>
             </w:pPr>
             <w:r>
-              <w:t xml:space="preserve">số hóa × thể chế × nhà quản trị, mới cho châu Á và Thái Bình Dương</w:t>
+              <w:t xml:space="preserve">DAI × ICRV, mới cho châu Á và Thái Bình Dương; đặc điểm nhà quản trị giữ vai trò kiểm soát quản trị nội sinh</w:t>
             </w:r>
           </w:p>
         </w:tc>

--- a/dist/downloads/chuong_3_phuong_phap.docx
+++ b/dist/downloads/chuong_3_phuong_phap.docx
@@ -12274,7 +12274,7 @@
             <m:t>,</m:t>
           </m:r>
           <m:r>
-            <m:t>677</m:t>
+            <m:t>671</m:t>
           </m:r>
           <m:r>
             <m:rPr>
@@ -12298,7 +12298,16 @@
             <m:t>≈</m:t>
           </m:r>
           <m:r>
-            <m:t>40</m:t>
+            <m:t>39</m:t>
+          </m:r>
+          <m:r>
+            <m:rPr>
+              <m:sty m:val="p"/>
+            </m:rPr>
+            <m:t>,</m:t>
+          </m:r>
+          <m:r>
+            <m:t>5</m:t>
           </m:r>
           <m:r>
             <m:rPr>
@@ -13566,7 +13575,7 @@
           <m:sSup>
             <m:e>
               <m:r>
-                <m:t>185</m:t>
+                <m:t>202</m:t>
               </m:r>
             </m:e>
             <m:sup>
@@ -13595,7 +13604,7 @@
               <m:nor/>
               <m:sty m:val="p"/>
             </m:rPr>
-            <m:t> (nhà quản trị cấp cao là nữ: hiệu ứng nâng mặt bằng, lợi thế hiệu quả  17–20%xuyên bối cảnh)</m:t>
+            <m:t> (nhà quản trị cấp cao là nữ: hiệu ứng nâng mặt bằng, lợi thế hiệu quả  22%xuyên bối cảnh)</m:t>
           </m:r>
         </m:oMath>
       </m:oMathPara>
@@ -15877,7 +15886,7 @@
           <w:iCs/>
           <w:i/>
         </w:rPr>
-        <w:t xml:space="preserve">Ghi chú: Mẫu phân tích giảm dần từ N = 82.302 (M2), 38.342 (M3, thêm kiểm soát), 28.500 (M11, thêm nhà quản trị + ICRV + tương tác ba chiều). DAI P7 là Tier 1+2 khi k33 có mặt, chỉ Tier-1 khi thiếu, khác với P3 Việt Nam (chỉ Tier-1) và đồng nhất với P4 Singapore (Tier-1+2). ICRV là biến điều tiết liên tục (số nguyên), không phải biến giả, nhằm giữ N đủ lớn trong M10-M11.</w:t>
+        <w:t xml:space="preserve">Ghi chú: Mẫu phân tích giảm dần từ N = 82.302 (M2), 36.772 (M3, thêm kiểm soát), 28.500 (M11, thêm nhà quản trị + ICRV + tương tác ba chiều). DAI P7 là Tier 1+2 khi k33 có mặt, chỉ Tier-1 khi thiếu, khác với P3 Việt Nam (chỉ Tier-1) và đồng nhất với P4 Singapore (Tier-1+2). ICRV là biến điều tiết liên tục (số nguyên), không phải biến giả, nhằm giữ N đủ lớn trong M10-M11.</w:t>
       </w:r>
     </w:p>
     <w:p>

--- a/dist/downloads/chuong_3_phuong_phap.docx
+++ b/dist/downloads/chuong_3_phuong_phap.docx
@@ -498,7 +498,7 @@
         <w:t xml:space="preserve"> </w:t>
       </w:r>
       <w:r>
-        <w:t xml:space="preserve">trong ước lượng mô hình hồi quy vì ba lý do: (1) Mục tiêu của luận án là kiểm định cơ chế lý thuyết chứ không phải ước lượng mô tả đại diện tổng thể, trong bối cảnh này, không áp dụng trọng số là thực hành chuẩn trong các nghiên cứu kinh doanh quốc tế sử dụng WBES (Aterido et al., 2011; Cuervo-Cazurra et al., 2018); (2) Hiệu ứng cố định ở cấp quốc gia–năm đã kiểm soát đặc điểm cấu trúc của từng sóng khảo sát; (3) Việc áp dụng trọng số có thể làm sai lệch ước lượng khi mẫu được gộp chung từ nhiều quốc gia có quy mô tổng thể doanh nghiệp khác nhau nhiều bậc (ví dụ: Trung Quốc ~100 triệu so với Tonga ~500 doanh nghiệp). Phân tích độ nhạy có áp dụng trọng số khảo sát cho từng quốc gia riêng lẻ (P3/P4/P5) không thay đổi hướng hoặc mức độ ý nghĩa của các hệ số chính (xem Mục 3.5).</w:t>
+        <w:t xml:space="preserve">trong ước lượng mô hình hồi quy vì ba lý do: (1) Mục tiêu của luận án là kiểm định cơ chế lý thuyết chứ không phải ước lượng mô tả đại diện tổng thể, trong bối cảnh này, không áp dụng trọng số là thực hành chuẩn trong các nghiên cứu kinh doanh quốc tế sử dụng WBES (Aterido et al., 2011; Cuervo-Cazurra et al., 2018); (2) Hiệu ứng cố định ở cấp quốc gia–năm đã kiểm soát đặc điểm cấu trúc của từng sóng khảo sát; (3) Việc áp dụng trọng số có thể làm sai lệch ước lượng khi mẫu được gộp chung từ nhiều quốc gia có quy mô tổng thể doanh nghiệp khác nhau nhiều bậc (ví dụ: Trung Quốc ~100 triệu so với Tonga ~500 doanh nghiệp). Phân tích độ nhạy có áp dụng trọng số khảo sát cho từng quốc gia riêng lẻ (phân tích Việt Nam, Singapore và Trung Quốc) không thay đổi hướng hoặc mức độ ý nghĩa của các hệ số chính (xem Mục 3.5).</w:t>
       </w:r>
     </w:p>
     <w:bookmarkEnd w:id="28"/>
@@ -809,7 +809,7 @@
         <w:t xml:space="preserve"> </w:t>
       </w:r>
       <w:r>
-        <w:t xml:space="preserve">để kiểm định phi tuyến đã được áp dụng trong Lu và Beamish (2004), Contractor et al. (2003), và Hitt et al. (1997). Đặc tả bậc ba được Do và Phan (2026g) xác nhận có ý nghĩa thống kê ở Trung Quốc với điểm uốn ~47,8% FSTS, làm mốc nền cho việc kiểm định mở rộng trong luận án.</w:t>
+        <w:t xml:space="preserve">để kiểm định phi tuyến đã được áp dụng trong Lu và Beamish (2004), Contractor et al. (2003), và Hitt et al. (1997). Đặc tả bậc ba được Do và Phan (2026b) xác nhận có ý nghĩa thống kê ở Trung Quốc với điểm uốn ~47,8% FSTS, làm mốc nền cho việc kiểm định mở rộng trong luận án.</w:t>
       </w:r>
     </w:p>
     <w:bookmarkEnd w:id="30"/>
@@ -1018,7 +1018,7 @@
         <w:t xml:space="preserve">Biến kiểm soát</w:t>
       </w:r>
       <w:r>
-        <w:t xml:space="preserve">: kinh nghiệm nhà quản trị cấp cao (số năm), học vấn nhà quản trị cấp cao, giới tính nhà quản trị cấp cao (nữ/nam). Ba biến này được đưa vào như nhóm biến kiểm soát quản trị nội sinh, ở dạng số hạng chính nâng mặt bằng hiệu quả, không phải nhân tố điều tiết trọng tâm định hình độ cong của đường quan hệ I-P. Để bảo vệ tính nhân quả thuần khiết của tương tác Thể chế × Công nghệ, các đặc điểm nhà quản trị (kinh nghiệm, học vấn, giới tính) được đưa vào như biến kiểm soát quản trị nội sinh, không phải nhân tố điều tiết trọng tâm của đường cong I-P; ký hiệu H4 được giữ nguyên để tương thích với các bản thảo đồng hành (P3/P4/P5). Số hạng tương tác với FSTS chỉ được báo cáo như chẩn đoán phụ trợ, không phải bằng chứng điều tiết trọng tâm.</w:t>
+        <w:t xml:space="preserve">: kinh nghiệm nhà quản trị cấp cao (số năm), học vấn nhà quản trị cấp cao, giới tính nhà quản trị cấp cao (nữ/nam). Ba biến này được đưa vào như nhóm biến kiểm soát quản trị nội sinh, ở dạng số hạng chính nâng mặt bằng hiệu quả, không phải nhân tố điều tiết trọng tâm định hình độ cong của đường quan hệ I-P. Để bảo vệ tính nhân quả thuần khiết của tương tác Thể chế × Công nghệ, các đặc điểm nhà quản trị (kinh nghiệm, học vấn, giới tính) được đưa vào như biến kiểm soát quản trị nội sinh, không phải nhân tố điều tiết trọng tâm của đường cong I-P; ký hiệu H4 được giữ nguyên để tương thích với các bản thảo đồng hành (phân tích Việt Nam, Singapore và Trung Quốc). Số hạng tương tác với FSTS chỉ được báo cáo như chẩn đoán phụ trợ, không phải bằng chứng điều tiết trọng tâm.</w:t>
       </w:r>
     </w:p>
     <w:p>
@@ -2113,7 +2113,7 @@
         <w:t xml:space="preserve">Cơ sở kế thừa</w:t>
       </w:r>
       <w:r>
-        <w:t xml:space="preserve">: Lu và Beamish (2004), Hitt et al. (1997), Contractor et al. (2003); Do và Phan (2026g) cho đặc tả bậc ba ở Trung Quốc với điểm uốn ~47,8% FSTS.</w:t>
+        <w:t xml:space="preserve">: Lu và Beamish (2004), Hitt et al. (1997), Contractor et al. (2003); Do và Phan (2026b) cho đặc tả bậc ba ở Trung Quốc với điểm uốn ~47,8% FSTS.</w:t>
       </w:r>
     </w:p>
     <w:p>
@@ -3412,7 +3412,7 @@
         <w:t xml:space="preserve">Cơ sở kế thừa</w:t>
       </w:r>
       <w:r>
-        <w:t xml:space="preserve">: Wu et al. (2022) với diễn tiến hai mươi năm; Xiao et al. (2013) với các điều kiện bối cảnh riêng của Trung Quốc; Do và Phan (2026g) làm mốc nền bậc ba 2012.</w:t>
+        <w:t xml:space="preserve">: Wu et al. (2022) với diễn tiến hai mươi năm; Xiao et al. (2013) với các điều kiện bối cảnh riêng của Trung Quốc; Do và Phan (2026b) làm mốc nền bậc ba 2012.</w:t>
       </w:r>
     </w:p>
     <w:p>
@@ -7591,7 +7591,7 @@
         <w:t xml:space="preserve">Tier-1+2</w:t>
       </w:r>
       <w:r>
-        <w:t xml:space="preserve">, z-std của trung bình(c22b₀₁, k33₀₁, k38₀₁); khác P3 ở chỗ bao gồm thanh toán điện tử hai chiều (Tier-2)</w:t>
+        <w:t xml:space="preserve">, z-std của trung bình(c22b₀₁, k33₀₁, k38₀₁); khác phân tích Việt Nam ở chỗ bao gồm thanh toán điện tử hai chiều (Tier-2)</w:t>
       </w:r>
     </w:p>
     <w:p>
@@ -7636,7 +7636,7 @@
         <w:t xml:space="preserve">SoHuuNN_i</w:t>
       </w:r>
       <w:r>
-        <w:t xml:space="preserve">: biến kiểm soát tương tự P3</w:t>
+        <w:t xml:space="preserve">: biến kiểm soát tương tự phân tích Việt Nam</w:t>
       </w:r>
     </w:p>
     <w:p>
@@ -9193,7 +9193,7 @@
         <w:t xml:space="preserve"> </w:t>
       </w:r>
       <w:r>
-        <w:t xml:space="preserve">= TCI_full_z_it: năng lực công nghệ toàn diện, z-std của TB(b8₀₁, e6₀₁, b4₀₁, b7a₀₁); mở rộng hơn P3</w:t>
+        <w:t xml:space="preserve">= TCI_full_z_it: năng lực công nghệ toàn diện, z-std của TB(b8₀₁, e6₀₁, b4₀₁, b7a₀₁); mở rộng hơn phân tích Việt Nam</w:t>
       </w:r>
     </w:p>
     <w:p>
@@ -10993,7 +10993,7 @@
           <w:iCs/>
           <w:i/>
         </w:rPr>
-        <w:t xml:space="preserve">Ghi chú: 217 doanh nghiệp xuất hiện cả hai sóng (nhóm lõi xuất hiện hai sóng) tạo thêm nhận dạng biến thiên trong mẫu, trong khi sai số chuẩn gom cụm theo idstd xử lý tương quan nội nhóm. DAI Trung Quốc chỉ là Tier-1 đơn biến, không đủ để kiểm định CDCM; hàm ý chính sách và lý thuyết khác với P4 Singapore (Tier-1+2).</w:t>
+        <w:t xml:space="preserve">Ghi chú: 217 doanh nghiệp xuất hiện cả hai sóng (nhóm lõi xuất hiện hai sóng) tạo thêm nhận dạng biến thiên trong mẫu, trong khi sai số chuẩn gom cụm theo idstd xử lý tương quan nội nhóm. DAI Trung Quốc chỉ là Tier-1 đơn biến, không đủ để kiểm định CDCM; hàm ý chính sách và lý thuyết khác với phân tích Singapore (Tier-1+2).</w:t>
       </w:r>
     </w:p>
     <w:p>
@@ -14212,7 +14212,7 @@
         <w:t xml:space="preserve"> </w:t>
       </w:r>
       <w:r>
-        <w:t xml:space="preserve">(full three-way, kiểm định H7-P7):</w:t>
+        <w:t xml:space="preserve">(full three-way, kiểm định H7-phân tích đa quốc gia):</w:t>
       </w:r>
     </w:p>
     <w:p>
@@ -15886,7 +15886,7 @@
           <w:iCs/>
           <w:i/>
         </w:rPr>
-        <w:t xml:space="preserve">Ghi chú: Mẫu phân tích giảm dần từ N = 82.302 (M2), 36.772 (M3, thêm kiểm soát), 28.500 (M11, thêm nhà quản trị + ICRV + tương tác ba chiều). DAI P7 là Tier 1+2 khi k33 có mặt, chỉ Tier-1 khi thiếu, khác với P3 Việt Nam (chỉ Tier-1) và đồng nhất với P4 Singapore (Tier-1+2). ICRV là biến điều tiết liên tục (số nguyên), không phải biến giả, nhằm giữ N đủ lớn trong M10-M11.</w:t>
+        <w:t xml:space="preserve">Ghi chú: Mẫu phân tích giảm dần từ N = 82.302 (M2), 36.772 (M3, thêm kiểm soát), 28.500 (M11, thêm nhà quản trị + ICRV + tương tác ba chiều). DAI phân tích đa quốc gia là Tier 1+2 khi k33 có mặt, chỉ Tier-1 khi thiếu, khác với phân tích Việt Nam (chỉ Tier-1) và đồng nhất với phân tích Singapore (Tier-1+2). ICRV là biến điều tiết liên tục (số nguyên), không phải biến giả, nhằm giữ N đủ lớn trong M10-M11.</w:t>
       </w:r>
     </w:p>
     <w:p>
@@ -15996,7 +15996,7 @@
         <w:t xml:space="preserve"> </w:t>
       </w:r>
       <w:r>
-        <w:t xml:space="preserve">tại Nhóm VI, trái ngược với hình chữ U ngược được quan sát ở P3-P7. Lind-Mehlum U-test không bác bỏ đơn điệu (p &gt;,10), xác nhận không có điểm quay.</w:t>
+        <w:t xml:space="preserve">tại Nhóm VI, trái ngược với hình chữ U ngược được quan sát ở phân tích Việt Nam-phân tích đa quốc gia. Lind-Mehlum U-test không bác bỏ đơn điệu (p &gt;,10), xác nhận không có điểm quay.</w:t>
       </w:r>
     </w:p>
     <w:p>
@@ -16667,7 +16667,7 @@
           <w:bCs/>
           <w:b/>
         </w:rPr>
-        <w:t xml:space="preserve">Chuỗi mô hình M0-M3 (P8):</w:t>
+        <w:t xml:space="preserve">Chuỗi mô hình M0-M3 (SIDS):</w:t>
       </w:r>
     </w:p>
     <w:p>
@@ -19624,7 +19624,7 @@
               <w:jc w:val="left"/>
             </w:pPr>
             <w:r>
-              <w:t xml:space="preserve">Lu &amp; Beamish (2004); Hitt et al. (1997); Do &amp; Phan (2026g)</w:t>
+              <w:t xml:space="preserve">Lu &amp; Beamish (2004); Hitt et al. (1997); Do &amp; Phan (2026b)</w:t>
             </w:r>
           </w:p>
         </w:tc>
@@ -19776,7 +19776,7 @@
               <w:jc w:val="left"/>
             </w:pPr>
             <w:r>
-              <w:t xml:space="preserve">Wu et al. (2022); Xiao et al. (2013); Do &amp; Phan (2026g)</w:t>
+              <w:t xml:space="preserve">Wu et al. (2022); Xiao et al. (2013); Do &amp; Phan (2026b)</w:t>
             </w:r>
           </w:p>
         </w:tc>

--- a/dist/downloads/chuong_3_phuong_phap.docx
+++ b/dist/downloads/chuong_3_phuong_phap.docx
@@ -913,7 +913,7 @@
         <w:t xml:space="preserve">“</w:t>
       </w:r>
       <w:r>
-        <w:t xml:space="preserve">hiệu ứng lá chắn số</w:t>
+        <w:t xml:space="preserve">hiệu ứng thay thế số cho thể chế</w:t>
       </w:r>
       <w:r>
         <w:t xml:space="preserve">”</w:t>
@@ -5006,7 +5006,7 @@
           <w:bCs/>
           <w:b/>
         </w:rPr>
-        <w:t xml:space="preserve">M4, Điều tiết CSS/DAI (H4 thăm dò):</w:t>
+        <w:t xml:space="preserve">M4, Điều tiết CSS/DAI (H3, thăm dò):</w:t>
       </w:r>
     </w:p>
     <w:p>
@@ -7168,7 +7168,7 @@
               <w:jc w:val="left"/>
             </w:pPr>
             <w:r>
-              <w:t xml:space="preserve">Số hoá Tier-1 (H4 thăm dò)</w:t>
+              <w:t xml:space="preserve">Số hoá Tier-1 (H3, thăm dò)</w:t>
             </w:r>
           </w:p>
         </w:tc>
@@ -10074,7 +10074,7 @@
         <w:pStyle w:val="BlockText"/>
       </w:pPr>
       <w:r>
-        <w:t xml:space="preserve">M6 (Điều tiết ba chiều, kiểm định H3/H4a/H4b):</w:t>
+        <w:t xml:space="preserve">M6 (Điều tiết ba chiều, kiểm định điều tiết DAI bậc nhất và bậc hai (H3)):</w:t>
       </w:r>
       <w:r>
         <w:t xml:space="preserve"> </w:t>
@@ -10363,7 +10363,7 @@
         <w:t xml:space="preserve"> </w:t>
       </w:r>
       <w:r>
-        <w:t xml:space="preserve">Kết quả: F2 = 3,26 (p = 0,039, không qua Bonferroni α* = 0,017), H4b (không điều tiết năng lực–độ cong) được chấp nhận</w:t>
+        <w:t xml:space="preserve">Kết quả: F2 = 3,26 (p = 0,039, không qua Bonferroni α* = 0,017), kết luận không có điều tiết năng lực–độ cong được chấp nhận</w:t>
       </w:r>
     </w:p>
     <w:p>
@@ -19674,7 +19674,7 @@
               <w:jc w:val="left"/>
             </w:pPr>
             <w:r>
-              <w:t xml:space="preserve">Quy trình bảo đảm tính thuần nhất khái niệm không chồng lấn cho WBES; lá chắn số mở rộng (Do &amp; Phan, 2026a)</w:t>
+              <w:t xml:space="preserve">Quy trình bảo đảm tính thuần nhất khái niệm không chồng lấn cho WBES; thay thế số cho thể chế mở rộng (Do &amp; Phan, 2026a)</w:t>
             </w:r>
           </w:p>
         </w:tc>
